--- a/대본/7부/06화_The_Offer.docx
+++ b/대본/7부/06화_The_Offer.docx
@@ -2,7 +2,7 @@
 <file path=word/document.xml><?xml version="1.0" encoding="utf-8"?>
 <w:document xmlns:w="http://schemas.openxmlformats.org/wordprocessingml/2006/main" xmlns:m="http://schemas.openxmlformats.org/officeDocument/2006/math" xmlns:r="http://schemas.openxmlformats.org/officeDocument/2006/relationships" xmlns:o="urn:schemas-microsoft-com:office:office" xmlns:v="urn:schemas-microsoft-com:vml" xmlns:w10="urn:schemas-microsoft-com:office:word" xmlns:a="http://schemas.openxmlformats.org/drawingml/2006/main" xmlns:pic="http://schemas.openxmlformats.org/drawingml/2006/picture" xmlns:wp="http://schemas.openxmlformats.org/drawingml/2006/wordprocessingDrawing">
   <w:body>
-    <w:bookmarkStart w:id="31" w:name="ship-it-7부-6화"/>
+    <w:bookmarkStart w:id="32" w:name="ship-it-7부-6화"/>
     <w:p>
       <w:pPr>
         <w:pStyle w:val="Heading1"/>
@@ -77,7 +77,7 @@
         <w:t xml:space="preserve"> </w:t>
       </w:r>
       <w:r>
-        <w:t xml:space="preserve">- 규칙: 지문 없음. 전 화 100% 「화자명: 대사」. 1턴 20단어 이내. 예외(제안서 요약 낭독) 1회.</w:t>
+        <w:t xml:space="preserve">- 규칙: 지문 없음. 전 화 100% 「화자명: 대사」. 1턴 20단어 이내 + 긴 턴 10~15회(30~60단어). 예외(제안서 요약 낭독) 1회.</w:t>
       </w:r>
       <w:r>
         <w:t xml:space="preserve"> </w:t>
@@ -720,13 +720,13 @@
         </w:numPr>
       </w:pPr>
       <w:r>
-        <w:t xml:space="preserve">TOM: And I saw yours. One hundred. Main hall. Lily’s logo, four meters high. I stood there for a while.</w:t>
-      </w:r>
-      <w:r>
-        <w:t xml:space="preserve"> </w:t>
-      </w:r>
-      <w:r>
-        <w:t xml:space="preserve">톰: 나도 네 걸 봤지. 100. 메인 홀. 릴리 로고, 높이 4미터. 한참 서 있었어.</w:t>
+        <w:t xml:space="preserve">TOM: And I saw yours. One hundred square meters in the main hall, with Lily’s logo four meters high. I stood there for a while, if you want the truth, because I remembered the kid who couldn’t get a meeting with anybody. That kid built that booth.</w:t>
+      </w:r>
+      <w:r>
+        <w:t xml:space="preserve"> </w:t>
+      </w:r>
+      <w:r>
+        <w:t xml:space="preserve">톰: 나도 네 걸 봤지. 메인 홀에 100제곱미터, 릴리 로고가 높이 4미터. 솔직히 말하면 한참 서 있었어. 아무하고도 미팅 하나 못 잡던 꼬마가 생각나서. 그 꼬마가 저 부스를 세운 거야.</w:t>
       </w:r>
     </w:p>
     <w:p>
@@ -805,13 +805,13 @@
         </w:numPr>
       </w:pPr>
       <w:r>
-        <w:t xml:space="preserve">NOAH: Before you start. Whatever you say tonight, I won’t answer tonight. I’ll listen.</w:t>
-      </w:r>
-      <w:r>
-        <w:t xml:space="preserve"> </w:t>
-      </w:r>
-      <w:r>
-        <w:t xml:space="preserve">노아: 시작하기 전에. 오늘 밤 무슨 말씀을 하든, 오늘 밤엔 답하지 않을 거예요. 듣기만 할게요.</w:t>
+        <w:t xml:space="preserve">NOAH: Before you start, one ground rule. Whatever you say tonight, I won’t answer tonight, because anything this big has to go through my co-founders and the board first. So I’ll listen, I’ll ask questions, and I’ll take notes. That’s all.</w:t>
+      </w:r>
+      <w:r>
+        <w:t xml:space="preserve"> </w:t>
+      </w:r>
+      <w:r>
+        <w:t xml:space="preserve">노아: 시작하기 전에 규칙 하나. 오늘 밤 무슨 말씀을 하든, 오늘 밤엔 답하지 않을 거예요. 이만큼 큰일은 먼저 공동창업자들과 이사회를 거쳐야 하니까요. 그러니 듣고, 질문하고, 메모할게요. 그게 다예요.</w:t>
       </w:r>
     </w:p>
     <w:p>
@@ -917,13 +917,13 @@
         </w:numPr>
       </w:pPr>
       <w:r>
-        <w:t xml:space="preserve">TOM: Your Series C closed at eight-twenty pre. Nine-seventy post. One-two is a twenty-four percent premium. In five months.</w:t>
-      </w:r>
-      <w:r>
-        <w:t xml:space="preserve"> </w:t>
-      </w:r>
-      <w:r>
-        <w:t xml:space="preserve">톰: 시리즈 C가 프리 8억 2천에 끝났지. 포스트 9억 7천. 12억이면 24% 프리미엄이야. 다섯 달 만에.</w:t>
+        <w:t xml:space="preserve">TOM: Your Series C closed at eight-twenty pre and nine-seventy post. One-two is a twenty-four percent premium, in five months. Nobody else is going to offer you that, Noah, and you know it, because your next round would need Asia to work first.</w:t>
+      </w:r>
+      <w:r>
+        <w:t xml:space="preserve"> </w:t>
+      </w:r>
+      <w:r>
+        <w:t xml:space="preserve">톰: 시리즈 C가 프리 8억 2천, 포스트 9억 7천에 끝났지. 12억이면 24% 프리미엄이야. 다섯 달 만에. 이런 제안을 할 사람은 아무도 없어, 노아. 너도 알잖아. 다음 라운드를 하려면 먼저 아시아가 성공해야 하니까.</w:t>
       </w:r>
     </w:p>
     <w:p>
@@ -1191,13 +1191,13 @@
         </w:numPr>
       </w:pPr>
       <w:r>
-        <w:t xml:space="preserve">TOM: Because Lumaderm Flex isn’t working. Clinics prefer yours. Even at a hundred dollars more.</w:t>
-      </w:r>
-      <w:r>
-        <w:t xml:space="preserve"> </w:t>
-      </w:r>
-      <w:r>
-        <w:t xml:space="preserve">톰: 루마덤 플렉스가 안 통하니까. 클리닉들이 너희 걸 선호해. 100달러 더 비싸도.</w:t>
+        <w:t xml:space="preserve">TOM: Because Lumaderm Flex isn’t working, and I’m not going to pretend otherwise. Clinics prefer yours, even at a hundred dollars more per syringe. When doctors pay more for a competitor’s product, you have two choices: fight it for years, or buy it.</w:t>
+      </w:r>
+      <w:r>
+        <w:t xml:space="preserve"> </w:t>
+      </w:r>
+      <w:r>
+        <w:t xml:space="preserve">톰: 루마덤 플렉스가 안 통하니까. 아닌 척하지 않을게. 클리닉들이 너희 걸 선호해. 주사기 하나에 100달러 더 비싸도. 의사들이 경쟁사 제품에 돈을 더 낸다면 선택지는 둘이야. 몇 년이고 싸우거나, 사 버리거나.</w:t>
       </w:r>
     </w:p>
     <w:p>
@@ -1242,13 +1242,13 @@
         </w:numPr>
       </w:pPr>
       <w:r>
-        <w:t xml:space="preserve">NOAH: And there’s another reason. Your CEO retires next year. You want the job.</w:t>
-      </w:r>
-      <w:r>
-        <w:t xml:space="preserve"> </w:t>
-      </w:r>
-      <w:r>
-        <w:t xml:space="preserve">노아: 그리고 다른 이유도 있죠. 본사 CEO가 내년에 은퇴해요. 그 자리를 원하시고요.</w:t>
+        <w:t xml:space="preserve">NOAH: And there’s another reason, and I think it matters more. Your CEO retires next year, and you want the job. A big acquisition in a growing market is exactly what a board likes to see from a candidate. So this isn’t only about Lumaderm.</w:t>
+      </w:r>
+      <w:r>
+        <w:t xml:space="preserve"> </w:t>
+      </w:r>
+      <w:r>
+        <w:t xml:space="preserve">노아: 그리고 다른 이유도 있죠. 그게 더 중요한 것 같고요. 본사 CEO가 내년에 은퇴하고, 그 자리를 원하시잖아요. 성장하는 시장에서의 대형 인수는 이사회가 후보에게서 딱 보고 싶어 하는 거죠. 그러니 이건 루마덤만의 문제가 아니에요.</w:t>
       </w:r>
     </w:p>
     <w:p>
@@ -1635,40 +1635,25 @@
         <w:t xml:space="preserve"> </w:t>
       </w:r>
       <w:r>
-        <w:t xml:space="preserve">“</w:t>
+        <w:t xml:space="preserve">‘</w:t>
       </w:r>
       <w:r>
         <w:t xml:space="preserve">not on day one.</w:t>
       </w:r>
       <w:r>
-        <w:t xml:space="preserve">”</w:t>
-      </w:r>
-      <w:r>
-        <w:t xml:space="preserve"> </w:t>
-      </w:r>
-      <w:r>
-        <w:t xml:space="preserve">Halvern UK sells to Level Seven practitioners. Channels must align.</w:t>
-      </w:r>
-      <w:r>
-        <w:t xml:space="preserve"> </w:t>
-      </w:r>
-      <w:r>
-        <w:t xml:space="preserve">톰: 할번식으론</w:t>
-      </w:r>
-      <w:r>
-        <w:t xml:space="preserve"> </w:t>
-      </w:r>
-      <w:r>
-        <w:t xml:space="preserve">“</w:t>
-      </w:r>
-      <w:r>
-        <w:t xml:space="preserve">첫날은 아니다</w:t>
-      </w:r>
-      <w:r>
-        <w:t xml:space="preserve">”</w:t>
-      </w:r>
-      <w:r>
-        <w:t xml:space="preserve">란 뜻이야. 할번 UK는 레벨 7 시술자에게 팔아. 채널이 맞춰져야지.</w:t>
+        <w:t xml:space="preserve">’</w:t>
+      </w:r>
+      <w:r>
+        <w:t xml:space="preserve"> </w:t>
+      </w:r>
+      <w:r>
+        <w:t xml:space="preserve">But let’s be realistic. Halvern UK already sells to Level Seven practitioners, and you can’t run two different channel policies inside one company for very long. Sooner or later, the channels must align.</w:t>
+      </w:r>
+      <w:r>
+        <w:t xml:space="preserve"> </w:t>
+      </w:r>
+      <w:r>
+        <w:t xml:space="preserve">톰: 할번식으론 ’첫날은 아니다’란 뜻이야. 하지만 현실적으로 보자. 할번 UK는 이미 레벨 7 시술자에게 팔고 있고, 한 회사 안에서 서로 다른 채널 정책 두 개를 오래 끌고 갈 순 없어. 조만간 채널은 맞춰져야 해.</w:t>
       </w:r>
     </w:p>
     <w:p>
@@ -1798,13 +1783,13 @@
         </w:numPr>
       </w:pPr>
       <w:r>
-        <w:t xml:space="preserve">TOM: Halvern doesn’t do vetoes. We do processes. Elena would be a valued voice. A very well-paid one.</w:t>
-      </w:r>
-      <w:r>
-        <w:t xml:space="preserve"> </w:t>
-      </w:r>
-      <w:r>
-        <w:t xml:space="preserve">톰: 할번은 거부권을 안 해. 절차를 하지. 엘레나는 존중받는 목소리가 될 거야. 아주 보수 좋은.</w:t>
+        <w:t xml:space="preserve">TOM: Halvern doesn’t do vetoes. We do processes, with committees, sign-offs and escalation paths, because one person stopping a global company is a risk we can’t insure. Elena would be a valued voice in that process. A very well-paid one.</w:t>
+      </w:r>
+      <w:r>
+        <w:t xml:space="preserve"> </w:t>
+      </w:r>
+      <w:r>
+        <w:t xml:space="preserve">톰: 할번은 거부권을 안 해. 절차를 하지. 위원회, 승인, 보고 체계로. 한 사람이 글로벌 회사를 멈춰 세우는 건 우리가 감당할 수 없는 리스크니까. 엘레나는 그 절차 안에서 존중받는 목소리가 될 거야. 아주 보수 좋은.</w:t>
       </w:r>
     </w:p>
     <w:p>
@@ -2087,13 +2072,13 @@
         </w:numPr>
       </w:pPr>
       <w:r>
-        <w:t xml:space="preserve">NOAH: Five answers. Rule, reviewed. Committee, advisory. Veto, gone. Korea, ends. Twenty-one days. Is that right?</w:t>
-      </w:r>
-      <w:r>
-        <w:t xml:space="preserve"> </w:t>
-      </w:r>
-      <w:r>
-        <w:t xml:space="preserve">노아: 답 다섯 개. 규칙, 검토. 위원회, 자문. 거부권, 없음. 한국, 끝. 21일. 맞아요?</w:t>
+        <w:t xml:space="preserve">NOAH: Let me read it back, so we don’t misunderstand each other later. Five answers. Rule, reviewed. Committee, advisory. Veto, gone. Korea, ends. And you want an answer in twenty-one days, followed by forty-five days of no-shop. Is that right?</w:t>
+      </w:r>
+      <w:r>
+        <w:t xml:space="preserve"> </w:t>
+      </w:r>
+      <w:r>
+        <w:t xml:space="preserve">노아: 나중에 서로 오해하지 않게 다시 읽어 볼게요. 답 다섯 개. 규칙, 검토. 위원회, 자문. 거부권, 없음. 한국, 끝. 그리고 21일 안에 답을 원하시고, 그다음 45일 노숍. 맞아요?</w:t>
       </w:r>
     </w:p>
     <w:p>
@@ -2182,13 +2167,13 @@
         </w:numPr>
       </w:pPr>
       <w:r>
-        <w:t xml:space="preserve">TOM: Lumaderm Flex launches in Korea this fall. At Bellacare prices. We can lose money for three years. Can you?</w:t>
-      </w:r>
-      <w:r>
-        <w:t xml:space="preserve"> </w:t>
-      </w:r>
-      <w:r>
-        <w:t xml:space="preserve">톰: 루마덤 플렉스가 올가을 한국에 출시돼. 벨라케어 가격으로. 우린 3년간 손해 볼 수 있어. 너흰?</w:t>
+        <w:t xml:space="preserve">TOM: Lumaderm Flex launches in Korea this fall, at Bellacare prices. We can lose money there for three years without our shareholders noticing, because Korea is a rounding error for us. For you, it’s your growth story. Can you lose money for three years?</w:t>
+      </w:r>
+      <w:r>
+        <w:t xml:space="preserve"> </w:t>
+      </w:r>
+      <w:r>
+        <w:t xml:space="preserve">톰: 루마덤 플렉스가 올가을 한국에 출시돼. 벨라케어 가격으로. 우린 거기서 3년간 손해를 봐도 주주들이 눈치채지 못해. 우리한테 한국은 반올림 오차 수준이니까. 너희한텐 성장 스토리 그 자체지. 너흰 3년간 손해를 버틸 수 있어?</w:t>
       </w:r>
     </w:p>
     <w:p>
@@ -2318,13 +2303,13 @@
         </w:numPr>
       </w:pPr>
       <w:r>
-        <w:t xml:space="preserve">TOM: I hired you at twenty-six. You couldn’t read a P and L. Everything you used against me, I taught you.</w:t>
-      </w:r>
-      <w:r>
-        <w:t xml:space="preserve"> </w:t>
-      </w:r>
-      <w:r>
-        <w:t xml:space="preserve">톰: 스물여섯에 널 뽑았어. 손익계산서도 못 읽었지. 네가 나한테 쓴 모든 걸, 내가 가르쳤어.</w:t>
+        <w:t xml:space="preserve">TOM: I hired you at twenty-six. You couldn’t read a P and L, you couldn’t run a meeting, and you argued with every regional director in the building. Everything you used against me in that lawsuit, every tactic, I taught you. Don’t forget that.</w:t>
+      </w:r>
+      <w:r>
+        <w:t xml:space="preserve"> </w:t>
+      </w:r>
+      <w:r>
+        <w:t xml:space="preserve">톰: 스물여섯에 널 뽑았어. 손익계산서도 못 읽었고, 회의 진행도 못 했고, 건물 안의 지역 책임자란 책임자와는 다 싸웠지. 그 소송에서 네가 나한테 쓴 모든 것, 모든 전술은 내가 가르친 거야. 그걸 잊지 마.</w:t>
       </w:r>
     </w:p>
     <w:p>
@@ -2497,13 +2482,31 @@
         </w:numPr>
       </w:pPr>
       <w:r>
-        <w:t xml:space="preserve">NOAH: I have a fiduciary duty. And investors who expect to hear within forty-eight hours. I’ll do this properly.</w:t>
-      </w:r>
-      <w:r>
-        <w:t xml:space="preserve"> </w:t>
-      </w:r>
-      <w:r>
-        <w:t xml:space="preserve">노아: 저한텐 신인의무가 있어요. 그리고 48시간 안에 듣길 기대하는 투자자들도요. 제대로 할 거예요.</w:t>
+        <w:t xml:space="preserve">NOAH: I have a fiduciary duty to our shareholders, Tom, and investors who expect to hear about any offer within forty-eight hours. If I say</w:t>
+      </w:r>
+      <w:r>
+        <w:t xml:space="preserve"> </w:t>
+      </w:r>
+      <w:r>
+        <w:t xml:space="preserve">‘</w:t>
+      </w:r>
+      <w:r>
+        <w:t xml:space="preserve">no</w:t>
+      </w:r>
+      <w:r>
+        <w:t xml:space="preserve">’</w:t>
+      </w:r>
+      <w:r>
+        <w:t xml:space="preserve"> </w:t>
+      </w:r>
+      <w:r>
+        <w:t xml:space="preserve">at a dinner table without asking anyone, I’m not protecting the company. I’m protecting my ego. I’ll do this properly.</w:t>
+      </w:r>
+      <w:r>
+        <w:t xml:space="preserve"> </w:t>
+      </w:r>
+      <w:r>
+        <w:t xml:space="preserve">노아: 저한텐 주주들에 대한 신인의무가 있어요, 톰. 그리고 어떤 제안이든 48시간 안에 듣길 기대하는 투자자들도요. 아무에게도 묻지 않고 저녁 식탁에서 ’노’라고 하면, 그건 회사를 지키는 게 아니에요. 제 자존심을 지키는 거죠. 제대로 할 거예요.</w:t>
       </w:r>
     </w:p>
     <w:p>
@@ -2694,13 +2697,13 @@
         </w:numPr>
       </w:pPr>
       <w:r>
-        <w:t xml:space="preserve">ELENA: …Then it’s not an emergency. Tomorrow, eight a.m. All four founders. Go home, Noah.</w:t>
-      </w:r>
-      <w:r>
-        <w:t xml:space="preserve"> </w:t>
-      </w:r>
-      <w:r>
-        <w:t xml:space="preserve">엘레나: …그럼 응급이 아니네요. 내일 오전 8시. 공동창업자 네 명 다. 집에 가요, 노아.</w:t>
+        <w:t xml:space="preserve">ELENA: …Then it’s not an emergency. Nobody is bleeding, and the offer will still be there in the morning. Tomorrow, eight a.m., all four founders, with clear heads. Don’t call Priya or Marcus tonight. Go home, Noah. Claire is waiting.</w:t>
+      </w:r>
+      <w:r>
+        <w:t xml:space="preserve"> </w:t>
+      </w:r>
+      <w:r>
+        <w:t xml:space="preserve">엘레나: …그럼 응급이 아니네요. 피 흘리는 사람도 없고, 제안은 아침에도 그대로 있을 거예요. 내일 오전 8시, 공동창업자 네 명 다, 맑은 정신으로. 오늘 밤 프리야나 마커스한테 전화하지 마요. 집에 가요, 노아. 클레어가 기다리잖아요.</w:t>
       </w:r>
     </w:p>
     <w:p>
@@ -2837,13 +2840,13 @@
         </w:numPr>
       </w:pPr>
       <w:r>
-        <w:t xml:space="preserve">NOAH: Eighteen million for me. Every employee gets their options. Ha-eun pays off her loans. Tom knew her name.</w:t>
-      </w:r>
-      <w:r>
-        <w:t xml:space="preserve"> </w:t>
-      </w:r>
-      <w:r>
-        <w:t xml:space="preserve">노아: 나한테 1,800만. 모든 직원이 스톡옵션을 받고. 하은은 대출을 갚아. 톰이 그 이름을 알더라.</w:t>
+        <w:t xml:space="preserve">NOAH: Eighteen million for me. Every employee gets their options accelerated, so Ha-eun pays off her loans and our receptionist buys a house. And the strange part is that Tom knew her name. He did his homework on people, not just on numbers.</w:t>
+      </w:r>
+      <w:r>
+        <w:t xml:space="preserve"> </w:t>
+      </w:r>
+      <w:r>
+        <w:t xml:space="preserve">노아: 나한테 1,800만. 모든 직원의 스톡옵션이 가속돼서, 하은은 대출을 갚고 우리 안내 직원은 집을 사. 그런데 이상한 건, 톰이 그 이름을 알더라는 거야. 숫자만이 아니라 사람까지 조사해 왔어.</w:t>
       </w:r>
     </w:p>
     <w:p>
@@ -2923,7 +2926,7 @@
     </w:p>
     <w:bookmarkEnd w:id="25"/>
     <w:bookmarkEnd w:id="26"/>
-    <w:bookmarkStart w:id="30" w:name="학습-부록"/>
+    <w:bookmarkStart w:id="31" w:name="학습-부록"/>
     <w:p>
       <w:pPr>
         <w:pStyle w:val="Heading2"/>
@@ -4116,8 +4119,361 @@
       </w:r>
     </w:p>
     <w:bookmarkEnd w:id="29"/>
+    <w:bookmarkStart w:id="30" w:name="긴-발화-분석"/>
+    <w:p>
+      <w:pPr>
+        <w:pStyle w:val="Heading3"/>
+      </w:pPr>
+      <w:r>
+        <w:t xml:space="preserve">④ 긴 발화 분석</w:t>
+      </w:r>
+    </w:p>
+    <w:p>
+      <w:pPr>
+        <w:pStyle w:val="BlockText"/>
+      </w:pPr>
+      <w:r>
+        <w:rPr>
+          <w:bCs/>
+          <w:b/>
+        </w:rPr>
+        <w:t xml:space="preserve">98턴 NOAH:</w:t>
+      </w:r>
+      <w:r>
+        <w:t xml:space="preserve"> </w:t>
+      </w:r>
+      <w:r>
+        <w:t xml:space="preserve">“</w:t>
+      </w:r>
+      <w:r>
+        <w:t xml:space="preserve">I have a fiduciary duty to our shareholders, Tom, and investors who expect to hear about any offer within forty-eight hours. If I say</w:t>
+      </w:r>
+      <w:r>
+        <w:t xml:space="preserve"> </w:t>
+      </w:r>
+      <w:r>
+        <w:t xml:space="preserve">‘</w:t>
+      </w:r>
+      <w:r>
+        <w:t xml:space="preserve">no</w:t>
+      </w:r>
+      <w:r>
+        <w:t xml:space="preserve">’</w:t>
+      </w:r>
+      <w:r>
+        <w:t xml:space="preserve"> </w:t>
+      </w:r>
+      <w:r>
+        <w:t xml:space="preserve">at a dinner table without asking anyone, I’m not protecting the company. I’m protecting my ego. I’ll do this properly.</w:t>
+      </w:r>
+      <w:r>
+        <w:t xml:space="preserve">”</w:t>
+      </w:r>
+    </w:p>
+    <w:tbl>
+      <w:tblPr>
+        <w:tblStyle w:val="Table"/>
+        <w:tblW w:type="pct" w:w="5000"/>
+        <w:tblLook w:firstRow="1" w:lastRow="0" w:firstColumn="0" w:lastColumn="0" w:noHBand="0" w:noVBand="0" w:val="0020"/>
+        <w:jc w:val="start"/>
+      </w:tblPr>
+      <w:tblGrid>
+        <w:gridCol w:w="2640"/>
+        <w:gridCol w:w="2640"/>
+        <w:gridCol w:w="2640"/>
+      </w:tblGrid>
+      <w:tr>
+        <w:trPr>
+          <w:tblHeader w:val="true"/>
+        </w:trPr>
+        <w:tc>
+          <w:tcPr/>
+          <w:p>
+            <w:pPr>
+              <w:pStyle w:val="Compact"/>
+              <w:jc w:val="left"/>
+            </w:pPr>
+            <w:r>
+              <w:t xml:space="preserve">구조</w:t>
+            </w:r>
+          </w:p>
+        </w:tc>
+        <w:tc>
+          <w:tcPr/>
+          <w:p>
+            <w:pPr>
+              <w:pStyle w:val="Compact"/>
+              <w:jc w:val="left"/>
+            </w:pPr>
+            <w:r>
+              <w:t xml:space="preserve">영어</w:t>
+            </w:r>
+          </w:p>
+        </w:tc>
+        <w:tc>
+          <w:tcPr/>
+          <w:p>
+            <w:pPr>
+              <w:pStyle w:val="Compact"/>
+              <w:jc w:val="left"/>
+            </w:pPr>
+            <w:r>
+              <w:t xml:space="preserve">기능</w:t>
+            </w:r>
+          </w:p>
+        </w:tc>
+      </w:tr>
+      <w:tr>
+        <w:tc>
+          <w:tcPr/>
+          <w:p>
+            <w:pPr>
+              <w:pStyle w:val="Compact"/>
+              <w:jc w:val="left"/>
+            </w:pPr>
+            <w:r>
+              <w:t xml:space="preserve">① 근거(의무)</w:t>
+            </w:r>
+          </w:p>
+        </w:tc>
+        <w:tc>
+          <w:tcPr/>
+          <w:p>
+            <w:pPr>
+              <w:pStyle w:val="Compact"/>
+              <w:jc w:val="left"/>
+            </w:pPr>
+            <w:r>
+              <w:t xml:space="preserve">I have a fiduciary duty to our shareholders, Tom, and investors who expect to hear about any offer within forty-eight hours.</w:t>
+            </w:r>
+          </w:p>
+        </w:tc>
+        <w:tc>
+          <w:tcPr/>
+          <w:p>
+            <w:pPr>
+              <w:pStyle w:val="Compact"/>
+              <w:jc w:val="left"/>
+            </w:pPr>
+            <w:r>
+              <w:t xml:space="preserve">즉답하지 않는 이유를 개인 감정이 아닌 공식 의무로 제시</w:t>
+            </w:r>
+          </w:p>
+        </w:tc>
+      </w:tr>
+      <w:tr>
+        <w:tc>
+          <w:tcPr/>
+          <w:p>
+            <w:pPr>
+              <w:pStyle w:val="Compact"/>
+              <w:jc w:val="left"/>
+            </w:pPr>
+            <w:r>
+              <w:t xml:space="preserve">② 가정(반대 상황)</w:t>
+            </w:r>
+          </w:p>
+        </w:tc>
+        <w:tc>
+          <w:tcPr/>
+          <w:p>
+            <w:pPr>
+              <w:pStyle w:val="Compact"/>
+              <w:jc w:val="left"/>
+            </w:pPr>
+            <w:r>
+              <w:t xml:space="preserve">If I say</w:t>
+            </w:r>
+            <w:r>
+              <w:t xml:space="preserve"> </w:t>
+            </w:r>
+            <w:r>
+              <w:t xml:space="preserve">‘</w:t>
+            </w:r>
+            <w:r>
+              <w:t xml:space="preserve">no</w:t>
+            </w:r>
+            <w:r>
+              <w:t xml:space="preserve">’</w:t>
+            </w:r>
+            <w:r>
+              <w:t xml:space="preserve"> </w:t>
+            </w:r>
+            <w:r>
+              <w:t xml:space="preserve">at a dinner table without asking anyone,</w:t>
+            </w:r>
+          </w:p>
+        </w:tc>
+        <w:tc>
+          <w:tcPr/>
+          <w:p>
+            <w:pPr>
+              <w:pStyle w:val="Compact"/>
+              <w:jc w:val="left"/>
+            </w:pPr>
+            <w:r>
+              <w:t xml:space="preserve">즉석 거절이 어떤 모습인지 그려 보여 줌</w:t>
+            </w:r>
+          </w:p>
+        </w:tc>
+      </w:tr>
+      <w:tr>
+        <w:tc>
+          <w:tcPr/>
+          <w:p>
+            <w:pPr>
+              <w:pStyle w:val="Compact"/>
+              <w:jc w:val="left"/>
+            </w:pPr>
+            <w:r>
+              <w:t xml:space="preserve">③ 대비(재정의)</w:t>
+            </w:r>
+          </w:p>
+        </w:tc>
+        <w:tc>
+          <w:tcPr/>
+          <w:p>
+            <w:pPr>
+              <w:pStyle w:val="Compact"/>
+              <w:jc w:val="left"/>
+            </w:pPr>
+            <w:r>
+              <w:t xml:space="preserve">I’m not protecting the company. I’m protecting my ego.</w:t>
+            </w:r>
+          </w:p>
+        </w:tc>
+        <w:tc>
+          <w:tcPr/>
+          <w:p>
+            <w:pPr>
+              <w:pStyle w:val="Compact"/>
+              <w:jc w:val="left"/>
+            </w:pPr>
+            <w:r>
+              <w:t xml:space="preserve">“</w:t>
+            </w:r>
+            <w:r>
+              <w:t xml:space="preserve">A가 아니라 B</w:t>
+            </w:r>
+            <w:r>
+              <w:t xml:space="preserve">”</w:t>
+            </w:r>
+            <w:r>
+              <w:t xml:space="preserve">로 즉답의 진짜 성격을 한 줄로 압축</w:t>
+            </w:r>
+          </w:p>
+        </w:tc>
+      </w:tr>
+      <w:tr>
+        <w:tc>
+          <w:tcPr/>
+          <w:p>
+            <w:pPr>
+              <w:pStyle w:val="Compact"/>
+              <w:jc w:val="left"/>
+            </w:pPr>
+            <w:r>
+              <w:t xml:space="preserve">④ 결론(약속)</w:t>
+            </w:r>
+          </w:p>
+        </w:tc>
+        <w:tc>
+          <w:tcPr/>
+          <w:p>
+            <w:pPr>
+              <w:pStyle w:val="Compact"/>
+              <w:jc w:val="left"/>
+            </w:pPr>
+            <w:r>
+              <w:t xml:space="preserve">I’ll do this properly.</w:t>
+            </w:r>
+          </w:p>
+        </w:tc>
+        <w:tc>
+          <w:tcPr/>
+          <w:p>
+            <w:pPr>
+              <w:pStyle w:val="Compact"/>
+              <w:jc w:val="left"/>
+            </w:pPr>
+            <w:r>
+              <w:t xml:space="preserve">거절도 수락도 아닌 ’절차’를 약속하며 선을 그음</w:t>
+            </w:r>
+          </w:p>
+        </w:tc>
+      </w:tr>
+    </w:tbl>
+    <w:p>
+      <w:pPr>
+        <w:pStyle w:val="BodyText"/>
+      </w:pPr>
+      <w:r>
+        <w:rPr>
+          <w:bCs/>
+          <w:b/>
+        </w:rPr>
+        <w:t xml:space="preserve">활용 패턴:</w:t>
+      </w:r>
+      <w:r>
+        <w:t xml:space="preserve"> </w:t>
+      </w:r>
+      <w:r>
+        <w:t xml:space="preserve">의무·규정 →</w:t>
+      </w:r>
+      <w:r>
+        <w:t xml:space="preserve"> </w:t>
+      </w:r>
+      <w:r>
+        <w:t xml:space="preserve">“</w:t>
+      </w:r>
+      <w:r>
+        <w:t xml:space="preserve">If I…, I’m not A. I’m B.</w:t>
+      </w:r>
+      <w:r>
+        <w:t xml:space="preserve">”</w:t>
+      </w:r>
+      <w:r>
+        <w:t xml:space="preserve"> </w:t>
+      </w:r>
+      <w:r>
+        <w:t xml:space="preserve">→ 절차 약속</w:t>
+      </w:r>
+      <w:r>
+        <w:t xml:space="preserve"> </w:t>
+      </w:r>
+      <w:r>
+        <w:rPr>
+          <w:bCs/>
+          <w:b/>
+        </w:rPr>
+        <w:t xml:space="preserve">연결 표현:</w:t>
+      </w:r>
+      <w:r>
+        <w:t xml:space="preserve"> </w:t>
+      </w:r>
+      <w:r>
+        <w:t xml:space="preserve">I have a duty to…(~할 의무가 있다) · expect to hear within…(~안에 보고받기를 기대하다) · without asking anyone(아무와도 상의하지 않고) · do this properly(절차대로 하다)</w:t>
+      </w:r>
+      <w:r>
+        <w:t xml:space="preserve"> </w:t>
+      </w:r>
+      <w:r>
+        <w:rPr>
+          <w:bCs/>
+          <w:b/>
+        </w:rPr>
+        <w:t xml:space="preserve">연습:</w:t>
+      </w:r>
+      <w:r>
+        <w:t xml:space="preserve"> </w:t>
+      </w:r>
+      <w:r>
+        <w:t xml:space="preserve">거래처가 회식 자리에서 계약 조건 변경에 즉답을 요구할 때, 같은 구조로 40단어 안팎으로 정중하게 답을 미뤄 보기.</w:t>
+      </w:r>
+    </w:p>
     <w:bookmarkEnd w:id="30"/>
     <w:bookmarkEnd w:id="31"/>
+    <w:bookmarkEnd w:id="32"/>
     <w:sectPr/>
   </w:body>
 </w:document>

--- a/대본/7부/06화_The_Offer.docx
+++ b/대본/7부/06화_The_Offer.docx
@@ -2,7 +2,7 @@
 <file path=word/document.xml><?xml version="1.0" encoding="utf-8"?>
 <w:document xmlns:w="http://schemas.openxmlformats.org/wordprocessingml/2006/main" xmlns:m="http://schemas.openxmlformats.org/officeDocument/2006/math" xmlns:r="http://schemas.openxmlformats.org/officeDocument/2006/relationships" xmlns:o="urn:schemas-microsoft-com:office:office" xmlns:v="urn:schemas-microsoft-com:vml" xmlns:w10="urn:schemas-microsoft-com:office:word" xmlns:a="http://schemas.openxmlformats.org/drawingml/2006/main" xmlns:pic="http://schemas.openxmlformats.org/drawingml/2006/picture" xmlns:wp="http://schemas.openxmlformats.org/drawingml/2006/wordprocessingDrawing">
   <w:body>
-    <w:bookmarkStart w:id="32" w:name="ship-it-7부-6화"/>
+    <w:bookmarkStart w:id="38" w:name="ship-it-7부-6화"/>
     <w:p>
       <w:pPr>
         <w:pStyle w:val="Heading1"/>
@@ -578,257 +578,122 @@
     </w:p>
     <w:p>
       <w:pPr>
-        <w:numPr>
-          <w:ilvl w:val="0"/>
-          <w:numId w:val="1001"/>
-        </w:numPr>
+        <w:pStyle w:val="FirstParagraph"/>
       </w:pPr>
       <w:r>
         <w:t xml:space="preserve">TOM: Noah. Right on time. That’s new. You used to be late to everything.</w:t>
       </w:r>
-      <w:r>
-        <w:t xml:space="preserve"> </w:t>
-      </w:r>
-      <w:r>
-        <w:t xml:space="preserve">톰: 노아. 딱 제시간이네. 새롭군. 예전엔 뭐든 늦었잖아.</w:t>
-      </w:r>
-    </w:p>
-    <w:p>
-      <w:pPr>
-        <w:numPr>
-          <w:ilvl w:val="0"/>
-          <w:numId w:val="1001"/>
-        </w:numPr>
+    </w:p>
+    <w:p>
+      <w:pPr>
+        <w:pStyle w:val="BodyText"/>
       </w:pPr>
       <w:r>
         <w:t xml:space="preserve">NOAH: Hi, Tom. My fiancée has a spreadsheet. I’m home by ten.</w:t>
       </w:r>
-      <w:r>
-        <w:t xml:space="preserve"> </w:t>
-      </w:r>
-      <w:r>
-        <w:t xml:space="preserve">노아: 안녕하세요, 톰. 약혼자한테 스프레드시트가 있어서요. 10시까지 집에 가야 해요.</w:t>
-      </w:r>
-    </w:p>
-    <w:p>
-      <w:pPr>
-        <w:numPr>
-          <w:ilvl w:val="0"/>
-          <w:numId w:val="1001"/>
-        </w:numPr>
+    </w:p>
+    <w:p>
+      <w:pPr>
+        <w:pStyle w:val="BodyText"/>
       </w:pPr>
       <w:r>
         <w:t xml:space="preserve">TOM: Fiancée. Congratulations. Claire, right? The engineer. Dallas, the pecan pie.</w:t>
       </w:r>
-      <w:r>
-        <w:t xml:space="preserve"> </w:t>
-      </w:r>
-      <w:r>
-        <w:t xml:space="preserve">톰: 약혼자. 축하해. 클레어, 맞지? 엔지니어. 댈러스, 피칸 파이.</w:t>
-      </w:r>
-    </w:p>
-    <w:p>
-      <w:pPr>
-        <w:numPr>
-          <w:ilvl w:val="0"/>
-          <w:numId w:val="1001"/>
-        </w:numPr>
+    </w:p>
+    <w:p>
+      <w:pPr>
+        <w:pStyle w:val="BodyText"/>
       </w:pPr>
       <w:r>
         <w:t xml:space="preserve">NOAH: …How do you know about the pie?</w:t>
       </w:r>
-      <w:r>
-        <w:t xml:space="preserve"> </w:t>
-      </w:r>
-      <w:r>
-        <w:t xml:space="preserve">노아: …파이는 어떻게 알아요?</w:t>
-      </w:r>
-    </w:p>
-    <w:p>
-      <w:pPr>
-        <w:numPr>
-          <w:ilvl w:val="0"/>
-          <w:numId w:val="1001"/>
-        </w:numPr>
+    </w:p>
+    <w:p>
+      <w:pPr>
+        <w:pStyle w:val="BodyText"/>
       </w:pPr>
       <w:r>
         <w:t xml:space="preserve">TOM: Austin is a village. With better barbecue. Sit. I ordered the wine. You’ll like it. You won’t admit it.</w:t>
       </w:r>
-      <w:r>
-        <w:t xml:space="preserve"> </w:t>
-      </w:r>
-      <w:r>
-        <w:t xml:space="preserve">톰: 오스틴은 마을이야. 바비큐가 더 나을 뿐. 앉아. 와인은 내가 시켰어. 좋아할 거야. 인정은 안 하겠지만.</w:t>
-      </w:r>
-    </w:p>
-    <w:p>
-      <w:pPr>
-        <w:numPr>
-          <w:ilvl w:val="0"/>
-          <w:numId w:val="1001"/>
-        </w:numPr>
+    </w:p>
+    <w:p>
+      <w:pPr>
+        <w:pStyle w:val="BodyText"/>
       </w:pPr>
       <w:r>
         <w:t xml:space="preserve">NOAH: Congratulations on your promotion. President of Halvern Aesthetics. I read it in January.</w:t>
       </w:r>
-      <w:r>
-        <w:t xml:space="preserve"> </w:t>
-      </w:r>
-      <w:r>
-        <w:t xml:space="preserve">노아: 승진 축하드려요. 할번 에스테틱스 사장. 1월에 읽었어요.</w:t>
-      </w:r>
-    </w:p>
-    <w:p>
-      <w:pPr>
-        <w:numPr>
-          <w:ilvl w:val="0"/>
-          <w:numId w:val="1001"/>
-        </w:numPr>
+    </w:p>
+    <w:p>
+      <w:pPr>
+        <w:pStyle w:val="BodyText"/>
       </w:pPr>
       <w:r>
         <w:t xml:space="preserve">TOM: Thank you. The view from the top floor is nice. The air is thinner.</w:t>
       </w:r>
-      <w:r>
-        <w:t xml:space="preserve"> </w:t>
-      </w:r>
-      <w:r>
-        <w:t xml:space="preserve">톰: 고마워. 꼭대기 층 전망이 좋아. 공기는 더 희박하고.</w:t>
-      </w:r>
-    </w:p>
-    <w:p>
-      <w:pPr>
-        <w:numPr>
-          <w:ilvl w:val="0"/>
-          <w:numId w:val="1001"/>
-        </w:numPr>
+    </w:p>
+    <w:p>
+      <w:pPr>
+        <w:pStyle w:val="BodyText"/>
       </w:pPr>
       <w:r>
         <w:t xml:space="preserve">NOAH: I saw your booth in Seoul. Forty square meters. Next to the coffee cart.</w:t>
       </w:r>
-      <w:r>
-        <w:t xml:space="preserve"> </w:t>
-      </w:r>
-      <w:r>
-        <w:t xml:space="preserve">노아: 서울에서 부스 봤어요. 40제곱미터. 커피 카트 옆.</w:t>
-      </w:r>
-    </w:p>
-    <w:p>
-      <w:pPr>
-        <w:numPr>
-          <w:ilvl w:val="0"/>
-          <w:numId w:val="1001"/>
-        </w:numPr>
+    </w:p>
+    <w:p>
+      <w:pPr>
+        <w:pStyle w:val="BodyText"/>
       </w:pPr>
       <w:r>
         <w:t xml:space="preserve">TOM: And I saw yours. One hundred square meters in the main hall, with Lily’s logo four meters high. I stood there for a while, if you want the truth, because I remembered the kid who couldn’t get a meeting with anybody. That kid built that booth.</w:t>
       </w:r>
-      <w:r>
-        <w:t xml:space="preserve"> </w:t>
-      </w:r>
-      <w:r>
-        <w:t xml:space="preserve">톰: 나도 네 걸 봤지. 메인 홀에 100제곱미터, 릴리 로고가 높이 4미터. 솔직히 말하면 한참 서 있었어. 아무하고도 미팅 하나 못 잡던 꼬마가 생각나서. 그 꼬마가 저 부스를 세운 거야.</w:t>
-      </w:r>
-    </w:p>
-    <w:p>
-      <w:pPr>
-        <w:numPr>
-          <w:ilvl w:val="0"/>
-          <w:numId w:val="1001"/>
-        </w:numPr>
+    </w:p>
+    <w:p>
+      <w:pPr>
+        <w:pStyle w:val="BodyText"/>
       </w:pPr>
       <w:r>
         <w:t xml:space="preserve">NOAH: You were in Seoul? I didn’t see you.</w:t>
       </w:r>
-      <w:r>
-        <w:t xml:space="preserve"> </w:t>
-      </w:r>
-      <w:r>
-        <w:t xml:space="preserve">노아: 서울에 있었어요? 못 봤는데.</w:t>
-      </w:r>
-    </w:p>
-    <w:p>
-      <w:pPr>
-        <w:numPr>
-          <w:ilvl w:val="0"/>
-          <w:numId w:val="1001"/>
-        </w:numPr>
+    </w:p>
+    <w:p>
+      <w:pPr>
+        <w:pStyle w:val="BodyText"/>
       </w:pPr>
       <w:r>
         <w:t xml:space="preserve">TOM: You weren’t supposed to. I also watched your guy in Parliament. Okafor. Very good. I tried to hire him once.</w:t>
       </w:r>
-      <w:r>
-        <w:t xml:space="preserve"> </w:t>
-      </w:r>
-      <w:r>
-        <w:t xml:space="preserve">톰: 못 보게 한 거지. 의회에서 너희 사람도 봤어. 오카포. 아주 좋더군. 한 번 영입하려 했었어.</w:t>
-      </w:r>
-    </w:p>
-    <w:p>
-      <w:pPr>
-        <w:numPr>
-          <w:ilvl w:val="0"/>
-          <w:numId w:val="1001"/>
-        </w:numPr>
+    </w:p>
+    <w:p>
+      <w:pPr>
+        <w:pStyle w:val="BodyText"/>
       </w:pPr>
       <w:r>
         <w:t xml:space="preserve">NOAH: He told me. He said no in one sentence. His mother’s influence.</w:t>
       </w:r>
-      <w:r>
-        <w:t xml:space="preserve"> </w:t>
-      </w:r>
-      <w:r>
-        <w:t xml:space="preserve">노아: 말해 줬어요. 한 문장으로 거절했다고. 어머니 영향이래요.</w:t>
-      </w:r>
-    </w:p>
-    <w:p>
-      <w:pPr>
-        <w:numPr>
-          <w:ilvl w:val="0"/>
-          <w:numId w:val="1001"/>
-        </w:numPr>
+    </w:p>
+    <w:p>
+      <w:pPr>
+        <w:pStyle w:val="BodyText"/>
       </w:pPr>
       <w:r>
         <w:t xml:space="preserve">TOM: Everybody’s mother. Okay. Small talk is over. I’m not good at it, and you’re on a curfew.</w:t>
       </w:r>
-      <w:r>
-        <w:t xml:space="preserve"> </w:t>
-      </w:r>
-      <w:r>
-        <w:t xml:space="preserve">톰: 다들 어머니 타령이군. 좋아. 잡담은 끝. 난 그거 잘 못하고, 넌 통금이 있으니까.</w:t>
-      </w:r>
-    </w:p>
-    <w:p>
-      <w:pPr>
-        <w:numPr>
-          <w:ilvl w:val="0"/>
-          <w:numId w:val="1001"/>
-        </w:numPr>
+    </w:p>
+    <w:p>
+      <w:pPr>
+        <w:pStyle w:val="BodyText"/>
       </w:pPr>
       <w:r>
         <w:t xml:space="preserve">NOAH: Before you start, one ground rule. Whatever you say tonight, I won’t answer tonight, because anything this big has to go through my co-founders and the board first. So I’ll listen, I’ll ask questions, and I’ll take notes. That’s all.</w:t>
       </w:r>
-      <w:r>
-        <w:t xml:space="preserve"> </w:t>
-      </w:r>
-      <w:r>
-        <w:t xml:space="preserve">노아: 시작하기 전에 규칙 하나. 오늘 밤 무슨 말씀을 하든, 오늘 밤엔 답하지 않을 거예요. 이만큼 큰일은 먼저 공동창업자들과 이사회를 거쳐야 하니까요. 그러니 듣고, 질문하고, 메모할게요. 그게 다예요.</w:t>
-      </w:r>
-    </w:p>
-    <w:p>
-      <w:pPr>
-        <w:numPr>
-          <w:ilvl w:val="0"/>
-          <w:numId w:val="1001"/>
-        </w:numPr>
+    </w:p>
+    <w:p>
+      <w:pPr>
+        <w:pStyle w:val="BodyText"/>
       </w:pPr>
       <w:r>
         <w:t xml:space="preserve">TOM: Good. Then listen carefully. Because I’m only going to say it once.</w:t>
-      </w:r>
-      <w:r>
-        <w:t xml:space="preserve"> </w:t>
-      </w:r>
-      <w:r>
-        <w:t xml:space="preserve">톰: 좋아. 그럼 잘 들어. 한 번만 말할 거니까.</w:t>
       </w:r>
     </w:p>
     <w:bookmarkEnd w:id="21"/>
@@ -843,129 +708,63 @@
     </w:p>
     <w:p>
       <w:pPr>
-        <w:numPr>
-          <w:ilvl w:val="0"/>
-          <w:numId w:val="1002"/>
-        </w:numPr>
+        <w:pStyle w:val="FirstParagraph"/>
       </w:pPr>
       <w:r>
         <w:t xml:space="preserve">TOM: Halvern wants to acquire Veyra. All of it. One point two billion dollars.</w:t>
       </w:r>
-      <w:r>
-        <w:t xml:space="preserve"> </w:t>
-      </w:r>
-      <w:r>
-        <w:t xml:space="preserve">톰: 할번이 베이라를 인수하고 싶어 해. 전부. 12억 달러.</w:t>
-      </w:r>
-    </w:p>
-    <w:p>
-      <w:pPr>
-        <w:numPr>
-          <w:ilvl w:val="0"/>
-          <w:numId w:val="1002"/>
-        </w:numPr>
+    </w:p>
+    <w:p>
+      <w:pPr>
+        <w:pStyle w:val="BodyText"/>
       </w:pPr>
       <w:r>
         <w:t xml:space="preserve">NOAH: …</w:t>
       </w:r>
-      <w:r>
-        <w:t xml:space="preserve"> </w:t>
-      </w:r>
-      <w:r>
-        <w:t xml:space="preserve">노아: …</w:t>
-      </w:r>
-    </w:p>
-    <w:p>
-      <w:pPr>
-        <w:numPr>
-          <w:ilvl w:val="0"/>
-          <w:numId w:val="1002"/>
-        </w:numPr>
+    </w:p>
+    <w:p>
+      <w:pPr>
+        <w:pStyle w:val="BodyText"/>
       </w:pPr>
       <w:r>
         <w:t xml:space="preserve">TOM: You’re not saying anything. That’s also new.</w:t>
       </w:r>
-      <w:r>
-        <w:t xml:space="preserve"> </w:t>
-      </w:r>
-      <w:r>
-        <w:t xml:space="preserve">톰: 아무 말도 안 하네. 그것도 새롭군.</w:t>
-      </w:r>
-    </w:p>
-    <w:p>
-      <w:pPr>
-        <w:numPr>
-          <w:ilvl w:val="0"/>
-          <w:numId w:val="1002"/>
-        </w:numPr>
+    </w:p>
+    <w:p>
+      <w:pPr>
+        <w:pStyle w:val="BodyText"/>
       </w:pPr>
       <w:r>
         <w:t xml:space="preserve">NOAH: I said I’d listen. Go on.</w:t>
       </w:r>
-      <w:r>
-        <w:t xml:space="preserve"> </w:t>
-      </w:r>
-      <w:r>
-        <w:t xml:space="preserve">노아: 듣겠다고 했잖아요. 계속하세요.</w:t>
-      </w:r>
-    </w:p>
-    <w:p>
-      <w:pPr>
-        <w:numPr>
-          <w:ilvl w:val="0"/>
-          <w:numId w:val="1002"/>
-        </w:numPr>
+    </w:p>
+    <w:p>
+      <w:pPr>
+        <w:pStyle w:val="BodyText"/>
       </w:pPr>
       <w:r>
         <w:t xml:space="preserve">TOM: Your Series C closed at eight-twenty pre and nine-seventy post. One-two is a twenty-four percent premium, in five months. Nobody else is going to offer you that, Noah, and you know it, because your next round would need Asia to work first.</w:t>
       </w:r>
-      <w:r>
-        <w:t xml:space="preserve"> </w:t>
-      </w:r>
-      <w:r>
-        <w:t xml:space="preserve">톰: 시리즈 C가 프리 8억 2천, 포스트 9억 7천에 끝났지. 12억이면 24% 프리미엄이야. 다섯 달 만에. 이런 제안을 할 사람은 아무도 없어, 노아. 너도 알잖아. 다음 라운드를 하려면 먼저 아시아가 성공해야 하니까.</w:t>
-      </w:r>
-    </w:p>
-    <w:p>
-      <w:pPr>
-        <w:numPr>
-          <w:ilvl w:val="0"/>
-          <w:numId w:val="1002"/>
-        </w:numPr>
+    </w:p>
+    <w:p>
+      <w:pPr>
+        <w:pStyle w:val="BodyText"/>
       </w:pPr>
       <w:r>
         <w:t xml:space="preserve">NOAH: You know our valuation.</w:t>
       </w:r>
-      <w:r>
-        <w:t xml:space="preserve"> </w:t>
-      </w:r>
-      <w:r>
-        <w:t xml:space="preserve">노아: 우리 가치 평가를 아시네요.</w:t>
-      </w:r>
-    </w:p>
-    <w:p>
-      <w:pPr>
-        <w:numPr>
-          <w:ilvl w:val="0"/>
-          <w:numId w:val="1002"/>
-        </w:numPr>
+    </w:p>
+    <w:p>
+      <w:pPr>
+        <w:pStyle w:val="BodyText"/>
       </w:pPr>
       <w:r>
         <w:t xml:space="preserve">TOM: Everybody knows. Bluewater doesn’t keep secrets at their Christmas party. Here. One page. Read it.</w:t>
       </w:r>
-      <w:r>
-        <w:t xml:space="preserve"> </w:t>
-      </w:r>
-      <w:r>
-        <w:t xml:space="preserve">톰: 다들 알아. 블루워터는 크리스마스 파티에서 비밀을 못 지켜. 여기. 한 장이야. 읽어 봐.</w:t>
-      </w:r>
-    </w:p>
-    <w:p>
-      <w:pPr>
-        <w:numPr>
-          <w:ilvl w:val="0"/>
-          <w:numId w:val="1002"/>
-        </w:numPr>
+    </w:p>
+    <w:p>
+      <w:pPr>
+        <w:pStyle w:val="BodyText"/>
       </w:pPr>
       <w:r>
         <w:t xml:space="preserve">NOAH:</w:t>
@@ -988,11 +787,133 @@
       <w:r>
         <w:t xml:space="preserve">Tied to what?</w:t>
       </w:r>
-      <w:r>
-        <w:t xml:space="preserve"> </w:t>
-      </w:r>
-      <w:r>
-        <w:t xml:space="preserve">노아:</w:t>
+    </w:p>
+    <w:p>
+      <w:pPr>
+        <w:pStyle w:val="BodyText"/>
+      </w:pPr>
+      <w:r>
+        <w:t xml:space="preserve">TOM: Two milestones. Asia revenue of forty million by year three. And FDA approval for your skin booster.</w:t>
+      </w:r>
+    </w:p>
+    <w:p>
+      <w:pPr>
+        <w:pStyle w:val="BodyText"/>
+      </w:pPr>
+      <w:r>
+        <w:t xml:space="preserve">NOAH: Asia revenue. Under Halvern’s management. With Halvern’s priorities.</w:t>
+      </w:r>
+    </w:p>
+    <w:p>
+      <w:pPr>
+        <w:pStyle w:val="BodyText"/>
+      </w:pPr>
+      <w:r>
+        <w:t xml:space="preserve">TOM: You’d still run it. President of the Veyra division. Three-year retention package. Eighteen million for you.</w:t>
+      </w:r>
+    </w:p>
+    <w:p>
+      <w:pPr>
+        <w:pStyle w:val="BodyText"/>
+      </w:pPr>
+      <w:r>
+        <w:t xml:space="preserve">NOAH: And my co-founders?</w:t>
+      </w:r>
+    </w:p>
+    <w:p>
+      <w:pPr>
+        <w:pStyle w:val="BodyText"/>
+      </w:pPr>
+      <w:r>
+        <w:t xml:space="preserve">TOM: Eight to ten each for Priya, Marcus, and Elena. And every employee’s options accelerate at closing.</w:t>
+      </w:r>
+    </w:p>
+    <w:p>
+      <w:pPr>
+        <w:pStyle w:val="BodyText"/>
+      </w:pPr>
+      <w:r>
+        <w:t xml:space="preserve">NOAH: Every employee.</w:t>
+      </w:r>
+    </w:p>
+    <w:p>
+      <w:pPr>
+        <w:pStyle w:val="BodyText"/>
+      </w:pPr>
+      <w:r>
+        <w:t xml:space="preserve">TOM: Four hundred people. Your receptionist buys a house. Ha-eun in Seoul pays off her student loans. Think about that.</w:t>
+      </w:r>
+    </w:p>
+    <w:p>
+      <w:pPr>
+        <w:pStyle w:val="BodyText"/>
+      </w:pPr>
+      <w:r>
+        <w:t xml:space="preserve">NOAH: You know Ha-eun’s name.</w:t>
+      </w:r>
+    </w:p>
+    <w:p>
+      <w:pPr>
+        <w:pStyle w:val="BodyText"/>
+      </w:pPr>
+      <w:r>
+        <w:t xml:space="preserve">TOM: I know a lot of names, kid. That’s my job.</w:t>
+      </w:r>
+    </w:p>
+    <w:p>
+      <w:pPr>
+        <w:pStyle w:val="BodyText"/>
+      </w:pPr>
+      <w:r>
+        <w:t xml:space="preserve">NOAH: Why now, Tom? Two years ago, you sued us. Then we settled. Now you want to buy us.</w:t>
+      </w:r>
+    </w:p>
+    <w:p>
+      <w:pPr>
+        <w:pStyle w:val="BodyText"/>
+      </w:pPr>
+      <w:r>
+        <w:t xml:space="preserve">TOM: Because Lumaderm Flex isn’t working, and I’m not going to pretend otherwise. Clinics prefer yours, even at a hundred dollars more per syringe. When doctors pay more for a competitor’s product, you have two choices: fight it for years, or buy it.</w:t>
+      </w:r>
+    </w:p>
+    <w:p>
+      <w:pPr>
+        <w:pStyle w:val="BodyText"/>
+      </w:pPr>
+      <w:r>
+        <w:t xml:space="preserve">NOAH: That’s honest.</w:t>
+      </w:r>
+    </w:p>
+    <w:p>
+      <w:pPr>
+        <w:pStyle w:val="BodyText"/>
+      </w:pPr>
+      <w:r>
+        <w:t xml:space="preserve">TOM: I’m always honest with you. I’m just not always kind.</w:t>
+      </w:r>
+    </w:p>
+    <w:p>
+      <w:pPr>
+        <w:pStyle w:val="BodyText"/>
+      </w:pPr>
+      <w:r>
+        <w:t xml:space="preserve">NOAH: And there’s another reason, and I think it matters more. Your CEO retires next year, and you want the job. A big acquisition in a growing market is exactly what a board likes to see from a candidate. So this isn’t only about Lumaderm.</w:t>
+      </w:r>
+    </w:p>
+    <w:p>
+      <w:pPr>
+        <w:pStyle w:val="BodyText"/>
+      </w:pPr>
+      <w:r>
+        <w:t xml:space="preserve">TOM: …You’ve been reading the Financial Ledger.</w:t>
+      </w:r>
+    </w:p>
+    <w:p>
+      <w:pPr>
+        <w:pStyle w:val="BodyText"/>
+      </w:pPr>
+      <w:r>
+        <w:t xml:space="preserve">NOAH: Page six.</w:t>
       </w:r>
       <w:r>
         <w:t xml:space="preserve"> </w:t>
@@ -1001,7 +922,7 @@
         <w:t xml:space="preserve">“</w:t>
       </w:r>
       <w:r>
-        <w:t xml:space="preserve">클로징 시 현금 9억 5천만. 3년에 걸친 언아웃 2억 5천만.</w:t>
+        <w:t xml:space="preserve">Brennan, a leading candidate.</w:t>
       </w:r>
       <w:r>
         <w:t xml:space="preserve">”</w:t>
@@ -1010,502 +931,95 @@
         <w:t xml:space="preserve"> </w:t>
       </w:r>
       <w:r>
-        <w:t xml:space="preserve">무엇에 연동돼요?</w:t>
-      </w:r>
-    </w:p>
-    <w:p>
-      <w:pPr>
-        <w:numPr>
-          <w:ilvl w:val="0"/>
-          <w:numId w:val="1002"/>
-        </w:numPr>
-      </w:pPr>
-      <w:r>
-        <w:t xml:space="preserve">TOM: Two milestones. Asia revenue of forty million by year three. And FDA approval for your skin booster.</w:t>
-      </w:r>
-      <w:r>
-        <w:t xml:space="preserve"> </w:t>
-      </w:r>
-      <w:r>
-        <w:t xml:space="preserve">톰: 마일스톤 두 개. 3년 차까지 아시아 매출 4천만. 그리고 스킨부스터 FDA 승인.</w:t>
-      </w:r>
-    </w:p>
-    <w:p>
-      <w:pPr>
-        <w:numPr>
-          <w:ilvl w:val="0"/>
-          <w:numId w:val="1002"/>
-        </w:numPr>
-      </w:pPr>
-      <w:r>
-        <w:t xml:space="preserve">NOAH: Asia revenue. Under Halvern’s management. With Halvern’s priorities.</w:t>
-      </w:r>
-      <w:r>
-        <w:t xml:space="preserve"> </w:t>
-      </w:r>
-      <w:r>
-        <w:t xml:space="preserve">노아: 아시아 매출. 할번 경영 아래서. 할번의 우선순위로.</w:t>
-      </w:r>
-    </w:p>
-    <w:p>
-      <w:pPr>
-        <w:numPr>
-          <w:ilvl w:val="0"/>
-          <w:numId w:val="1002"/>
-        </w:numPr>
-      </w:pPr>
-      <w:r>
-        <w:t xml:space="preserve">TOM: You’d still run it. President of the Veyra division. Three-year retention package. Eighteen million for you.</w:t>
-      </w:r>
-      <w:r>
-        <w:t xml:space="preserve"> </w:t>
-      </w:r>
-      <w:r>
-        <w:t xml:space="preserve">톰: 그래도 네가 운영해. 베이라 사업부 사장. 3년 잔류 패키지. 너한테 1,800만.</w:t>
-      </w:r>
-    </w:p>
-    <w:p>
-      <w:pPr>
-        <w:numPr>
-          <w:ilvl w:val="0"/>
-          <w:numId w:val="1002"/>
-        </w:numPr>
-      </w:pPr>
-      <w:r>
-        <w:t xml:space="preserve">NOAH: And my co-founders?</w:t>
-      </w:r>
-      <w:r>
-        <w:t xml:space="preserve"> </w:t>
-      </w:r>
-      <w:r>
-        <w:t xml:space="preserve">노아: 그럼 공동창업자들은요?</w:t>
-      </w:r>
-    </w:p>
-    <w:p>
-      <w:pPr>
-        <w:numPr>
-          <w:ilvl w:val="0"/>
-          <w:numId w:val="1002"/>
-        </w:numPr>
-      </w:pPr>
-      <w:r>
-        <w:t xml:space="preserve">TOM: Eight to ten each for Priya, Marcus, and Elena. And every employee’s options accelerate at closing.</w:t>
-      </w:r>
-      <w:r>
-        <w:t xml:space="preserve"> </w:t>
-      </w:r>
-      <w:r>
-        <w:t xml:space="preserve">톰: 프리야, 마커스, 엘레나는 각각 800만에서 1천만. 그리고 모든 직원 스톡옵션이 클로징 때 가속돼.</w:t>
-      </w:r>
-    </w:p>
-    <w:p>
-      <w:pPr>
-        <w:numPr>
-          <w:ilvl w:val="0"/>
-          <w:numId w:val="1002"/>
-        </w:numPr>
-      </w:pPr>
-      <w:r>
-        <w:t xml:space="preserve">NOAH: Every employee.</w:t>
-      </w:r>
-      <w:r>
-        <w:t xml:space="preserve"> </w:t>
-      </w:r>
-      <w:r>
-        <w:t xml:space="preserve">노아: 모든 직원.</w:t>
-      </w:r>
-    </w:p>
-    <w:p>
-      <w:pPr>
-        <w:numPr>
-          <w:ilvl w:val="0"/>
-          <w:numId w:val="1002"/>
-        </w:numPr>
-      </w:pPr>
-      <w:r>
-        <w:t xml:space="preserve">TOM: Four hundred people. Your receptionist buys a house. Ha-eun in Seoul pays off her student loans. Think about that.</w:t>
-      </w:r>
-      <w:r>
-        <w:t xml:space="preserve"> </w:t>
-      </w:r>
-      <w:r>
-        <w:t xml:space="preserve">톰: 400명이야. 너희 안내 직원이 집을 사. 서울의 하은은 학자금 대출을 갚고. 생각해 봐.</w:t>
-      </w:r>
-    </w:p>
-    <w:p>
-      <w:pPr>
-        <w:numPr>
-          <w:ilvl w:val="0"/>
-          <w:numId w:val="1002"/>
-        </w:numPr>
-      </w:pPr>
-      <w:r>
-        <w:t xml:space="preserve">NOAH: You know Ha-eun’s name.</w:t>
-      </w:r>
-      <w:r>
-        <w:t xml:space="preserve"> </w:t>
-      </w:r>
-      <w:r>
-        <w:t xml:space="preserve">노아: 하은 이름을 아시네요.</w:t>
-      </w:r>
-    </w:p>
-    <w:p>
-      <w:pPr>
-        <w:numPr>
-          <w:ilvl w:val="0"/>
-          <w:numId w:val="1002"/>
-        </w:numPr>
-      </w:pPr>
-      <w:r>
-        <w:t xml:space="preserve">TOM: I know a lot of names, kid. That’s my job.</w:t>
-      </w:r>
-      <w:r>
-        <w:t xml:space="preserve"> </w:t>
-      </w:r>
-      <w:r>
-        <w:t xml:space="preserve">톰: 난 많은 이름을 알아, 꼬마. 그게 내 일이야.</w:t>
-      </w:r>
-    </w:p>
-    <w:p>
-      <w:pPr>
-        <w:numPr>
-          <w:ilvl w:val="0"/>
-          <w:numId w:val="1002"/>
-        </w:numPr>
-      </w:pPr>
-      <w:r>
-        <w:t xml:space="preserve">NOAH: Why now, Tom? Two years ago, you sued us. Then we settled. Now you want to buy us.</w:t>
-      </w:r>
-      <w:r>
-        <w:t xml:space="preserve"> </w:t>
-      </w:r>
-      <w:r>
-        <w:t xml:space="preserve">노아: 왜 지금이에요, 톰? 2년 전엔 우릴 고소했죠. 그러고 합의했고. 이젠 사고 싶다고요.</w:t>
-      </w:r>
-    </w:p>
-    <w:p>
-      <w:pPr>
-        <w:numPr>
-          <w:ilvl w:val="0"/>
-          <w:numId w:val="1002"/>
-        </w:numPr>
-      </w:pPr>
-      <w:r>
-        <w:t xml:space="preserve">TOM: Because Lumaderm Flex isn’t working, and I’m not going to pretend otherwise. Clinics prefer yours, even at a hundred dollars more per syringe. When doctors pay more for a competitor’s product, you have two choices: fight it for years, or buy it.</w:t>
-      </w:r>
-      <w:r>
-        <w:t xml:space="preserve"> </w:t>
-      </w:r>
-      <w:r>
-        <w:t xml:space="preserve">톰: 루마덤 플렉스가 안 통하니까. 아닌 척하지 않을게. 클리닉들이 너희 걸 선호해. 주사기 하나에 100달러 더 비싸도. 의사들이 경쟁사 제품에 돈을 더 낸다면 선택지는 둘이야. 몇 년이고 싸우거나, 사 버리거나.</w:t>
-      </w:r>
-    </w:p>
-    <w:p>
-      <w:pPr>
-        <w:numPr>
-          <w:ilvl w:val="0"/>
-          <w:numId w:val="1002"/>
-        </w:numPr>
-      </w:pPr>
-      <w:r>
-        <w:t xml:space="preserve">NOAH: That’s honest.</w:t>
-      </w:r>
-      <w:r>
-        <w:t xml:space="preserve"> </w:t>
-      </w:r>
-      <w:r>
-        <w:t xml:space="preserve">노아: 솔직하네요.</w:t>
-      </w:r>
-    </w:p>
-    <w:p>
-      <w:pPr>
-        <w:numPr>
-          <w:ilvl w:val="0"/>
-          <w:numId w:val="1002"/>
-        </w:numPr>
-      </w:pPr>
-      <w:r>
-        <w:t xml:space="preserve">TOM: I’m always honest with you. I’m just not always kind.</w:t>
-      </w:r>
-      <w:r>
-        <w:t xml:space="preserve"> </w:t>
-      </w:r>
-      <w:r>
-        <w:t xml:space="preserve">톰: 난 너한테 늘 솔직했어. 늘 친절하진 않았을 뿐이지.</w:t>
-      </w:r>
-    </w:p>
-    <w:p>
-      <w:pPr>
-        <w:numPr>
-          <w:ilvl w:val="0"/>
-          <w:numId w:val="1002"/>
-        </w:numPr>
-      </w:pPr>
-      <w:r>
-        <w:t xml:space="preserve">NOAH: And there’s another reason, and I think it matters more. Your CEO retires next year, and you want the job. A big acquisition in a growing market is exactly what a board likes to see from a candidate. So this isn’t only about Lumaderm.</w:t>
-      </w:r>
-      <w:r>
-        <w:t xml:space="preserve"> </w:t>
-      </w:r>
-      <w:r>
-        <w:t xml:space="preserve">노아: 그리고 다른 이유도 있죠. 그게 더 중요한 것 같고요. 본사 CEO가 내년에 은퇴하고, 그 자리를 원하시잖아요. 성장하는 시장에서의 대형 인수는 이사회가 후보에게서 딱 보고 싶어 하는 거죠. 그러니 이건 루마덤만의 문제가 아니에요.</w:t>
-      </w:r>
-    </w:p>
-    <w:p>
-      <w:pPr>
-        <w:numPr>
-          <w:ilvl w:val="0"/>
-          <w:numId w:val="1002"/>
-        </w:numPr>
-      </w:pPr>
-      <w:r>
-        <w:t xml:space="preserve">TOM: …You’ve been reading the Financial Ledger.</w:t>
-      </w:r>
-      <w:r>
-        <w:t xml:space="preserve"> </w:t>
-      </w:r>
-      <w:r>
-        <w:t xml:space="preserve">톰: …파이낸셜 레저 읽었구나.</w:t>
-      </w:r>
-    </w:p>
-    <w:p>
-      <w:pPr>
-        <w:numPr>
-          <w:ilvl w:val="0"/>
-          <w:numId w:val="1002"/>
-        </w:numPr>
-      </w:pPr>
-      <w:r>
-        <w:t xml:space="preserve">NOAH: Page six.</w:t>
-      </w:r>
-      <w:r>
-        <w:t xml:space="preserve"> </w:t>
-      </w:r>
-      <w:r>
-        <w:t xml:space="preserve">“</w:t>
-      </w:r>
-      <w:r>
-        <w:t xml:space="preserve">Brennan, a leading candidate.</w:t>
-      </w:r>
-      <w:r>
-        <w:t xml:space="preserve">”</w:t>
-      </w:r>
-      <w:r>
-        <w:t xml:space="preserve"> </w:t>
-      </w:r>
-      <w:r>
         <w:t xml:space="preserve">Buying Veyra is your ticket.</w:t>
       </w:r>
-      <w:r>
-        <w:t xml:space="preserve"> </w:t>
-      </w:r>
-      <w:r>
-        <w:t xml:space="preserve">노아: 6면.</w:t>
-      </w:r>
-      <w:r>
-        <w:t xml:space="preserve"> </w:t>
-      </w:r>
-      <w:r>
-        <w:t xml:space="preserve">“</w:t>
-      </w:r>
-      <w:r>
-        <w:t xml:space="preserve">브레넌, 유력 후보.</w:t>
-      </w:r>
-      <w:r>
-        <w:t xml:space="preserve">”</w:t>
-      </w:r>
-      <w:r>
-        <w:t xml:space="preserve"> </w:t>
-      </w:r>
-      <w:r>
-        <w:t xml:space="preserve">베이라 인수가 당신의 티켓이고요.</w:t>
-      </w:r>
-    </w:p>
-    <w:p>
-      <w:pPr>
-        <w:numPr>
-          <w:ilvl w:val="0"/>
-          <w:numId w:val="1002"/>
-        </w:numPr>
+    </w:p>
+    <w:p>
+      <w:pPr>
+        <w:pStyle w:val="BodyText"/>
       </w:pPr>
       <w:r>
         <w:t xml:space="preserve">WAITER: Excuse me, gentlemen. The reserve, as you requested, Mr. Brennan.</w:t>
       </w:r>
-      <w:r>
-        <w:t xml:space="preserve"> </w:t>
-      </w:r>
-      <w:r>
-        <w:t xml:space="preserve">종업원: 실례합니다. 요청하신 리저브 와인입니다, 브레넌 님.</w:t>
-      </w:r>
-    </w:p>
-    <w:p>
-      <w:pPr>
-        <w:numPr>
-          <w:ilvl w:val="0"/>
-          <w:numId w:val="1002"/>
-        </w:numPr>
+    </w:p>
+    <w:p>
+      <w:pPr>
+        <w:pStyle w:val="BodyText"/>
       </w:pPr>
       <w:r>
         <w:t xml:space="preserve">TOM: It’s a ticket for both of us. You get a fortune. I get a corner office. Patients get our scale.</w:t>
       </w:r>
-      <w:r>
-        <w:t xml:space="preserve"> </w:t>
-      </w:r>
-      <w:r>
-        <w:t xml:space="preserve">톰: 우리 둘 다를 위한 티켓이지. 넌 재산을 얻고. 난 모퉁이 사무실을 얻고. 환자들은 우리 규모를 얻어.</w:t>
-      </w:r>
-    </w:p>
-    <w:p>
-      <w:pPr>
-        <w:numPr>
-          <w:ilvl w:val="0"/>
-          <w:numId w:val="1002"/>
-        </w:numPr>
+    </w:p>
+    <w:p>
+      <w:pPr>
+        <w:pStyle w:val="BodyText"/>
       </w:pPr>
       <w:r>
         <w:t xml:space="preserve">NOAH: Halvern’s scale. In one hundred countries.</w:t>
       </w:r>
-      <w:r>
-        <w:t xml:space="preserve"> </w:t>
-      </w:r>
-      <w:r>
-        <w:t xml:space="preserve">노아: 할번의 규모. 100개국에서.</w:t>
-      </w:r>
-    </w:p>
-    <w:p>
-      <w:pPr>
-        <w:numPr>
-          <w:ilvl w:val="0"/>
-          <w:numId w:val="1002"/>
-        </w:numPr>
+    </w:p>
+    <w:p>
+      <w:pPr>
+        <w:pStyle w:val="BodyText"/>
       </w:pPr>
       <w:r>
         <w:t xml:space="preserve">TOM: In one hundred twelve countries. Your filler in every one of them. Isn’t that what you wanted? Safety everywhere?</w:t>
       </w:r>
-      <w:r>
-        <w:t xml:space="preserve"> </w:t>
-      </w:r>
-      <w:r>
-        <w:t xml:space="preserve">톰: 112개국. 그 모든 나라에 네 필러가. 그게 네가 원한 거 아니야? 어디서나 안전?</w:t>
-      </w:r>
-    </w:p>
-    <w:p>
-      <w:pPr>
-        <w:numPr>
-          <w:ilvl w:val="0"/>
-          <w:numId w:val="1002"/>
-        </w:numPr>
+    </w:p>
+    <w:p>
+      <w:pPr>
+        <w:pStyle w:val="BodyText"/>
       </w:pPr>
       <w:r>
         <w:t xml:space="preserve">NOAH: That’s a good line. Did you practise it?</w:t>
       </w:r>
-      <w:r>
-        <w:t xml:space="preserve"> </w:t>
-      </w:r>
-      <w:r>
-        <w:t xml:space="preserve">노아: 좋은 대사네요. 연습하셨어요?</w:t>
-      </w:r>
-    </w:p>
-    <w:p>
-      <w:pPr>
-        <w:numPr>
-          <w:ilvl w:val="0"/>
-          <w:numId w:val="1002"/>
-        </w:numPr>
+    </w:p>
+    <w:p>
+      <w:pPr>
+        <w:pStyle w:val="BodyText"/>
       </w:pPr>
       <w:r>
         <w:t xml:space="preserve">TOM: Twice. In the car. It sounded better in the car.</w:t>
       </w:r>
-      <w:r>
-        <w:t xml:space="preserve"> </w:t>
-      </w:r>
-      <w:r>
-        <w:t xml:space="preserve">톰: 두 번. 차에서. 차에서는 더 좋게 들렸어.</w:t>
-      </w:r>
-    </w:p>
-    <w:p>
-      <w:pPr>
-        <w:numPr>
-          <w:ilvl w:val="0"/>
-          <w:numId w:val="1002"/>
-        </w:numPr>
+    </w:p>
+    <w:p>
+      <w:pPr>
+        <w:pStyle w:val="BodyText"/>
       </w:pPr>
       <w:r>
         <w:t xml:space="preserve">NOAH: Tom, can I ask some questions? Specific ones?</w:t>
       </w:r>
-      <w:r>
-        <w:t xml:space="preserve"> </w:t>
-      </w:r>
-      <w:r>
-        <w:t xml:space="preserve">노아: 톰, 질문 좀 해도 돼요? 구체적인 걸로?</w:t>
-      </w:r>
-    </w:p>
-    <w:p>
-      <w:pPr>
-        <w:numPr>
-          <w:ilvl w:val="0"/>
-          <w:numId w:val="1002"/>
-        </w:numPr>
+    </w:p>
+    <w:p>
+      <w:pPr>
+        <w:pStyle w:val="BodyText"/>
       </w:pPr>
       <w:r>
         <w:t xml:space="preserve">TOM: That’s why I booked the private room.</w:t>
       </w:r>
-      <w:r>
-        <w:t xml:space="preserve"> </w:t>
-      </w:r>
-      <w:r>
-        <w:t xml:space="preserve">톰: 그래서 별실을 잡은 거야.</w:t>
-      </w:r>
-    </w:p>
-    <w:p>
-      <w:pPr>
-        <w:numPr>
-          <w:ilvl w:val="0"/>
-          <w:numId w:val="1002"/>
-        </w:numPr>
+    </w:p>
+    <w:p>
+      <w:pPr>
+        <w:pStyle w:val="BodyText"/>
       </w:pPr>
       <w:r>
         <w:t xml:space="preserve">NOAH: Thank you. I’m going to write your answers on a napkin. Old habit.</w:t>
       </w:r>
-      <w:r>
-        <w:t xml:space="preserve"> </w:t>
-      </w:r>
-      <w:r>
-        <w:t xml:space="preserve">노아: 감사해요. 답을 냅킨에 적을게요. 오랜 습관이에요.</w:t>
-      </w:r>
-    </w:p>
-    <w:p>
-      <w:pPr>
-        <w:numPr>
-          <w:ilvl w:val="0"/>
-          <w:numId w:val="1002"/>
-        </w:numPr>
+    </w:p>
+    <w:p>
+      <w:pPr>
+        <w:pStyle w:val="BodyText"/>
       </w:pPr>
       <w:r>
         <w:t xml:space="preserve">TOM: The famous napkin. Go ahead. I’ll speak slowly.</w:t>
       </w:r>
-      <w:r>
-        <w:t xml:space="preserve"> </w:t>
-      </w:r>
-      <w:r>
-        <w:t xml:space="preserve">톰: 그 유명한 냅킨. 해 봐. 천천히 말해 줄게.</w:t>
-      </w:r>
-    </w:p>
-    <w:p>
-      <w:pPr>
-        <w:numPr>
-          <w:ilvl w:val="0"/>
-          <w:numId w:val="1002"/>
-        </w:numPr>
+    </w:p>
+    <w:p>
+      <w:pPr>
+        <w:pStyle w:val="BodyText"/>
       </w:pPr>
       <w:r>
         <w:t xml:space="preserve">NOAH: Question one. We sell only to medical professionals. In every country. Does that rule survive?</w:t>
-      </w:r>
-      <w:r>
-        <w:t xml:space="preserve"> </w:t>
-      </w:r>
-      <w:r>
-        <w:t xml:space="preserve">노아: 질문 하나. 우린 의료 전문가에게만 팔아요. 모든 나라에서. 그 규칙이 살아남아요?</w:t>
       </w:r>
     </w:p>
     <w:bookmarkEnd w:id="22"/>
@@ -1520,27 +1034,15 @@
     </w:p>
     <w:p>
       <w:pPr>
-        <w:numPr>
-          <w:ilvl w:val="0"/>
-          <w:numId w:val="1003"/>
-        </w:numPr>
+        <w:pStyle w:val="FirstParagraph"/>
       </w:pPr>
       <w:r>
         <w:t xml:space="preserve">TOM: That rule will be reviewed as part of integration.</w:t>
       </w:r>
-      <w:r>
-        <w:t xml:space="preserve"> </w:t>
-      </w:r>
-      <w:r>
-        <w:t xml:space="preserve">톰: 그 규칙은 통합 과정의 일부로 검토될 거야.</w:t>
-      </w:r>
-    </w:p>
-    <w:p>
-      <w:pPr>
-        <w:numPr>
-          <w:ilvl w:val="0"/>
-          <w:numId w:val="1003"/>
-        </w:numPr>
+    </w:p>
+    <w:p>
+      <w:pPr>
+        <w:pStyle w:val="BodyText"/>
       </w:pPr>
       <w:r>
         <w:t xml:space="preserve">NOAH:</w:t>
@@ -1581,52 +1083,10 @@
       <w:r>
         <w:t xml:space="preserve">In Halvern, too?</w:t>
       </w:r>
-      <w:r>
-        <w:t xml:space="preserve"> </w:t>
-      </w:r>
-      <w:r>
-        <w:t xml:space="preserve">노아:</w:t>
-      </w:r>
-      <w:r>
-        <w:t xml:space="preserve"> </w:t>
-      </w:r>
-      <w:r>
-        <w:t xml:space="preserve">“</w:t>
-      </w:r>
-      <w:r>
-        <w:t xml:space="preserve">통합 과정의 일부로 검토.</w:t>
-      </w:r>
-      <w:r>
-        <w:t xml:space="preserve">”</w:t>
-      </w:r>
-      <w:r>
-        <w:t xml:space="preserve"> </w:t>
-      </w:r>
-      <w:r>
-        <w:t xml:space="preserve">영국식으론</w:t>
-      </w:r>
-      <w:r>
-        <w:t xml:space="preserve"> </w:t>
-      </w:r>
-      <w:r>
-        <w:t xml:space="preserve">“</w:t>
-      </w:r>
-      <w:r>
-        <w:t xml:space="preserve">노</w:t>
-      </w:r>
-      <w:r>
-        <w:t xml:space="preserve">”</w:t>
-      </w:r>
-      <w:r>
-        <w:t xml:space="preserve">인데요. 할번식으로도요?</w:t>
-      </w:r>
-    </w:p>
-    <w:p>
-      <w:pPr>
-        <w:numPr>
-          <w:ilvl w:val="0"/>
-          <w:numId w:val="1003"/>
-        </w:numPr>
+    </w:p>
+    <w:p>
+      <w:pPr>
+        <w:pStyle w:val="BodyText"/>
       </w:pPr>
       <w:r>
         <w:t xml:space="preserve">TOM: In Halvern, it means</w:t>
@@ -1649,470 +1109,221 @@
       <w:r>
         <w:t xml:space="preserve">But let’s be realistic. Halvern UK already sells to Level Seven practitioners, and you can’t run two different channel policies inside one company for very long. Sooner or later, the channels must align.</w:t>
       </w:r>
-      <w:r>
-        <w:t xml:space="preserve"> </w:t>
-      </w:r>
-      <w:r>
-        <w:t xml:space="preserve">톰: 할번식으론 ’첫날은 아니다’란 뜻이야. 하지만 현실적으로 보자. 할번 UK는 이미 레벨 7 시술자에게 팔고 있고, 한 회사 안에서 서로 다른 채널 정책 두 개를 오래 끌고 갈 순 없어. 조만간 채널은 맞춰져야 해.</w:t>
-      </w:r>
-    </w:p>
-    <w:p>
-      <w:pPr>
-        <w:numPr>
-          <w:ilvl w:val="0"/>
-          <w:numId w:val="1003"/>
-        </w:numPr>
+    </w:p>
+    <w:p>
+      <w:pPr>
+        <w:pStyle w:val="BodyText"/>
       </w:pPr>
       <w:r>
         <w:t xml:space="preserve">NOAH: Align. Meaning our syringes go to beauticians. Eventually.</w:t>
       </w:r>
-      <w:r>
-        <w:t xml:space="preserve"> </w:t>
-      </w:r>
-      <w:r>
-        <w:t xml:space="preserve">노아: 맞춘다. 그러니까 우리 주사기가 미용사에게 간다는 거네요. 결국엔.</w:t>
-      </w:r>
-    </w:p>
-    <w:p>
-      <w:pPr>
-        <w:numPr>
-          <w:ilvl w:val="0"/>
-          <w:numId w:val="1003"/>
-        </w:numPr>
+    </w:p>
+    <w:p>
+      <w:pPr>
+        <w:pStyle w:val="BodyText"/>
       </w:pPr>
       <w:r>
         <w:t xml:space="preserve">TOM: Meaning I can’t promise a rule I don’t control. I won’t lie to you.</w:t>
       </w:r>
-      <w:r>
-        <w:t xml:space="preserve"> </w:t>
-      </w:r>
-      <w:r>
-        <w:t xml:space="preserve">톰: 내가 통제하지 못하는 규칙은 약속 못 한다는 뜻이야. 거짓말은 안 할게.</w:t>
-      </w:r>
-    </w:p>
-    <w:p>
-      <w:pPr>
-        <w:numPr>
-          <w:ilvl w:val="0"/>
-          <w:numId w:val="1003"/>
-        </w:numPr>
+    </w:p>
+    <w:p>
+      <w:pPr>
+        <w:pStyle w:val="BodyText"/>
       </w:pPr>
       <w:r>
         <w:t xml:space="preserve">NOAH: Question two. Our independent safety committee. Dr. Reese. Does it stay?</w:t>
       </w:r>
-      <w:r>
-        <w:t xml:space="preserve"> </w:t>
-      </w:r>
-      <w:r>
-        <w:t xml:space="preserve">노아: 질문 둘. 우리 독립 안전위원회. 리스 박사. 유지돼요?</w:t>
-      </w:r>
-    </w:p>
-    <w:p>
-      <w:pPr>
-        <w:numPr>
-          <w:ilvl w:val="0"/>
-          <w:numId w:val="1003"/>
-        </w:numPr>
+    </w:p>
+    <w:p>
+      <w:pPr>
+        <w:pStyle w:val="BodyText"/>
       </w:pPr>
       <w:r>
         <w:t xml:space="preserve">TOM: It stays. As an advisory body. To Halvern’s chief medical officer.</w:t>
       </w:r>
-      <w:r>
-        <w:t xml:space="preserve"> </w:t>
-      </w:r>
-      <w:r>
-        <w:t xml:space="preserve">톰: 유지돼. 자문 기구로. 할번 최고 의학 책임자 산하에.</w:t>
-      </w:r>
-    </w:p>
-    <w:p>
-      <w:pPr>
-        <w:numPr>
-          <w:ilvl w:val="0"/>
-          <w:numId w:val="1003"/>
-        </w:numPr>
+    </w:p>
+    <w:p>
+      <w:pPr>
+        <w:pStyle w:val="BodyText"/>
       </w:pPr>
       <w:r>
         <w:t xml:space="preserve">NOAH: Advisory. So it can advise. And be ignored.</w:t>
       </w:r>
-      <w:r>
-        <w:t xml:space="preserve"> </w:t>
-      </w:r>
-      <w:r>
-        <w:t xml:space="preserve">노아: 자문. 그러니까 조언할 순 있고. 무시당할 수도 있고.</w:t>
-      </w:r>
-    </w:p>
-    <w:p>
-      <w:pPr>
-        <w:numPr>
-          <w:ilvl w:val="0"/>
-          <w:numId w:val="1003"/>
-        </w:numPr>
+    </w:p>
+    <w:p>
+      <w:pPr>
+        <w:pStyle w:val="BodyText"/>
       </w:pPr>
       <w:r>
         <w:t xml:space="preserve">TOM: Every committee can be ignored, Noah. Even yours.</w:t>
       </w:r>
-      <w:r>
-        <w:t xml:space="preserve"> </w:t>
-      </w:r>
-      <w:r>
-        <w:t xml:space="preserve">톰: 모든 위원회는 무시당할 수 있어, 노아. 너희 것도.</w:t>
-      </w:r>
-    </w:p>
-    <w:p>
-      <w:pPr>
-        <w:numPr>
-          <w:ilvl w:val="0"/>
-          <w:numId w:val="1003"/>
-        </w:numPr>
+    </w:p>
+    <w:p>
+      <w:pPr>
+        <w:pStyle w:val="BodyText"/>
       </w:pPr>
       <w:r>
         <w:t xml:space="preserve">NOAH: Question three. Elena has a written safety veto. Since year one. Does it survive?</w:t>
       </w:r>
-      <w:r>
-        <w:t xml:space="preserve"> </w:t>
-      </w:r>
-      <w:r>
-        <w:t xml:space="preserve">노아: 질문 셋. 엘레나에겐 서면 안전 거부권이 있어요. 1년 차부터. 살아남아요?</w:t>
-      </w:r>
-    </w:p>
-    <w:p>
-      <w:pPr>
-        <w:numPr>
-          <w:ilvl w:val="0"/>
-          <w:numId w:val="1003"/>
-        </w:numPr>
+    </w:p>
+    <w:p>
+      <w:pPr>
+        <w:pStyle w:val="BodyText"/>
       </w:pPr>
       <w:r>
         <w:t xml:space="preserve">TOM: Halvern doesn’t do vetoes. We do processes, with committees, sign-offs and escalation paths, because one person stopping a global company is a risk we can’t insure. Elena would be a valued voice in that process. A very well-paid one.</w:t>
       </w:r>
-      <w:r>
-        <w:t xml:space="preserve"> </w:t>
-      </w:r>
-      <w:r>
-        <w:t xml:space="preserve">톰: 할번은 거부권을 안 해. 절차를 하지. 위원회, 승인, 보고 체계로. 한 사람이 글로벌 회사를 멈춰 세우는 건 우리가 감당할 수 없는 리스크니까. 엘레나는 그 절차 안에서 존중받는 목소리가 될 거야. 아주 보수 좋은.</w:t>
-      </w:r>
-    </w:p>
-    <w:p>
-      <w:pPr>
-        <w:numPr>
-          <w:ilvl w:val="0"/>
-          <w:numId w:val="1003"/>
-        </w:numPr>
+    </w:p>
+    <w:p>
+      <w:pPr>
+        <w:pStyle w:val="BodyText"/>
       </w:pPr>
       <w:r>
         <w:t xml:space="preserve">NOAH: A well-paid voice. Without a veto.</w:t>
       </w:r>
-      <w:r>
-        <w:t xml:space="preserve"> </w:t>
-      </w:r>
-      <w:r>
-        <w:t xml:space="preserve">노아: 보수 좋은 목소리. 거부권 없는.</w:t>
-      </w:r>
-    </w:p>
-    <w:p>
-      <w:pPr>
-        <w:numPr>
-          <w:ilvl w:val="0"/>
-          <w:numId w:val="1003"/>
-        </w:numPr>
+    </w:p>
+    <w:p>
+      <w:pPr>
+        <w:pStyle w:val="BodyText"/>
       </w:pPr>
       <w:r>
         <w:t xml:space="preserve">TOM: Without a veto. With eight million dollars. She can buy a lot of vetoes with that.</w:t>
       </w:r>
-      <w:r>
-        <w:t xml:space="preserve"> </w:t>
-      </w:r>
-      <w:r>
-        <w:t xml:space="preserve">톰: 거부권 없이. 800만 달러와 함께. 그 돈이면 거부권을 잔뜩 살 수 있지.</w:t>
-      </w:r>
-    </w:p>
-    <w:p>
-      <w:pPr>
-        <w:numPr>
-          <w:ilvl w:val="0"/>
-          <w:numId w:val="1003"/>
-        </w:numPr>
+    </w:p>
+    <w:p>
+      <w:pPr>
+        <w:pStyle w:val="BodyText"/>
       </w:pPr>
       <w:r>
         <w:t xml:space="preserve">NOAH: You don’t know Elena.</w:t>
       </w:r>
-      <w:r>
-        <w:t xml:space="preserve"> </w:t>
-      </w:r>
-      <w:r>
-        <w:t xml:space="preserve">노아: 엘레나를 모르시네요.</w:t>
-      </w:r>
-    </w:p>
-    <w:p>
-      <w:pPr>
-        <w:numPr>
-          <w:ilvl w:val="0"/>
-          <w:numId w:val="1003"/>
-        </w:numPr>
+    </w:p>
+    <w:p>
+      <w:pPr>
+        <w:pStyle w:val="BodyText"/>
       </w:pPr>
       <w:r>
         <w:t xml:space="preserve">TOM: I know she walked out of a meeting once. Over a medical assistant in Houston. I respected that.</w:t>
       </w:r>
-      <w:r>
-        <w:t xml:space="preserve"> </w:t>
-      </w:r>
-      <w:r>
-        <w:t xml:space="preserve">톰: 한번 회의에서 나가 버린 건 알아. 휴스턴의 의료 보조원 때문에. 그건 존중했어.</w:t>
-      </w:r>
-    </w:p>
-    <w:p>
-      <w:pPr>
-        <w:numPr>
-          <w:ilvl w:val="0"/>
-          <w:numId w:val="1003"/>
-        </w:numPr>
+    </w:p>
+    <w:p>
+      <w:pPr>
+        <w:pStyle w:val="BodyText"/>
       </w:pPr>
       <w:r>
         <w:t xml:space="preserve">NOAH: Question four. Korea. We’re in talks with Daeyang Bio. What happens to that?</w:t>
       </w:r>
-      <w:r>
-        <w:t xml:space="preserve"> </w:t>
-      </w:r>
-      <w:r>
-        <w:t xml:space="preserve">노아: 질문 넷. 한국. 우린 대양바이오와 협의 중이에요. 그건 어떻게 돼요?</w:t>
-      </w:r>
-    </w:p>
-    <w:p>
-      <w:pPr>
-        <w:numPr>
-          <w:ilvl w:val="0"/>
-          <w:numId w:val="1003"/>
-        </w:numPr>
+    </w:p>
+    <w:p>
+      <w:pPr>
+        <w:pStyle w:val="BodyText"/>
       </w:pPr>
       <w:r>
         <w:t xml:space="preserve">TOM: Daeyang is our syringe supplier. A joint venture between our supplier and our subsidiary? Conflict of interest. It ends.</w:t>
       </w:r>
-      <w:r>
-        <w:t xml:space="preserve"> </w:t>
-      </w:r>
-      <w:r>
-        <w:t xml:space="preserve">톰: 대양은 우리 주사기 공급사야. 우리 공급사와 우리 자회사의 합작법인? 이해충돌이지. 끝나.</w:t>
-      </w:r>
-    </w:p>
-    <w:p>
-      <w:pPr>
-        <w:numPr>
-          <w:ilvl w:val="0"/>
-          <w:numId w:val="1003"/>
-        </w:numPr>
+    </w:p>
+    <w:p>
+      <w:pPr>
+        <w:pStyle w:val="BodyText"/>
       </w:pPr>
       <w:r>
         <w:t xml:space="preserve">NOAH: Their supply contract with you ends next year.</w:t>
       </w:r>
-      <w:r>
-        <w:t xml:space="preserve"> </w:t>
-      </w:r>
-      <w:r>
-        <w:t xml:space="preserve">노아: 대양과의 공급 계약은 내년에 끝나잖아요.</w:t>
-      </w:r>
-    </w:p>
-    <w:p>
-      <w:pPr>
-        <w:numPr>
-          <w:ilvl w:val="0"/>
-          <w:numId w:val="1003"/>
-        </w:numPr>
+    </w:p>
+    <w:p>
+      <w:pPr>
+        <w:pStyle w:val="BodyText"/>
       </w:pPr>
       <w:r>
         <w:t xml:space="preserve">TOM: …You’re better informed than I thought. Ms. Han talks to you.</w:t>
       </w:r>
-      <w:r>
-        <w:t xml:space="preserve"> </w:t>
-      </w:r>
-      <w:r>
-        <w:t xml:space="preserve">톰: …생각보다 잘 아는구나. 한 상무가 너랑 얘기하는군.</w:t>
-      </w:r>
-    </w:p>
-    <w:p>
-      <w:pPr>
-        <w:numPr>
-          <w:ilvl w:val="0"/>
-          <w:numId w:val="1003"/>
-        </w:numPr>
+    </w:p>
+    <w:p>
+      <w:pPr>
+        <w:pStyle w:val="BodyText"/>
       </w:pPr>
       <w:r>
         <w:t xml:space="preserve">NOAH: I didn’t say that.</w:t>
       </w:r>
-      <w:r>
-        <w:t xml:space="preserve"> </w:t>
-      </w:r>
-      <w:r>
-        <w:t xml:space="preserve">노아: 그렇게 말하지 않았어요.</w:t>
-      </w:r>
-    </w:p>
-    <w:p>
-      <w:pPr>
-        <w:numPr>
-          <w:ilvl w:val="0"/>
-          <w:numId w:val="1003"/>
-        </w:numPr>
+    </w:p>
+    <w:p>
+      <w:pPr>
+        <w:pStyle w:val="BodyText"/>
       </w:pPr>
       <w:r>
         <w:t xml:space="preserve">TOM: You didn’t have to. Contracts get renewed, Noah. Especially when the alternative is losing Halvern.</w:t>
       </w:r>
-      <w:r>
-        <w:t xml:space="preserve"> </w:t>
-      </w:r>
-      <w:r>
-        <w:t xml:space="preserve">톰: 안 해도 돼. 계약은 갱신되는 거야, 노아. 특히 대안이 할번을 잃는 거라면.</w:t>
-      </w:r>
-    </w:p>
-    <w:p>
-      <w:pPr>
-        <w:numPr>
-          <w:ilvl w:val="0"/>
-          <w:numId w:val="1003"/>
-        </w:numPr>
+    </w:p>
+    <w:p>
+      <w:pPr>
+        <w:pStyle w:val="BodyText"/>
       </w:pPr>
       <w:r>
         <w:t xml:space="preserve">NOAH: Question five. Timing. What do you need from me?</w:t>
       </w:r>
-      <w:r>
-        <w:t xml:space="preserve"> </w:t>
-      </w:r>
-      <w:r>
-        <w:t xml:space="preserve">노아: 질문 다섯. 일정. 저한테 뭘 원하세요?</w:t>
-      </w:r>
-    </w:p>
-    <w:p>
-      <w:pPr>
-        <w:numPr>
-          <w:ilvl w:val="0"/>
-          <w:numId w:val="1003"/>
-        </w:numPr>
+    </w:p>
+    <w:p>
+      <w:pPr>
+        <w:pStyle w:val="BodyText"/>
       </w:pPr>
       <w:r>
         <w:t xml:space="preserve">TOM: An answer in twenty-one days. Then forty-five days of exclusivity. No-shop. You don’t talk to other buyers.</w:t>
       </w:r>
-      <w:r>
-        <w:t xml:space="preserve"> </w:t>
-      </w:r>
-      <w:r>
-        <w:t xml:space="preserve">톰: 21일 안에 답. 그다음 45일 독점 협상. 노숍. 다른 인수자와 얘기하지 않는 거.</w:t>
-      </w:r>
-    </w:p>
-    <w:p>
-      <w:pPr>
-        <w:numPr>
-          <w:ilvl w:val="0"/>
-          <w:numId w:val="1003"/>
-        </w:numPr>
+    </w:p>
+    <w:p>
+      <w:pPr>
+        <w:pStyle w:val="BodyText"/>
       </w:pPr>
       <w:r>
         <w:t xml:space="preserve">NOAH: Or other partners? Like Daeyang? Or Tokyo?</w:t>
       </w:r>
-      <w:r>
-        <w:t xml:space="preserve"> </w:t>
-      </w:r>
-      <w:r>
-        <w:t xml:space="preserve">노아: 아니면 다른 파트너도요? 대양처럼? 아니면 도쿄?</w:t>
-      </w:r>
-    </w:p>
-    <w:p>
-      <w:pPr>
-        <w:numPr>
-          <w:ilvl w:val="0"/>
-          <w:numId w:val="1003"/>
-        </w:numPr>
+    </w:p>
+    <w:p>
+      <w:pPr>
+        <w:pStyle w:val="BodyText"/>
       </w:pPr>
       <w:r>
         <w:t xml:space="preserve">TOM: Tokyo. Mitsukawa. Ishikawa is a smart man. He’ll wait to see what you decide.</w:t>
       </w:r>
-      <w:r>
-        <w:t xml:space="preserve"> </w:t>
-      </w:r>
-      <w:r>
-        <w:t xml:space="preserve">톰: 도쿄. 미쓰카와. 이시카와는 똑똑한 사람이야. 네가 뭘 결정하는지 보고 기다릴 거야.</w:t>
-      </w:r>
-    </w:p>
-    <w:p>
-      <w:pPr>
-        <w:numPr>
-          <w:ilvl w:val="0"/>
-          <w:numId w:val="1003"/>
-        </w:numPr>
+    </w:p>
+    <w:p>
+      <w:pPr>
+        <w:pStyle w:val="BodyText"/>
       </w:pPr>
       <w:r>
         <w:t xml:space="preserve">NOAH: You know about Tokyo too.</w:t>
       </w:r>
-      <w:r>
-        <w:t xml:space="preserve"> </w:t>
-      </w:r>
-      <w:r>
-        <w:t xml:space="preserve">노아: 도쿄도 아시네요.</w:t>
-      </w:r>
-    </w:p>
-    <w:p>
-      <w:pPr>
-        <w:numPr>
-          <w:ilvl w:val="0"/>
-          <w:numId w:val="1003"/>
-        </w:numPr>
+    </w:p>
+    <w:p>
+      <w:pPr>
+        <w:pStyle w:val="BodyText"/>
       </w:pPr>
       <w:r>
         <w:t xml:space="preserve">TOM: Two floors below Mitsukawa, kid. Shimbashi has good bars.</w:t>
       </w:r>
-      <w:r>
-        <w:t xml:space="preserve"> </w:t>
-      </w:r>
-      <w:r>
-        <w:t xml:space="preserve">톰: 미쓰카와 두 층 아래야, 꼬마. 신바시엔 좋은 바가 있지.</w:t>
-      </w:r>
-    </w:p>
-    <w:p>
-      <w:pPr>
-        <w:numPr>
-          <w:ilvl w:val="0"/>
-          <w:numId w:val="1003"/>
-        </w:numPr>
+    </w:p>
+    <w:p>
+      <w:pPr>
+        <w:pStyle w:val="BodyText"/>
       </w:pPr>
       <w:r>
         <w:t xml:space="preserve">NOAH: Let me read it back, so we don’t misunderstand each other later. Five answers. Rule, reviewed. Committee, advisory. Veto, gone. Korea, ends. And you want an answer in twenty-one days, followed by forty-five days of no-shop. Is that right?</w:t>
       </w:r>
-      <w:r>
-        <w:t xml:space="preserve"> </w:t>
-      </w:r>
-      <w:r>
-        <w:t xml:space="preserve">노아: 나중에 서로 오해하지 않게 다시 읽어 볼게요. 답 다섯 개. 규칙, 검토. 위원회, 자문. 거부권, 없음. 한국, 끝. 그리고 21일 안에 답을 원하시고, 그다음 45일 노숍. 맞아요?</w:t>
-      </w:r>
-    </w:p>
-    <w:p>
-      <w:pPr>
-        <w:numPr>
-          <w:ilvl w:val="0"/>
-          <w:numId w:val="1003"/>
-        </w:numPr>
+    </w:p>
+    <w:p>
+      <w:pPr>
+        <w:pStyle w:val="BodyText"/>
       </w:pPr>
       <w:r>
         <w:t xml:space="preserve">TOM: You make it sound bad. You left out the one point two billion.</w:t>
       </w:r>
-      <w:r>
-        <w:t xml:space="preserve"> </w:t>
-      </w:r>
-      <w:r>
-        <w:t xml:space="preserve">톰: 나쁘게 들리게 하네. 12억은 빼먹었잖아.</w:t>
-      </w:r>
-    </w:p>
-    <w:p>
-      <w:pPr>
-        <w:numPr>
-          <w:ilvl w:val="0"/>
-          <w:numId w:val="1003"/>
-        </w:numPr>
+    </w:p>
+    <w:p>
+      <w:pPr>
+        <w:pStyle w:val="BodyText"/>
       </w:pPr>
       <w:r>
         <w:t xml:space="preserve">NOAH: It’s on the napkin. At the top. Underlined.</w:t>
-      </w:r>
-      <w:r>
-        <w:t xml:space="preserve"> </w:t>
-      </w:r>
-      <w:r>
-        <w:t xml:space="preserve">노아: 냅킨에 있어요. 맨 위에. 밑줄까지.</w:t>
       </w:r>
     </w:p>
     <w:bookmarkEnd w:id="23"/>
@@ -2127,282 +1338,135 @@
     </w:p>
     <w:p>
       <w:pPr>
-        <w:numPr>
-          <w:ilvl w:val="0"/>
-          <w:numId w:val="1004"/>
-        </w:numPr>
+        <w:pStyle w:val="FirstParagraph"/>
       </w:pPr>
       <w:r>
         <w:t xml:space="preserve">TOM: Let me tell you what happens if you say no. Not a threat. A forecast.</w:t>
       </w:r>
-      <w:r>
-        <w:t xml:space="preserve"> </w:t>
-      </w:r>
-      <w:r>
-        <w:t xml:space="preserve">톰: 거절하면 어떻게 되는지 말해 줄게. 협박이 아니라. 예측이야.</w:t>
-      </w:r>
-    </w:p>
-    <w:p>
-      <w:pPr>
-        <w:numPr>
-          <w:ilvl w:val="0"/>
-          <w:numId w:val="1004"/>
-        </w:numPr>
+    </w:p>
+    <w:p>
+      <w:pPr>
+        <w:pStyle w:val="BodyText"/>
       </w:pPr>
       <w:r>
         <w:t xml:space="preserve">NOAH: Go on.</w:t>
       </w:r>
-      <w:r>
-        <w:t xml:space="preserve"> </w:t>
-      </w:r>
-      <w:r>
-        <w:t xml:space="preserve">노아: 계속하세요.</w:t>
-      </w:r>
-    </w:p>
-    <w:p>
-      <w:pPr>
-        <w:numPr>
-          <w:ilvl w:val="0"/>
-          <w:numId w:val="1004"/>
-        </w:numPr>
+    </w:p>
+    <w:p>
+      <w:pPr>
+        <w:pStyle w:val="BodyText"/>
       </w:pPr>
       <w:r>
         <w:t xml:space="preserve">TOM: Lumaderm Flex launches in Korea this fall, at Bellacare prices. We can lose money there for three years without our shareholders noticing, because Korea is a rounding error for us. For you, it’s your growth story. Can you lose money for three years?</w:t>
       </w:r>
-      <w:r>
-        <w:t xml:space="preserve"> </w:t>
-      </w:r>
-      <w:r>
-        <w:t xml:space="preserve">톰: 루마덤 플렉스가 올가을 한국에 출시돼. 벨라케어 가격으로. 우린 거기서 3년간 손해를 봐도 주주들이 눈치채지 못해. 우리한테 한국은 반올림 오차 수준이니까. 너희한텐 성장 스토리 그 자체지. 너흰 3년간 손해를 버틸 수 있어?</w:t>
-      </w:r>
-    </w:p>
-    <w:p>
-      <w:pPr>
-        <w:numPr>
-          <w:ilvl w:val="0"/>
-          <w:numId w:val="1004"/>
-        </w:numPr>
+    </w:p>
+    <w:p>
+      <w:pPr>
+        <w:pStyle w:val="BodyText"/>
       </w:pPr>
       <w:r>
         <w:t xml:space="preserve">NOAH: That sounds like a threat, Tom.</w:t>
       </w:r>
-      <w:r>
-        <w:t xml:space="preserve"> </w:t>
-      </w:r>
-      <w:r>
-        <w:t xml:space="preserve">노아: 협박처럼 들리는데요, 톰.</w:t>
-      </w:r>
-    </w:p>
-    <w:p>
-      <w:pPr>
-        <w:numPr>
-          <w:ilvl w:val="0"/>
-          <w:numId w:val="1004"/>
-        </w:numPr>
+    </w:p>
+    <w:p>
+      <w:pPr>
+        <w:pStyle w:val="BodyText"/>
       </w:pPr>
       <w:r>
         <w:t xml:space="preserve">TOM: It’s a business plan. With your name on it, if you say no.</w:t>
       </w:r>
-      <w:r>
-        <w:t xml:space="preserve"> </w:t>
-      </w:r>
-      <w:r>
-        <w:t xml:space="preserve">톰: 사업 계획이야. 네가 거절하면 네 이름이 붙는.</w:t>
-      </w:r>
-    </w:p>
-    <w:p>
-      <w:pPr>
-        <w:numPr>
-          <w:ilvl w:val="0"/>
-          <w:numId w:val="1004"/>
-        </w:numPr>
+    </w:p>
+    <w:p>
+      <w:pPr>
+        <w:pStyle w:val="BodyText"/>
       </w:pPr>
       <w:r>
         <w:t xml:space="preserve">NOAH: Can I ask you something personal?</w:t>
       </w:r>
-      <w:r>
-        <w:t xml:space="preserve"> </w:t>
-      </w:r>
-      <w:r>
-        <w:t xml:space="preserve">노아: 개인적인 거 물어봐도 돼요?</w:t>
-      </w:r>
-    </w:p>
-    <w:p>
-      <w:pPr>
-        <w:numPr>
-          <w:ilvl w:val="0"/>
-          <w:numId w:val="1004"/>
-        </w:numPr>
+    </w:p>
+    <w:p>
+      <w:pPr>
+        <w:pStyle w:val="BodyText"/>
       </w:pPr>
       <w:r>
         <w:t xml:space="preserve">TOM: You’re going to anyway.</w:t>
       </w:r>
-      <w:r>
-        <w:t xml:space="preserve"> </w:t>
-      </w:r>
-      <w:r>
-        <w:t xml:space="preserve">톰: 어차피 물어볼 거잖아.</w:t>
-      </w:r>
-    </w:p>
-    <w:p>
-      <w:pPr>
-        <w:numPr>
-          <w:ilvl w:val="0"/>
-          <w:numId w:val="1004"/>
-        </w:numPr>
+    </w:p>
+    <w:p>
+      <w:pPr>
+        <w:pStyle w:val="BodyText"/>
       </w:pPr>
       <w:r>
         <w:t xml:space="preserve">NOAH: When I left Halvern, you said I’d be back in a year. Begging. Do you remember?</w:t>
       </w:r>
-      <w:r>
-        <w:t xml:space="preserve"> </w:t>
-      </w:r>
-      <w:r>
-        <w:t xml:space="preserve">노아: 제가 할번을 나올 때, 1년 안에 돌아올 거라고 하셨죠. 빌면서. 기억해요?</w:t>
-      </w:r>
-    </w:p>
-    <w:p>
-      <w:pPr>
-        <w:numPr>
-          <w:ilvl w:val="0"/>
-          <w:numId w:val="1004"/>
-        </w:numPr>
+    </w:p>
+    <w:p>
+      <w:pPr>
+        <w:pStyle w:val="BodyText"/>
       </w:pPr>
       <w:r>
         <w:t xml:space="preserve">TOM: I remember. I was wrong. I’m rarely wrong. It bothered me for a long time.</w:t>
       </w:r>
-      <w:r>
-        <w:t xml:space="preserve"> </w:t>
-      </w:r>
-      <w:r>
-        <w:t xml:space="preserve">톰: 기억해. 내가 틀렸어. 난 거의 안 틀려. 오랫동안 신경 쓰였지.</w:t>
-      </w:r>
-    </w:p>
-    <w:p>
-      <w:pPr>
-        <w:numPr>
-          <w:ilvl w:val="0"/>
-          <w:numId w:val="1004"/>
-        </w:numPr>
+    </w:p>
+    <w:p>
+      <w:pPr>
+        <w:pStyle w:val="BodyText"/>
       </w:pPr>
       <w:r>
         <w:t xml:space="preserve">NOAH: Is that why you’re here? To be right, finally?</w:t>
       </w:r>
-      <w:r>
-        <w:t xml:space="preserve"> </w:t>
-      </w:r>
-      <w:r>
-        <w:t xml:space="preserve">노아: 그래서 여기 계신 거예요? 마침내 맞기 위해서?</w:t>
-      </w:r>
-    </w:p>
-    <w:p>
-      <w:pPr>
-        <w:numPr>
-          <w:ilvl w:val="0"/>
-          <w:numId w:val="1004"/>
-        </w:numPr>
+    </w:p>
+    <w:p>
+      <w:pPr>
+        <w:pStyle w:val="BodyText"/>
       </w:pPr>
       <w:r>
         <w:t xml:space="preserve">TOM: I hired you at twenty-six. You couldn’t read a P and L, you couldn’t run a meeting, and you argued with every regional director in the building. Everything you used against me in that lawsuit, every tactic, I taught you. Don’t forget that.</w:t>
       </w:r>
-      <w:r>
-        <w:t xml:space="preserve"> </w:t>
-      </w:r>
-      <w:r>
-        <w:t xml:space="preserve">톰: 스물여섯에 널 뽑았어. 손익계산서도 못 읽었고, 회의 진행도 못 했고, 건물 안의 지역 책임자란 책임자와는 다 싸웠지. 그 소송에서 네가 나한테 쓴 모든 것, 모든 전술은 내가 가르친 거야. 그걸 잊지 마.</w:t>
-      </w:r>
-    </w:p>
-    <w:p>
-      <w:pPr>
-        <w:numPr>
-          <w:ilvl w:val="0"/>
-          <w:numId w:val="1004"/>
-        </w:numPr>
+    </w:p>
+    <w:p>
+      <w:pPr>
+        <w:pStyle w:val="BodyText"/>
       </w:pPr>
       <w:r>
         <w:t xml:space="preserve">NOAH: You did. I’ve never denied it.</w:t>
       </w:r>
-      <w:r>
-        <w:t xml:space="preserve"> </w:t>
-      </w:r>
-      <w:r>
-        <w:t xml:space="preserve">노아: 그랬죠. 부정한 적 없어요.</w:t>
-      </w:r>
-    </w:p>
-    <w:p>
-      <w:pPr>
-        <w:numPr>
-          <w:ilvl w:val="0"/>
-          <w:numId w:val="1004"/>
-        </w:numPr>
+    </w:p>
+    <w:p>
+      <w:pPr>
+        <w:pStyle w:val="BodyText"/>
       </w:pPr>
       <w:r>
         <w:t xml:space="preserve">TOM: Then let me finish what I started. Bring you home. With a fortune. Nothing personal. It’s just business.</w:t>
       </w:r>
-      <w:r>
-        <w:t xml:space="preserve"> </w:t>
-      </w:r>
-      <w:r>
-        <w:t xml:space="preserve">톰: 그럼 내가 시작한 걸 끝내게 해 줘. 널 집으로 데려오는 거. 재산과 함께. 개인적인 감정은 없어. 그냥 비즈니스야.</w:t>
-      </w:r>
-    </w:p>
-    <w:p>
-      <w:pPr>
-        <w:numPr>
-          <w:ilvl w:val="0"/>
-          <w:numId w:val="1004"/>
-        </w:numPr>
+    </w:p>
+    <w:p>
+      <w:pPr>
+        <w:pStyle w:val="BodyText"/>
       </w:pPr>
       <w:r>
         <w:t xml:space="preserve">NOAH: …It’s personal to me, Tom. It always was. Since the emergency room.</w:t>
       </w:r>
-      <w:r>
-        <w:t xml:space="preserve"> </w:t>
-      </w:r>
-      <w:r>
-        <w:t xml:space="preserve">노아: …저한텐 개인적인 거예요, 톰. 늘 그랬어요. 응급실 이후로.</w:t>
-      </w:r>
-    </w:p>
-    <w:p>
-      <w:pPr>
-        <w:numPr>
-          <w:ilvl w:val="0"/>
-          <w:numId w:val="1004"/>
-        </w:numPr>
+    </w:p>
+    <w:p>
+      <w:pPr>
+        <w:pStyle w:val="BodyText"/>
       </w:pPr>
       <w:r>
         <w:t xml:space="preserve">TOM: I know. That’s what makes you good. And that’s what will make you poor.</w:t>
       </w:r>
-      <w:r>
-        <w:t xml:space="preserve"> </w:t>
-      </w:r>
-      <w:r>
-        <w:t xml:space="preserve">톰: 알아. 그게 널 잘하게 만들지. 그리고 그게 널 가난하게 만들 거고.</w:t>
-      </w:r>
-    </w:p>
-    <w:p>
-      <w:pPr>
-        <w:numPr>
-          <w:ilvl w:val="0"/>
-          <w:numId w:val="1004"/>
-        </w:numPr>
+    </w:p>
+    <w:p>
+      <w:pPr>
+        <w:pStyle w:val="BodyText"/>
       </w:pPr>
       <w:r>
         <w:t xml:space="preserve">NOAH: Thank you for dinner, Tom. And for the offer. I’ll take it to the board.</w:t>
       </w:r>
-      <w:r>
-        <w:t xml:space="preserve"> </w:t>
-      </w:r>
-      <w:r>
-        <w:t xml:space="preserve">노아: 저녁 감사해요, 톰. 그리고 제안도요. 이사회에 가져갈게요.</w:t>
-      </w:r>
-    </w:p>
-    <w:p>
-      <w:pPr>
-        <w:numPr>
-          <w:ilvl w:val="0"/>
-          <w:numId w:val="1004"/>
-        </w:numPr>
+    </w:p>
+    <w:p>
+      <w:pPr>
+        <w:pStyle w:val="BodyText"/>
       </w:pPr>
       <w:r>
         <w:t xml:space="preserve">TOM: Not</w:t>
@@ -2437,49 +1501,10 @@
       <w:r>
         <w:t xml:space="preserve">?</w:t>
       </w:r>
-      <w:r>
-        <w:t xml:space="preserve"> </w:t>
-      </w:r>
-      <w:r>
-        <w:t xml:space="preserve">톰:</w:t>
-      </w:r>
-      <w:r>
-        <w:t xml:space="preserve"> </w:t>
-      </w:r>
-      <w:r>
-        <w:t xml:space="preserve">“</w:t>
-      </w:r>
-      <w:r>
-        <w:t xml:space="preserve">노</w:t>
-      </w:r>
-      <w:r>
-        <w:t xml:space="preserve">”</w:t>
-      </w:r>
-      <w:r>
-        <w:t xml:space="preserve">가 아니고?</w:t>
-      </w:r>
-      <w:r>
-        <w:t xml:space="preserve"> </w:t>
-      </w:r>
-      <w:r>
-        <w:t xml:space="preserve">“</w:t>
-      </w:r>
-      <w:r>
-        <w:t xml:space="preserve">절대</w:t>
-      </w:r>
-      <w:r>
-        <w:t xml:space="preserve">”</w:t>
-      </w:r>
-      <w:r>
-        <w:t xml:space="preserve">도 아니고?</w:t>
-      </w:r>
-    </w:p>
-    <w:p>
-      <w:pPr>
-        <w:numPr>
-          <w:ilvl w:val="0"/>
-          <w:numId w:val="1004"/>
-        </w:numPr>
+    </w:p>
+    <w:p>
+      <w:pPr>
+        <w:pStyle w:val="BodyText"/>
       </w:pPr>
       <w:r>
         <w:t xml:space="preserve">NOAH: I have a fiduciary duty to our shareholders, Tom, and investors who expect to hear about any offer within forty-eight hours. If I say</w:t>
@@ -2502,130 +1527,61 @@
       <w:r>
         <w:t xml:space="preserve">at a dinner table without asking anyone, I’m not protecting the company. I’m protecting my ego. I’ll do this properly.</w:t>
       </w:r>
-      <w:r>
-        <w:t xml:space="preserve"> </w:t>
-      </w:r>
-      <w:r>
-        <w:t xml:space="preserve">노아: 저한텐 주주들에 대한 신인의무가 있어요, 톰. 그리고 어떤 제안이든 48시간 안에 듣길 기대하는 투자자들도요. 아무에게도 묻지 않고 저녁 식탁에서 ’노’라고 하면, 그건 회사를 지키는 게 아니에요. 제 자존심을 지키는 거죠. 제대로 할 거예요.</w:t>
-      </w:r>
-    </w:p>
-    <w:p>
-      <w:pPr>
-        <w:numPr>
-          <w:ilvl w:val="0"/>
-          <w:numId w:val="1004"/>
-        </w:numPr>
+    </w:p>
+    <w:p>
+      <w:pPr>
+        <w:pStyle w:val="BodyText"/>
       </w:pPr>
       <w:r>
         <w:t xml:space="preserve">TOM: Properly. Look at you. All grown up. Written offer, tomorrow at nine. Twenty-one days.</w:t>
       </w:r>
-      <w:r>
-        <w:t xml:space="preserve"> </w:t>
-      </w:r>
-      <w:r>
-        <w:t xml:space="preserve">톰: 제대로. 이것 봐. 다 컸네. 서면 제안서, 내일 9시. 21일.</w:t>
-      </w:r>
-    </w:p>
-    <w:p>
-      <w:pPr>
-        <w:numPr>
-          <w:ilvl w:val="0"/>
-          <w:numId w:val="1004"/>
-        </w:numPr>
+    </w:p>
+    <w:p>
+      <w:pPr>
+        <w:pStyle w:val="BodyText"/>
       </w:pPr>
       <w:r>
         <w:t xml:space="preserve">NOAH: Understood. Twenty-one days.</w:t>
       </w:r>
-      <w:r>
-        <w:t xml:space="preserve"> </w:t>
-      </w:r>
-      <w:r>
-        <w:t xml:space="preserve">노아: 알겠습니다. 21일.</w:t>
-      </w:r>
-    </w:p>
-    <w:p>
-      <w:pPr>
-        <w:numPr>
-          <w:ilvl w:val="0"/>
-          <w:numId w:val="1004"/>
-        </w:numPr>
+    </w:p>
+    <w:p>
+      <w:pPr>
+        <w:pStyle w:val="BodyText"/>
       </w:pPr>
       <w:r>
         <w:t xml:space="preserve">TOM: And Noah. The wine. You liked it, didn’t you?</w:t>
       </w:r>
-      <w:r>
-        <w:t xml:space="preserve"> </w:t>
-      </w:r>
-      <w:r>
-        <w:t xml:space="preserve">톰: 그리고 노아. 와인. 좋았지, 그렇지?</w:t>
-      </w:r>
-    </w:p>
-    <w:p>
-      <w:pPr>
-        <w:numPr>
-          <w:ilvl w:val="0"/>
-          <w:numId w:val="1004"/>
-        </w:numPr>
+    </w:p>
+    <w:p>
+      <w:pPr>
+        <w:pStyle w:val="BodyText"/>
       </w:pPr>
       <w:r>
         <w:t xml:space="preserve">NOAH: …It was very good.</w:t>
       </w:r>
-      <w:r>
-        <w:t xml:space="preserve"> </w:t>
-      </w:r>
-      <w:r>
-        <w:t xml:space="preserve">노아: …아주 좋았어요.</w:t>
-      </w:r>
-    </w:p>
-    <w:p>
-      <w:pPr>
-        <w:numPr>
-          <w:ilvl w:val="0"/>
-          <w:numId w:val="1004"/>
-        </w:numPr>
+    </w:p>
+    <w:p>
+      <w:pPr>
+        <w:pStyle w:val="BodyText"/>
       </w:pPr>
       <w:r>
         <w:t xml:space="preserve">TOM: I knew it. You won’t admit you like things that come from me.</w:t>
       </w:r>
-      <w:r>
-        <w:t xml:space="preserve"> </w:t>
-      </w:r>
-      <w:r>
-        <w:t xml:space="preserve">톰: 그럴 줄 알았어. 나한테서 온 건 좋다고 인정을 안 하지.</w:t>
-      </w:r>
-    </w:p>
-    <w:p>
-      <w:pPr>
-        <w:numPr>
-          <w:ilvl w:val="0"/>
-          <w:numId w:val="1004"/>
-        </w:numPr>
+    </w:p>
+    <w:p>
+      <w:pPr>
+        <w:pStyle w:val="BodyText"/>
       </w:pPr>
       <w:r>
         <w:t xml:space="preserve">NOAH: Good night, Tom.</w:t>
       </w:r>
-      <w:r>
-        <w:t xml:space="preserve"> </w:t>
-      </w:r>
-      <w:r>
-        <w:t xml:space="preserve">노아: 안녕히 가세요, 톰.</w:t>
-      </w:r>
-    </w:p>
-    <w:p>
-      <w:pPr>
-        <w:numPr>
-          <w:ilvl w:val="0"/>
-          <w:numId w:val="1004"/>
-        </w:numPr>
+    </w:p>
+    <w:p>
+      <w:pPr>
+        <w:pStyle w:val="BodyText"/>
       </w:pPr>
       <w:r>
         <w:t xml:space="preserve">TOM: Good night, kid. The clock starts at nine.</w:t>
-      </w:r>
-      <w:r>
-        <w:t xml:space="preserve"> </w:t>
-      </w:r>
-      <w:r>
-        <w:t xml:space="preserve">톰: 잘 자, 꼬마. 시계는 9시에 시작이야.</w:t>
       </w:r>
     </w:p>
     <w:bookmarkEnd w:id="24"/>
@@ -2640,78 +1596,39 @@
     </w:p>
     <w:p>
       <w:pPr>
-        <w:numPr>
-          <w:ilvl w:val="0"/>
-          <w:numId w:val="1005"/>
-        </w:numPr>
+        <w:pStyle w:val="FirstParagraph"/>
       </w:pPr>
       <w:r>
         <w:t xml:space="preserve">NOAH: Elena. It’s me. I know it’s after seven.</w:t>
       </w:r>
-      <w:r>
-        <w:t xml:space="preserve"> </w:t>
-      </w:r>
-      <w:r>
-        <w:t xml:space="preserve">노아: 엘레나. 나예요. 7시 넘은 거 알아요.</w:t>
-      </w:r>
-    </w:p>
-    <w:p>
-      <w:pPr>
-        <w:numPr>
-          <w:ilvl w:val="0"/>
-          <w:numId w:val="1005"/>
-        </w:numPr>
+    </w:p>
+    <w:p>
+      <w:pPr>
+        <w:pStyle w:val="BodyText"/>
       </w:pPr>
       <w:r>
         <w:t xml:space="preserve">ELENA: Is it a patient, a recall, or a regulator?</w:t>
       </w:r>
-      <w:r>
-        <w:t xml:space="preserve"> </w:t>
-      </w:r>
-      <w:r>
-        <w:t xml:space="preserve">엘레나: 환자예요, 회수예요, 규제 기관이에요?</w:t>
-      </w:r>
-    </w:p>
-    <w:p>
-      <w:pPr>
-        <w:numPr>
-          <w:ilvl w:val="0"/>
-          <w:numId w:val="1005"/>
-        </w:numPr>
+    </w:p>
+    <w:p>
+      <w:pPr>
+        <w:pStyle w:val="BodyText"/>
       </w:pPr>
       <w:r>
         <w:t xml:space="preserve">NOAH: None of the three. It’s Tom. One point two billion.</w:t>
       </w:r>
-      <w:r>
-        <w:t xml:space="preserve"> </w:t>
-      </w:r>
-      <w:r>
-        <w:t xml:space="preserve">노아: 셋 다 아니에요. 톰이에요. 12억.</w:t>
-      </w:r>
-    </w:p>
-    <w:p>
-      <w:pPr>
-        <w:numPr>
-          <w:ilvl w:val="0"/>
-          <w:numId w:val="1005"/>
-        </w:numPr>
+    </w:p>
+    <w:p>
+      <w:pPr>
+        <w:pStyle w:val="BodyText"/>
       </w:pPr>
       <w:r>
         <w:t xml:space="preserve">ELENA: …Then it’s not an emergency. Nobody is bleeding, and the offer will still be there in the morning. Tomorrow, eight a.m., all four founders, with clear heads. Don’t call Priya or Marcus tonight. Go home, Noah. Claire is waiting.</w:t>
       </w:r>
-      <w:r>
-        <w:t xml:space="preserve"> </w:t>
-      </w:r>
-      <w:r>
-        <w:t xml:space="preserve">엘레나: …그럼 응급이 아니네요. 피 흘리는 사람도 없고, 제안은 아침에도 그대로 있을 거예요. 내일 오전 8시, 공동창업자 네 명 다, 맑은 정신으로. 오늘 밤 프리야나 마커스한테 전화하지 마요. 집에 가요, 노아. 클레어가 기다리잖아요.</w:t>
-      </w:r>
-    </w:p>
-    <w:p>
-      <w:pPr>
-        <w:numPr>
-          <w:ilvl w:val="0"/>
-          <w:numId w:val="1005"/>
-        </w:numPr>
+    </w:p>
+    <w:p>
+      <w:pPr>
+        <w:pStyle w:val="BodyText"/>
       </w:pPr>
       <w:r>
         <w:t xml:space="preserve">NOAH: Paul. Text only.</w:t>
@@ -2728,193 +1645,85 @@
       <w:r>
         <w:t xml:space="preserve">”</w:t>
       </w:r>
-      <w:r>
-        <w:t xml:space="preserve"> </w:t>
-      </w:r>
-      <w:r>
-        <w:t xml:space="preserve">노아: 폴. 문자만.</w:t>
-      </w:r>
-      <w:r>
-        <w:t xml:space="preserve"> </w:t>
-      </w:r>
-      <w:r>
-        <w:t xml:space="preserve">“</w:t>
-      </w:r>
-      <w:r>
-        <w:t xml:space="preserve">오늘 밤 제안 받음. 서면은 9시. 내일 블루워터에 통지. 48시간 내.</w:t>
-      </w:r>
-      <w:r>
-        <w:t xml:space="preserve">”</w:t>
-      </w:r>
-    </w:p>
-    <w:p>
-      <w:pPr>
-        <w:numPr>
-          <w:ilvl w:val="0"/>
-          <w:numId w:val="1005"/>
-        </w:numPr>
+    </w:p>
+    <w:p>
+      <w:pPr>
+        <w:pStyle w:val="BodyText"/>
       </w:pPr>
       <w:r>
         <w:t xml:space="preserve">CLAIRE: Hey. You’re out early. Nine forty. I’m impressed.</w:t>
       </w:r>
-      <w:r>
-        <w:t xml:space="preserve"> </w:t>
-      </w:r>
-      <w:r>
-        <w:t xml:space="preserve">클레어: 안녕. 일찍 나왔네. 9시 40분. 감동인데.</w:t>
-      </w:r>
-    </w:p>
-    <w:p>
-      <w:pPr>
-        <w:numPr>
-          <w:ilvl w:val="0"/>
-          <w:numId w:val="1005"/>
-        </w:numPr>
+    </w:p>
+    <w:p>
+      <w:pPr>
+        <w:pStyle w:val="BodyText"/>
       </w:pPr>
       <w:r>
         <w:t xml:space="preserve">NOAH: I told him I had a curfew. It’s the first time a curfew helped me in a negotiation.</w:t>
       </w:r>
-      <w:r>
-        <w:t xml:space="preserve"> </w:t>
-      </w:r>
-      <w:r>
-        <w:t xml:space="preserve">노아: 통금이 있다고 했어. 통금이 협상에 도움이 된 건 처음이야.</w:t>
-      </w:r>
-    </w:p>
-    <w:p>
-      <w:pPr>
-        <w:numPr>
-          <w:ilvl w:val="0"/>
-          <w:numId w:val="1005"/>
-        </w:numPr>
+    </w:p>
+    <w:p>
+      <w:pPr>
+        <w:pStyle w:val="BodyText"/>
       </w:pPr>
       <w:r>
         <w:t xml:space="preserve">CLAIRE: So? What did he want?</w:t>
       </w:r>
-      <w:r>
-        <w:t xml:space="preserve"> </w:t>
-      </w:r>
-      <w:r>
-        <w:t xml:space="preserve">클레어: 그래서? 뭘 원했어?</w:t>
-      </w:r>
-    </w:p>
-    <w:p>
-      <w:pPr>
-        <w:numPr>
-          <w:ilvl w:val="0"/>
-          <w:numId w:val="1005"/>
-        </w:numPr>
+    </w:p>
+    <w:p>
+      <w:pPr>
+        <w:pStyle w:val="BodyText"/>
       </w:pPr>
       <w:r>
         <w:t xml:space="preserve">NOAH: Us. All of us. For one point two billion dollars.</w:t>
       </w:r>
-      <w:r>
-        <w:t xml:space="preserve"> </w:t>
-      </w:r>
-      <w:r>
-        <w:t xml:space="preserve">노아: 우리. 우리 전부. 12억 달러에.</w:t>
-      </w:r>
-    </w:p>
-    <w:p>
-      <w:pPr>
-        <w:numPr>
-          <w:ilvl w:val="0"/>
-          <w:numId w:val="1005"/>
-        </w:numPr>
+    </w:p>
+    <w:p>
+      <w:pPr>
+        <w:pStyle w:val="BodyText"/>
       </w:pPr>
       <w:r>
         <w:t xml:space="preserve">CLAIRE: …That’s a lot of bridges.</w:t>
       </w:r>
-      <w:r>
-        <w:t xml:space="preserve"> </w:t>
-      </w:r>
-      <w:r>
-        <w:t xml:space="preserve">클레어: …다리를 엄청 많이 지을 수 있겠네.</w:t>
-      </w:r>
-    </w:p>
-    <w:p>
-      <w:pPr>
-        <w:numPr>
-          <w:ilvl w:val="0"/>
-          <w:numId w:val="1005"/>
-        </w:numPr>
+    </w:p>
+    <w:p>
+      <w:pPr>
+        <w:pStyle w:val="BodyText"/>
       </w:pPr>
       <w:r>
         <w:t xml:space="preserve">NOAH: Eighteen million for me. Every employee gets their options accelerated, so Ha-eun pays off her loans and our receptionist buys a house. And the strange part is that Tom knew her name. He did his homework on people, not just on numbers.</w:t>
       </w:r>
-      <w:r>
-        <w:t xml:space="preserve"> </w:t>
-      </w:r>
-      <w:r>
-        <w:t xml:space="preserve">노아: 나한테 1,800만. 모든 직원의 스톡옵션이 가속돼서, 하은은 대출을 갚고 우리 안내 직원은 집을 사. 그런데 이상한 건, 톰이 그 이름을 알더라는 거야. 숫자만이 아니라 사람까지 조사해 왔어.</w:t>
-      </w:r>
-    </w:p>
-    <w:p>
-      <w:pPr>
-        <w:numPr>
-          <w:ilvl w:val="0"/>
-          <w:numId w:val="1005"/>
-        </w:numPr>
+    </w:p>
+    <w:p>
+      <w:pPr>
+        <w:pStyle w:val="BodyText"/>
       </w:pPr>
       <w:r>
         <w:t xml:space="preserve">CLAIRE: And what does it cost?</w:t>
       </w:r>
-      <w:r>
-        <w:t xml:space="preserve"> </w:t>
-      </w:r>
-      <w:r>
-        <w:t xml:space="preserve">클레어: 그럼 대가는 뭔데?</w:t>
-      </w:r>
-    </w:p>
-    <w:p>
-      <w:pPr>
-        <w:numPr>
-          <w:ilvl w:val="0"/>
-          <w:numId w:val="1005"/>
-        </w:numPr>
+    </w:p>
+    <w:p>
+      <w:pPr>
+        <w:pStyle w:val="BodyText"/>
       </w:pPr>
       <w:r>
         <w:t xml:space="preserve">NOAH: Elena’s veto. The medical-only rule. Korea. Probably Japan. Everything on this napkin.</w:t>
       </w:r>
-      <w:r>
-        <w:t xml:space="preserve"> </w:t>
-      </w:r>
-      <w:r>
-        <w:t xml:space="preserve">노아: 엘레나의 거부권. 의료인 전용 원칙. 한국. 아마 일본도. 이 냅킨 위의 전부.</w:t>
-      </w:r>
-    </w:p>
-    <w:p>
-      <w:pPr>
-        <w:numPr>
-          <w:ilvl w:val="0"/>
-          <w:numId w:val="1005"/>
-        </w:numPr>
+    </w:p>
+    <w:p>
+      <w:pPr>
+        <w:pStyle w:val="BodyText"/>
       </w:pPr>
       <w:r>
         <w:t xml:space="preserve">CLAIRE: Noah. Forget the napkin. What do you want?</w:t>
       </w:r>
-      <w:r>
-        <w:t xml:space="preserve"> </w:t>
-      </w:r>
-      <w:r>
-        <w:t xml:space="preserve">클레어: 노아. 냅킨은 잊어. 당신은 뭘 원해?</w:t>
-      </w:r>
-    </w:p>
-    <w:p>
-      <w:pPr>
-        <w:numPr>
-          <w:ilvl w:val="0"/>
-          <w:numId w:val="1005"/>
-        </w:numPr>
+    </w:p>
+    <w:p>
+      <w:pPr>
+        <w:pStyle w:val="BodyText"/>
       </w:pPr>
       <w:r>
         <w:t xml:space="preserve">NOAH: I don’t know. That’s what scares me.</w:t>
-      </w:r>
-      <w:r>
-        <w:t xml:space="preserve"> </w:t>
-      </w:r>
-      <w:r>
-        <w:t xml:space="preserve">노아: 모르겠어. 그게 무서워.</w:t>
       </w:r>
     </w:p>
     <w:p>
@@ -3055,7 +1864,7 @@
               <w:jc w:val="left"/>
             </w:pPr>
             <w:r>
-              <w:t xml:space="preserve">16턴. 기업 전체를 사들이는 거래.</w:t>
+              <w:t xml:space="preserve">장면1. 기업 전체를 사들이는 거래.</w:t>
             </w:r>
           </w:p>
         </w:tc>
@@ -3105,7 +1914,7 @@
               <w:jc w:val="left"/>
             </w:pPr>
             <w:r>
-              <w:t xml:space="preserve">20턴. 인수가의 매력 표현.</w:t>
+              <w:t xml:space="preserve">장면1. 인수가의 매력 표현.</w:t>
             </w:r>
           </w:p>
         </w:tc>
@@ -3155,7 +1964,7 @@
               <w:jc w:val="left"/>
             </w:pPr>
             <w:r>
-              <w:t xml:space="preserve">23~24턴. 마일스톤 달성 시 지급.</w:t>
+              <w:t xml:space="preserve">장면1. 마일스톤 달성 시 지급.</w:t>
             </w:r>
           </w:p>
         </w:tc>
@@ -3205,7 +2014,7 @@
               <w:jc w:val="left"/>
             </w:pPr>
             <w:r>
-              <w:t xml:space="preserve">26~28턴. 핵심 인력 붙잡기.</w:t>
+              <w:t xml:space="preserve">장면1. 핵심 인력 붙잡기.</w:t>
             </w:r>
           </w:p>
         </w:tc>
@@ -3255,7 +2064,7 @@
               <w:jc w:val="left"/>
             </w:pPr>
             <w:r>
-              <w:t xml:space="preserve">28턴. 직원 보상 조건.</w:t>
+              <w:t xml:space="preserve">장면1. 직원 보상 조건.</w:t>
             </w:r>
           </w:p>
         </w:tc>
@@ -3305,7 +2114,7 @@
               <w:jc w:val="left"/>
             </w:pPr>
             <w:r>
-              <w:t xml:space="preserve">51턴. 숨은 조건 신호.</w:t>
+              <w:t xml:space="preserve">장면2. 숨은 조건 신호.</w:t>
             </w:r>
           </w:p>
         </w:tc>
@@ -3355,7 +2164,7 @@
               <w:jc w:val="left"/>
             </w:pPr>
             <w:r>
-              <w:t xml:space="preserve">57턴. 권한 축소의 표현.</w:t>
+              <w:t xml:space="preserve">장면2. 권한 축소의 표현.</w:t>
             </w:r>
           </w:p>
         </w:tc>
@@ -3405,7 +2214,7 @@
               <w:jc w:val="left"/>
             </w:pPr>
             <w:r>
-              <w:t xml:space="preserve">73턴. 다른 인수자 접촉 금지.</w:t>
+              <w:t xml:space="preserve">장면2. 다른 인수자 접촉 금지.</w:t>
             </w:r>
           </w:p>
         </w:tc>
@@ -3455,7 +2264,7 @@
               <w:jc w:val="left"/>
             </w:pPr>
             <w:r>
-              <w:t xml:space="preserve">96턴. 즉답 회피의 정석.</w:t>
+              <w:t xml:space="preserve">절정·전환. 즉답 회피의 정석.</w:t>
             </w:r>
           </w:p>
         </w:tc>
@@ -3505,7 +2314,7 @@
               <w:jc w:val="left"/>
             </w:pPr>
             <w:r>
-              <w:t xml:space="preserve">93턴. Tom의 말버릇(→10화 대구).</w:t>
+              <w:t xml:space="preserve">절정·전환. Tom의 말버릇(→10화 대구).</w:t>
             </w:r>
           </w:p>
         </w:tc>
@@ -4137,7 +2946,7 @@
           <w:bCs/>
           <w:b/>
         </w:rPr>
-        <w:t xml:space="preserve">98턴 NOAH:</w:t>
+        <w:t xml:space="preserve">NOAH (절정·전환):</w:t>
       </w:r>
       <w:r>
         <w:t xml:space="preserve"> </w:t>
@@ -4471,9 +3280,1147 @@
         <w:t xml:space="preserve">거래처가 회식 자리에서 계약 조건 변경에 즉답을 요구할 때, 같은 구조로 40단어 안팎으로 정중하게 답을 미뤄 보기.</w:t>
       </w:r>
     </w:p>
+    <w:p>
+      <w:r>
+        <w:pict>
+          <v:rect style="width:0;height:1.5pt" o:hralign="center" o:hrstd="t" o:hr="t"/>
+        </w:pict>
+      </w:r>
+    </w:p>
     <w:bookmarkEnd w:id="30"/>
     <w:bookmarkEnd w:id="31"/>
+    <w:bookmarkStart w:id="37" w:name="한국어-번역"/>
+    <w:p>
+      <w:pPr>
+        <w:pStyle w:val="Heading2"/>
+      </w:pPr>
+      <w:r>
+        <w:t xml:space="preserve">한국어 번역</w:t>
+      </w:r>
+    </w:p>
+    <w:bookmarkStart w:id="32" w:name="도입-오후-7시-larkspur-별실-1"/>
+    <w:p>
+      <w:pPr>
+        <w:pStyle w:val="Heading3"/>
+      </w:pPr>
+      <w:r>
+        <w:t xml:space="preserve">도입 — 오후 7시, Larkspur 별실</w:t>
+      </w:r>
+    </w:p>
+    <w:p>
+      <w:pPr>
+        <w:pStyle w:val="FirstParagraph"/>
+      </w:pPr>
+      <w:r>
+        <w:t xml:space="preserve">톰: 노아. 딱 제시간이네. 새롭군. 예전엔 뭐든 늦었잖아.</w:t>
+      </w:r>
+    </w:p>
+    <w:p>
+      <w:pPr>
+        <w:pStyle w:val="BodyText"/>
+      </w:pPr>
+      <w:r>
+        <w:t xml:space="preserve">노아: 안녕하세요, 톰. 약혼자한테 스프레드시트가 있어서요. 10시까지 집에 가야 해요.</w:t>
+      </w:r>
+    </w:p>
+    <w:p>
+      <w:pPr>
+        <w:pStyle w:val="BodyText"/>
+      </w:pPr>
+      <w:r>
+        <w:t xml:space="preserve">톰: 약혼자. 축하해. 클레어, 맞지? 엔지니어. 댈러스, 피칸 파이.</w:t>
+      </w:r>
+    </w:p>
+    <w:p>
+      <w:pPr>
+        <w:pStyle w:val="BodyText"/>
+      </w:pPr>
+      <w:r>
+        <w:t xml:space="preserve">노아: …파이는 어떻게 알아요?</w:t>
+      </w:r>
+    </w:p>
+    <w:p>
+      <w:pPr>
+        <w:pStyle w:val="BodyText"/>
+      </w:pPr>
+      <w:r>
+        <w:t xml:space="preserve">톰: 오스틴은 마을이야. 바비큐가 더 나을 뿐. 앉아. 와인은 내가 시켰어. 좋아할 거야. 인정은 안 하겠지만.</w:t>
+      </w:r>
+    </w:p>
+    <w:p>
+      <w:pPr>
+        <w:pStyle w:val="BodyText"/>
+      </w:pPr>
+      <w:r>
+        <w:t xml:space="preserve">노아: 승진 축하드려요. 할번 에스테틱스 사장. 1월에 읽었어요.</w:t>
+      </w:r>
+    </w:p>
+    <w:p>
+      <w:pPr>
+        <w:pStyle w:val="BodyText"/>
+      </w:pPr>
+      <w:r>
+        <w:t xml:space="preserve">톰: 고마워. 꼭대기 층 전망이 좋아. 공기는 더 희박하고.</w:t>
+      </w:r>
+    </w:p>
+    <w:p>
+      <w:pPr>
+        <w:pStyle w:val="BodyText"/>
+      </w:pPr>
+      <w:r>
+        <w:t xml:space="preserve">노아: 서울에서 부스 봤어요. 40제곱미터. 커피 카트 옆.</w:t>
+      </w:r>
+    </w:p>
+    <w:p>
+      <w:pPr>
+        <w:pStyle w:val="BodyText"/>
+      </w:pPr>
+      <w:r>
+        <w:t xml:space="preserve">톰: 나도 네 걸 봤지. 메인 홀에 100제곱미터, 릴리 로고가 높이 4미터. 솔직히 말하면 한참 서 있었어. 아무하고도 미팅 하나 못 잡던 꼬마가 생각나서. 그 꼬마가 저 부스를 세운 거야.</w:t>
+      </w:r>
+    </w:p>
+    <w:p>
+      <w:pPr>
+        <w:pStyle w:val="BodyText"/>
+      </w:pPr>
+      <w:r>
+        <w:t xml:space="preserve">노아: 서울에 있었어요? 못 봤는데.</w:t>
+      </w:r>
+    </w:p>
+    <w:p>
+      <w:pPr>
+        <w:pStyle w:val="BodyText"/>
+      </w:pPr>
+      <w:r>
+        <w:t xml:space="preserve">톰: 못 보게 한 거지. 의회에서 너희 사람도 봤어. 오카포. 아주 좋더군. 한 번 영입하려 했었어.</w:t>
+      </w:r>
+    </w:p>
+    <w:p>
+      <w:pPr>
+        <w:pStyle w:val="BodyText"/>
+      </w:pPr>
+      <w:r>
+        <w:t xml:space="preserve">노아: 말해 줬어요. 한 문장으로 거절했다고. 어머니 영향이래요.</w:t>
+      </w:r>
+    </w:p>
+    <w:p>
+      <w:pPr>
+        <w:pStyle w:val="BodyText"/>
+      </w:pPr>
+      <w:r>
+        <w:t xml:space="preserve">톰: 다들 어머니 타령이군. 좋아. 잡담은 끝. 난 그거 잘 못하고, 넌 통금이 있으니까.</w:t>
+      </w:r>
+    </w:p>
+    <w:p>
+      <w:pPr>
+        <w:pStyle w:val="BodyText"/>
+      </w:pPr>
+      <w:r>
+        <w:t xml:space="preserve">노아: 시작하기 전에 규칙 하나. 오늘 밤 무슨 말씀을 하든, 오늘 밤엔 답하지 않을 거예요. 이만큼 큰일은 먼저 공동창업자들과 이사회를 거쳐야 하니까요. 그러니 듣고, 질문하고, 메모할게요. 그게 다예요.</w:t>
+      </w:r>
+    </w:p>
+    <w:p>
+      <w:pPr>
+        <w:pStyle w:val="BodyText"/>
+      </w:pPr>
+      <w:r>
+        <w:t xml:space="preserve">톰: 좋아. 그럼 잘 들어. 한 번만 말할 거니까.</w:t>
+      </w:r>
+    </w:p>
     <w:bookmarkEnd w:id="32"/>
+    <w:bookmarkStart w:id="33" w:name="장면1-제안-1"/>
+    <w:p>
+      <w:pPr>
+        <w:pStyle w:val="Heading3"/>
+      </w:pPr>
+      <w:r>
+        <w:t xml:space="preserve">장면1 — 제안</w:t>
+      </w:r>
+    </w:p>
+    <w:p>
+      <w:pPr>
+        <w:pStyle w:val="FirstParagraph"/>
+      </w:pPr>
+      <w:r>
+        <w:t xml:space="preserve">톰: 할번이 베이라를 인수하고 싶어 해. 전부. 12억 달러.</w:t>
+      </w:r>
+    </w:p>
+    <w:p>
+      <w:pPr>
+        <w:pStyle w:val="BodyText"/>
+      </w:pPr>
+      <w:r>
+        <w:t xml:space="preserve">노아: …</w:t>
+      </w:r>
+    </w:p>
+    <w:p>
+      <w:pPr>
+        <w:pStyle w:val="BodyText"/>
+      </w:pPr>
+      <w:r>
+        <w:t xml:space="preserve">톰: 아무 말도 안 하네. 그것도 새롭군.</w:t>
+      </w:r>
+    </w:p>
+    <w:p>
+      <w:pPr>
+        <w:pStyle w:val="BodyText"/>
+      </w:pPr>
+      <w:r>
+        <w:t xml:space="preserve">노아: 듣겠다고 했잖아요. 계속하세요.</w:t>
+      </w:r>
+    </w:p>
+    <w:p>
+      <w:pPr>
+        <w:pStyle w:val="BodyText"/>
+      </w:pPr>
+      <w:r>
+        <w:t xml:space="preserve">톰: 시리즈 C가 프리 8억 2천, 포스트 9억 7천에 끝났지. 12억이면 24% 프리미엄이야. 다섯 달 만에. 이런 제안을 할 사람은 아무도 없어, 노아. 너도 알잖아. 다음 라운드를 하려면 먼저 아시아가 성공해야 하니까.</w:t>
+      </w:r>
+    </w:p>
+    <w:p>
+      <w:pPr>
+        <w:pStyle w:val="BodyText"/>
+      </w:pPr>
+      <w:r>
+        <w:t xml:space="preserve">노아: 우리 가치 평가를 아시네요.</w:t>
+      </w:r>
+    </w:p>
+    <w:p>
+      <w:pPr>
+        <w:pStyle w:val="BodyText"/>
+      </w:pPr>
+      <w:r>
+        <w:t xml:space="preserve">톰: 다들 알아. 블루워터는 크리스마스 파티에서 비밀을 못 지켜. 여기. 한 장이야. 읽어 봐.</w:t>
+      </w:r>
+    </w:p>
+    <w:p>
+      <w:pPr>
+        <w:pStyle w:val="BodyText"/>
+      </w:pPr>
+      <w:r>
+        <w:t xml:space="preserve">노아:</w:t>
+      </w:r>
+      <w:r>
+        <w:t xml:space="preserve"> </w:t>
+      </w:r>
+      <w:r>
+        <w:t xml:space="preserve">“</w:t>
+      </w:r>
+      <w:r>
+        <w:t xml:space="preserve">클로징 시 현금 9억 5천만. 3년에 걸친 언아웃 2억 5천만.</w:t>
+      </w:r>
+      <w:r>
+        <w:t xml:space="preserve">”</w:t>
+      </w:r>
+      <w:r>
+        <w:t xml:space="preserve"> </w:t>
+      </w:r>
+      <w:r>
+        <w:t xml:space="preserve">무엇에 연동돼요?</w:t>
+      </w:r>
+    </w:p>
+    <w:p>
+      <w:pPr>
+        <w:pStyle w:val="BodyText"/>
+      </w:pPr>
+      <w:r>
+        <w:t xml:space="preserve">톰: 마일스톤 두 개. 3년 차까지 아시아 매출 4천만. 그리고 스킨부스터 FDA 승인.</w:t>
+      </w:r>
+    </w:p>
+    <w:p>
+      <w:pPr>
+        <w:pStyle w:val="BodyText"/>
+      </w:pPr>
+      <w:r>
+        <w:t xml:space="preserve">노아: 아시아 매출. 할번 경영 아래서. 할번의 우선순위로.</w:t>
+      </w:r>
+    </w:p>
+    <w:p>
+      <w:pPr>
+        <w:pStyle w:val="BodyText"/>
+      </w:pPr>
+      <w:r>
+        <w:t xml:space="preserve">톰: 그래도 네가 운영해. 베이라 사업부 사장. 3년 잔류 패키지. 너한테 1,800만.</w:t>
+      </w:r>
+    </w:p>
+    <w:p>
+      <w:pPr>
+        <w:pStyle w:val="BodyText"/>
+      </w:pPr>
+      <w:r>
+        <w:t xml:space="preserve">노아: 그럼 공동창업자들은요?</w:t>
+      </w:r>
+    </w:p>
+    <w:p>
+      <w:pPr>
+        <w:pStyle w:val="BodyText"/>
+      </w:pPr>
+      <w:r>
+        <w:t xml:space="preserve">톰: 프리야, 마커스, 엘레나는 각각 800만에서 1천만. 그리고 모든 직원 스톡옵션이 클로징 때 가속돼.</w:t>
+      </w:r>
+    </w:p>
+    <w:p>
+      <w:pPr>
+        <w:pStyle w:val="BodyText"/>
+      </w:pPr>
+      <w:r>
+        <w:t xml:space="preserve">노아: 모든 직원.</w:t>
+      </w:r>
+    </w:p>
+    <w:p>
+      <w:pPr>
+        <w:pStyle w:val="BodyText"/>
+      </w:pPr>
+      <w:r>
+        <w:t xml:space="preserve">톰: 400명이야. 너희 안내 직원이 집을 사. 서울의 하은은 학자금 대출을 갚고. 생각해 봐.</w:t>
+      </w:r>
+    </w:p>
+    <w:p>
+      <w:pPr>
+        <w:pStyle w:val="BodyText"/>
+      </w:pPr>
+      <w:r>
+        <w:t xml:space="preserve">노아: 하은 이름을 아시네요.</w:t>
+      </w:r>
+    </w:p>
+    <w:p>
+      <w:pPr>
+        <w:pStyle w:val="BodyText"/>
+      </w:pPr>
+      <w:r>
+        <w:t xml:space="preserve">톰: 난 많은 이름을 알아, 꼬마. 그게 내 일이야.</w:t>
+      </w:r>
+    </w:p>
+    <w:p>
+      <w:pPr>
+        <w:pStyle w:val="BodyText"/>
+      </w:pPr>
+      <w:r>
+        <w:t xml:space="preserve">노아: 왜 지금이에요, 톰? 2년 전엔 우릴 고소했죠. 그러고 합의했고. 이젠 사고 싶다고요.</w:t>
+      </w:r>
+    </w:p>
+    <w:p>
+      <w:pPr>
+        <w:pStyle w:val="BodyText"/>
+      </w:pPr>
+      <w:r>
+        <w:t xml:space="preserve">톰: 루마덤 플렉스가 안 통하니까. 아닌 척하지 않을게. 클리닉들이 너희 걸 선호해. 주사기 하나에 100달러 더 비싸도. 의사들이 경쟁사 제품에 돈을 더 낸다면 선택지는 둘이야. 몇 년이고 싸우거나, 사 버리거나.</w:t>
+      </w:r>
+    </w:p>
+    <w:p>
+      <w:pPr>
+        <w:pStyle w:val="BodyText"/>
+      </w:pPr>
+      <w:r>
+        <w:t xml:space="preserve">노아: 솔직하네요.</w:t>
+      </w:r>
+    </w:p>
+    <w:p>
+      <w:pPr>
+        <w:pStyle w:val="BodyText"/>
+      </w:pPr>
+      <w:r>
+        <w:t xml:space="preserve">톰: 난 너한테 늘 솔직했어. 늘 친절하진 않았을 뿐이지.</w:t>
+      </w:r>
+    </w:p>
+    <w:p>
+      <w:pPr>
+        <w:pStyle w:val="BodyText"/>
+      </w:pPr>
+      <w:r>
+        <w:t xml:space="preserve">노아: 그리고 다른 이유도 있죠. 그게 더 중요한 것 같고요. 본사 CEO가 내년에 은퇴하고, 그 자리를 원하시잖아요. 성장하는 시장에서의 대형 인수는 이사회가 후보에게서 딱 보고 싶어 하는 거죠. 그러니 이건 루마덤만의 문제가 아니에요.</w:t>
+      </w:r>
+    </w:p>
+    <w:p>
+      <w:pPr>
+        <w:pStyle w:val="BodyText"/>
+      </w:pPr>
+      <w:r>
+        <w:t xml:space="preserve">톰: …파이낸셜 레저 읽었구나.</w:t>
+      </w:r>
+    </w:p>
+    <w:p>
+      <w:pPr>
+        <w:pStyle w:val="BodyText"/>
+      </w:pPr>
+      <w:r>
+        <w:t xml:space="preserve">노아: 6면.</w:t>
+      </w:r>
+      <w:r>
+        <w:t xml:space="preserve"> </w:t>
+      </w:r>
+      <w:r>
+        <w:t xml:space="preserve">“</w:t>
+      </w:r>
+      <w:r>
+        <w:t xml:space="preserve">브레넌, 유력 후보.</w:t>
+      </w:r>
+      <w:r>
+        <w:t xml:space="preserve">”</w:t>
+      </w:r>
+      <w:r>
+        <w:t xml:space="preserve"> </w:t>
+      </w:r>
+      <w:r>
+        <w:t xml:space="preserve">베이라 인수가 당신의 티켓이고요.</w:t>
+      </w:r>
+    </w:p>
+    <w:p>
+      <w:pPr>
+        <w:pStyle w:val="BodyText"/>
+      </w:pPr>
+      <w:r>
+        <w:t xml:space="preserve">종업원: 실례합니다. 요청하신 리저브 와인입니다, 브레넌 님.</w:t>
+      </w:r>
+    </w:p>
+    <w:p>
+      <w:pPr>
+        <w:pStyle w:val="BodyText"/>
+      </w:pPr>
+      <w:r>
+        <w:t xml:space="preserve">톰: 우리 둘 다를 위한 티켓이지. 넌 재산을 얻고. 난 모퉁이 사무실을 얻고. 환자들은 우리 규모를 얻어.</w:t>
+      </w:r>
+    </w:p>
+    <w:p>
+      <w:pPr>
+        <w:pStyle w:val="BodyText"/>
+      </w:pPr>
+      <w:r>
+        <w:t xml:space="preserve">노아: 할번의 규모. 100개국에서.</w:t>
+      </w:r>
+    </w:p>
+    <w:p>
+      <w:pPr>
+        <w:pStyle w:val="BodyText"/>
+      </w:pPr>
+      <w:r>
+        <w:t xml:space="preserve">톰: 112개국. 그 모든 나라에 네 필러가. 그게 네가 원한 거 아니야? 어디서나 안전?</w:t>
+      </w:r>
+    </w:p>
+    <w:p>
+      <w:pPr>
+        <w:pStyle w:val="BodyText"/>
+      </w:pPr>
+      <w:r>
+        <w:t xml:space="preserve">노아: 좋은 대사네요. 연습하셨어요?</w:t>
+      </w:r>
+    </w:p>
+    <w:p>
+      <w:pPr>
+        <w:pStyle w:val="BodyText"/>
+      </w:pPr>
+      <w:r>
+        <w:t xml:space="preserve">톰: 두 번. 차에서. 차에서는 더 좋게 들렸어.</w:t>
+      </w:r>
+    </w:p>
+    <w:p>
+      <w:pPr>
+        <w:pStyle w:val="BodyText"/>
+      </w:pPr>
+      <w:r>
+        <w:t xml:space="preserve">노아: 톰, 질문 좀 해도 돼요? 구체적인 걸로?</w:t>
+      </w:r>
+    </w:p>
+    <w:p>
+      <w:pPr>
+        <w:pStyle w:val="BodyText"/>
+      </w:pPr>
+      <w:r>
+        <w:t xml:space="preserve">톰: 그래서 별실을 잡은 거야.</w:t>
+      </w:r>
+    </w:p>
+    <w:p>
+      <w:pPr>
+        <w:pStyle w:val="BodyText"/>
+      </w:pPr>
+      <w:r>
+        <w:t xml:space="preserve">노아: 감사해요. 답을 냅킨에 적을게요. 오랜 습관이에요.</w:t>
+      </w:r>
+    </w:p>
+    <w:p>
+      <w:pPr>
+        <w:pStyle w:val="BodyText"/>
+      </w:pPr>
+      <w:r>
+        <w:t xml:space="preserve">톰: 그 유명한 냅킨. 해 봐. 천천히 말해 줄게.</w:t>
+      </w:r>
+    </w:p>
+    <w:p>
+      <w:pPr>
+        <w:pStyle w:val="BodyText"/>
+      </w:pPr>
+      <w:r>
+        <w:t xml:space="preserve">노아: 질문 하나. 우린 의료 전문가에게만 팔아요. 모든 나라에서. 그 규칙이 살아남아요?</w:t>
+      </w:r>
+    </w:p>
+    <w:bookmarkEnd w:id="33"/>
+    <w:bookmarkStart w:id="34" w:name="장면2-냅킨-위의-다섯-가지-답-1"/>
+    <w:p>
+      <w:pPr>
+        <w:pStyle w:val="Heading3"/>
+      </w:pPr>
+      <w:r>
+        <w:t xml:space="preserve">장면2 — 냅킨 위의 다섯 가지 답</w:t>
+      </w:r>
+    </w:p>
+    <w:p>
+      <w:pPr>
+        <w:pStyle w:val="FirstParagraph"/>
+      </w:pPr>
+      <w:r>
+        <w:t xml:space="preserve">톰: 그 규칙은 통합 과정의 일부로 검토될 거야.</w:t>
+      </w:r>
+    </w:p>
+    <w:p>
+      <w:pPr>
+        <w:pStyle w:val="BodyText"/>
+      </w:pPr>
+      <w:r>
+        <w:t xml:space="preserve">노아:</w:t>
+      </w:r>
+      <w:r>
+        <w:t xml:space="preserve"> </w:t>
+      </w:r>
+      <w:r>
+        <w:t xml:space="preserve">“</w:t>
+      </w:r>
+      <w:r>
+        <w:t xml:space="preserve">통합 과정의 일부로 검토.</w:t>
+      </w:r>
+      <w:r>
+        <w:t xml:space="preserve">”</w:t>
+      </w:r>
+      <w:r>
+        <w:t xml:space="preserve"> </w:t>
+      </w:r>
+      <w:r>
+        <w:t xml:space="preserve">영국식으론</w:t>
+      </w:r>
+      <w:r>
+        <w:t xml:space="preserve"> </w:t>
+      </w:r>
+      <w:r>
+        <w:t xml:space="preserve">“</w:t>
+      </w:r>
+      <w:r>
+        <w:t xml:space="preserve">노</w:t>
+      </w:r>
+      <w:r>
+        <w:t xml:space="preserve">”</w:t>
+      </w:r>
+      <w:r>
+        <w:t xml:space="preserve">인데요. 할번식으로도요?</w:t>
+      </w:r>
+    </w:p>
+    <w:p>
+      <w:pPr>
+        <w:pStyle w:val="BodyText"/>
+      </w:pPr>
+      <w:r>
+        <w:t xml:space="preserve">톰: 할번식으론 ’첫날은 아니다’란 뜻이야. 하지만 현실적으로 보자. 할번 UK는 이미 레벨 7 시술자에게 팔고 있고, 한 회사 안에서 서로 다른 채널 정책 두 개를 오래 끌고 갈 순 없어. 조만간 채널은 맞춰져야 해.</w:t>
+      </w:r>
+    </w:p>
+    <w:p>
+      <w:pPr>
+        <w:pStyle w:val="BodyText"/>
+      </w:pPr>
+      <w:r>
+        <w:t xml:space="preserve">노아: 맞춘다. 그러니까 우리 주사기가 미용사에게 간다는 거네요. 결국엔.</w:t>
+      </w:r>
+    </w:p>
+    <w:p>
+      <w:pPr>
+        <w:pStyle w:val="BodyText"/>
+      </w:pPr>
+      <w:r>
+        <w:t xml:space="preserve">톰: 내가 통제하지 못하는 규칙은 약속 못 한다는 뜻이야. 거짓말은 안 할게.</w:t>
+      </w:r>
+    </w:p>
+    <w:p>
+      <w:pPr>
+        <w:pStyle w:val="BodyText"/>
+      </w:pPr>
+      <w:r>
+        <w:t xml:space="preserve">노아: 질문 둘. 우리 독립 안전위원회. 리스 박사. 유지돼요?</w:t>
+      </w:r>
+    </w:p>
+    <w:p>
+      <w:pPr>
+        <w:pStyle w:val="BodyText"/>
+      </w:pPr>
+      <w:r>
+        <w:t xml:space="preserve">톰: 유지돼. 자문 기구로. 할번 최고 의학 책임자 산하에.</w:t>
+      </w:r>
+    </w:p>
+    <w:p>
+      <w:pPr>
+        <w:pStyle w:val="BodyText"/>
+      </w:pPr>
+      <w:r>
+        <w:t xml:space="preserve">노아: 자문. 그러니까 조언할 순 있고. 무시당할 수도 있고.</w:t>
+      </w:r>
+    </w:p>
+    <w:p>
+      <w:pPr>
+        <w:pStyle w:val="BodyText"/>
+      </w:pPr>
+      <w:r>
+        <w:t xml:space="preserve">톰: 모든 위원회는 무시당할 수 있어, 노아. 너희 것도.</w:t>
+      </w:r>
+    </w:p>
+    <w:p>
+      <w:pPr>
+        <w:pStyle w:val="BodyText"/>
+      </w:pPr>
+      <w:r>
+        <w:t xml:space="preserve">노아: 질문 셋. 엘레나에겐 서면 안전 거부권이 있어요. 1년 차부터. 살아남아요?</w:t>
+      </w:r>
+    </w:p>
+    <w:p>
+      <w:pPr>
+        <w:pStyle w:val="BodyText"/>
+      </w:pPr>
+      <w:r>
+        <w:t xml:space="preserve">톰: 할번은 거부권을 안 해. 절차를 하지. 위원회, 승인, 보고 체계로. 한 사람이 글로벌 회사를 멈춰 세우는 건 우리가 감당할 수 없는 리스크니까. 엘레나는 그 절차 안에서 존중받는 목소리가 될 거야. 아주 보수 좋은.</w:t>
+      </w:r>
+    </w:p>
+    <w:p>
+      <w:pPr>
+        <w:pStyle w:val="BodyText"/>
+      </w:pPr>
+      <w:r>
+        <w:t xml:space="preserve">노아: 보수 좋은 목소리. 거부권 없는.</w:t>
+      </w:r>
+    </w:p>
+    <w:p>
+      <w:pPr>
+        <w:pStyle w:val="BodyText"/>
+      </w:pPr>
+      <w:r>
+        <w:t xml:space="preserve">톰: 거부권 없이. 800만 달러와 함께. 그 돈이면 거부권을 잔뜩 살 수 있지.</w:t>
+      </w:r>
+    </w:p>
+    <w:p>
+      <w:pPr>
+        <w:pStyle w:val="BodyText"/>
+      </w:pPr>
+      <w:r>
+        <w:t xml:space="preserve">노아: 엘레나를 모르시네요.</w:t>
+      </w:r>
+    </w:p>
+    <w:p>
+      <w:pPr>
+        <w:pStyle w:val="BodyText"/>
+      </w:pPr>
+      <w:r>
+        <w:t xml:space="preserve">톰: 한번 회의에서 나가 버린 건 알아. 휴스턴의 의료 보조원 때문에. 그건 존중했어.</w:t>
+      </w:r>
+    </w:p>
+    <w:p>
+      <w:pPr>
+        <w:pStyle w:val="BodyText"/>
+      </w:pPr>
+      <w:r>
+        <w:t xml:space="preserve">노아: 질문 넷. 한국. 우린 대양바이오와 협의 중이에요. 그건 어떻게 돼요?</w:t>
+      </w:r>
+    </w:p>
+    <w:p>
+      <w:pPr>
+        <w:pStyle w:val="BodyText"/>
+      </w:pPr>
+      <w:r>
+        <w:t xml:space="preserve">톰: 대양은 우리 주사기 공급사야. 우리 공급사와 우리 자회사의 합작법인? 이해충돌이지. 끝나.</w:t>
+      </w:r>
+    </w:p>
+    <w:p>
+      <w:pPr>
+        <w:pStyle w:val="BodyText"/>
+      </w:pPr>
+      <w:r>
+        <w:t xml:space="preserve">노아: 대양과의 공급 계약은 내년에 끝나잖아요.</w:t>
+      </w:r>
+    </w:p>
+    <w:p>
+      <w:pPr>
+        <w:pStyle w:val="BodyText"/>
+      </w:pPr>
+      <w:r>
+        <w:t xml:space="preserve">톰: …생각보다 잘 아는구나. 한 상무가 너랑 얘기하는군.</w:t>
+      </w:r>
+    </w:p>
+    <w:p>
+      <w:pPr>
+        <w:pStyle w:val="BodyText"/>
+      </w:pPr>
+      <w:r>
+        <w:t xml:space="preserve">노아: 그렇게 말하지 않았어요.</w:t>
+      </w:r>
+    </w:p>
+    <w:p>
+      <w:pPr>
+        <w:pStyle w:val="BodyText"/>
+      </w:pPr>
+      <w:r>
+        <w:t xml:space="preserve">톰: 안 해도 돼. 계약은 갱신되는 거야, 노아. 특히 대안이 할번을 잃는 거라면.</w:t>
+      </w:r>
+    </w:p>
+    <w:p>
+      <w:pPr>
+        <w:pStyle w:val="BodyText"/>
+      </w:pPr>
+      <w:r>
+        <w:t xml:space="preserve">노아: 질문 다섯. 일정. 저한테 뭘 원하세요?</w:t>
+      </w:r>
+    </w:p>
+    <w:p>
+      <w:pPr>
+        <w:pStyle w:val="BodyText"/>
+      </w:pPr>
+      <w:r>
+        <w:t xml:space="preserve">톰: 21일 안에 답. 그다음 45일 독점 협상. 노숍. 다른 인수자와 얘기하지 않는 거.</w:t>
+      </w:r>
+    </w:p>
+    <w:p>
+      <w:pPr>
+        <w:pStyle w:val="BodyText"/>
+      </w:pPr>
+      <w:r>
+        <w:t xml:space="preserve">노아: 아니면 다른 파트너도요? 대양처럼? 아니면 도쿄?</w:t>
+      </w:r>
+    </w:p>
+    <w:p>
+      <w:pPr>
+        <w:pStyle w:val="BodyText"/>
+      </w:pPr>
+      <w:r>
+        <w:t xml:space="preserve">톰: 도쿄. 미쓰카와. 이시카와는 똑똑한 사람이야. 네가 뭘 결정하는지 보고 기다릴 거야.</w:t>
+      </w:r>
+    </w:p>
+    <w:p>
+      <w:pPr>
+        <w:pStyle w:val="BodyText"/>
+      </w:pPr>
+      <w:r>
+        <w:t xml:space="preserve">노아: 도쿄도 아시네요.</w:t>
+      </w:r>
+    </w:p>
+    <w:p>
+      <w:pPr>
+        <w:pStyle w:val="BodyText"/>
+      </w:pPr>
+      <w:r>
+        <w:t xml:space="preserve">톰: 미쓰카와 두 층 아래야, 꼬마. 신바시엔 좋은 바가 있지.</w:t>
+      </w:r>
+    </w:p>
+    <w:p>
+      <w:pPr>
+        <w:pStyle w:val="BodyText"/>
+      </w:pPr>
+      <w:r>
+        <w:t xml:space="preserve">노아: 나중에 서로 오해하지 않게 다시 읽어 볼게요. 답 다섯 개. 규칙, 검토. 위원회, 자문. 거부권, 없음. 한국, 끝. 그리고 21일 안에 답을 원하시고, 그다음 45일 노숍. 맞아요?</w:t>
+      </w:r>
+    </w:p>
+    <w:p>
+      <w:pPr>
+        <w:pStyle w:val="BodyText"/>
+      </w:pPr>
+      <w:r>
+        <w:t xml:space="preserve">톰: 나쁘게 들리게 하네. 12억은 빼먹었잖아.</w:t>
+      </w:r>
+    </w:p>
+    <w:p>
+      <w:pPr>
+        <w:pStyle w:val="BodyText"/>
+      </w:pPr>
+      <w:r>
+        <w:t xml:space="preserve">노아: 냅킨에 있어요. 맨 위에. 밑줄까지.</w:t>
+      </w:r>
+    </w:p>
+    <w:bookmarkEnd w:id="34"/>
+    <w:bookmarkStart w:id="35" w:name="절정전환-오후-9시-디저트-1"/>
+    <w:p>
+      <w:pPr>
+        <w:pStyle w:val="Heading3"/>
+      </w:pPr>
+      <w:r>
+        <w:t xml:space="preserve">절정·전환 — 오후 9시, 디저트</w:t>
+      </w:r>
+    </w:p>
+    <w:p>
+      <w:pPr>
+        <w:pStyle w:val="FirstParagraph"/>
+      </w:pPr>
+      <w:r>
+        <w:t xml:space="preserve">톰: 거절하면 어떻게 되는지 말해 줄게. 협박이 아니라. 예측이야.</w:t>
+      </w:r>
+    </w:p>
+    <w:p>
+      <w:pPr>
+        <w:pStyle w:val="BodyText"/>
+      </w:pPr>
+      <w:r>
+        <w:t xml:space="preserve">노아: 계속하세요.</w:t>
+      </w:r>
+    </w:p>
+    <w:p>
+      <w:pPr>
+        <w:pStyle w:val="BodyText"/>
+      </w:pPr>
+      <w:r>
+        <w:t xml:space="preserve">톰: 루마덤 플렉스가 올가을 한국에 출시돼. 벨라케어 가격으로. 우린 거기서 3년간 손해를 봐도 주주들이 눈치채지 못해. 우리한테 한국은 반올림 오차 수준이니까. 너희한텐 성장 스토리 그 자체지. 너흰 3년간 손해를 버틸 수 있어?</w:t>
+      </w:r>
+    </w:p>
+    <w:p>
+      <w:pPr>
+        <w:pStyle w:val="BodyText"/>
+      </w:pPr>
+      <w:r>
+        <w:t xml:space="preserve">노아: 협박처럼 들리는데요, 톰.</w:t>
+      </w:r>
+    </w:p>
+    <w:p>
+      <w:pPr>
+        <w:pStyle w:val="BodyText"/>
+      </w:pPr>
+      <w:r>
+        <w:t xml:space="preserve">톰: 사업 계획이야. 네가 거절하면 네 이름이 붙는.</w:t>
+      </w:r>
+    </w:p>
+    <w:p>
+      <w:pPr>
+        <w:pStyle w:val="BodyText"/>
+      </w:pPr>
+      <w:r>
+        <w:t xml:space="preserve">노아: 개인적인 거 물어봐도 돼요?</w:t>
+      </w:r>
+    </w:p>
+    <w:p>
+      <w:pPr>
+        <w:pStyle w:val="BodyText"/>
+      </w:pPr>
+      <w:r>
+        <w:t xml:space="preserve">톰: 어차피 물어볼 거잖아.</w:t>
+      </w:r>
+    </w:p>
+    <w:p>
+      <w:pPr>
+        <w:pStyle w:val="BodyText"/>
+      </w:pPr>
+      <w:r>
+        <w:t xml:space="preserve">노아: 제가 할번을 나올 때, 1년 안에 돌아올 거라고 하셨죠. 빌면서. 기억해요?</w:t>
+      </w:r>
+    </w:p>
+    <w:p>
+      <w:pPr>
+        <w:pStyle w:val="BodyText"/>
+      </w:pPr>
+      <w:r>
+        <w:t xml:space="preserve">톰: 기억해. 내가 틀렸어. 난 거의 안 틀려. 오랫동안 신경 쓰였지.</w:t>
+      </w:r>
+    </w:p>
+    <w:p>
+      <w:pPr>
+        <w:pStyle w:val="BodyText"/>
+      </w:pPr>
+      <w:r>
+        <w:t xml:space="preserve">노아: 그래서 여기 계신 거예요? 마침내 맞기 위해서?</w:t>
+      </w:r>
+    </w:p>
+    <w:p>
+      <w:pPr>
+        <w:pStyle w:val="BodyText"/>
+      </w:pPr>
+      <w:r>
+        <w:t xml:space="preserve">톰: 스물여섯에 널 뽑았어. 손익계산서도 못 읽었고, 회의 진행도 못 했고, 건물 안의 지역 책임자란 책임자와는 다 싸웠지. 그 소송에서 네가 나한테 쓴 모든 것, 모든 전술은 내가 가르친 거야. 그걸 잊지 마.</w:t>
+      </w:r>
+    </w:p>
+    <w:p>
+      <w:pPr>
+        <w:pStyle w:val="BodyText"/>
+      </w:pPr>
+      <w:r>
+        <w:t xml:space="preserve">노아: 그랬죠. 부정한 적 없어요.</w:t>
+      </w:r>
+    </w:p>
+    <w:p>
+      <w:pPr>
+        <w:pStyle w:val="BodyText"/>
+      </w:pPr>
+      <w:r>
+        <w:t xml:space="preserve">톰: 그럼 내가 시작한 걸 끝내게 해 줘. 널 집으로 데려오는 거. 재산과 함께. 개인적인 감정은 없어. 그냥 비즈니스야.</w:t>
+      </w:r>
+    </w:p>
+    <w:p>
+      <w:pPr>
+        <w:pStyle w:val="BodyText"/>
+      </w:pPr>
+      <w:r>
+        <w:t xml:space="preserve">노아: …저한텐 개인적인 거예요, 톰. 늘 그랬어요. 응급실 이후로.</w:t>
+      </w:r>
+    </w:p>
+    <w:p>
+      <w:pPr>
+        <w:pStyle w:val="BodyText"/>
+      </w:pPr>
+      <w:r>
+        <w:t xml:space="preserve">톰: 알아. 그게 널 잘하게 만들지. 그리고 그게 널 가난하게 만들 거고.</w:t>
+      </w:r>
+    </w:p>
+    <w:p>
+      <w:pPr>
+        <w:pStyle w:val="BodyText"/>
+      </w:pPr>
+      <w:r>
+        <w:t xml:space="preserve">노아: 저녁 감사해요, 톰. 그리고 제안도요. 이사회에 가져갈게요.</w:t>
+      </w:r>
+    </w:p>
+    <w:p>
+      <w:pPr>
+        <w:pStyle w:val="BodyText"/>
+      </w:pPr>
+      <w:r>
+        <w:t xml:space="preserve">톰:</w:t>
+      </w:r>
+      <w:r>
+        <w:t xml:space="preserve"> </w:t>
+      </w:r>
+      <w:r>
+        <w:t xml:space="preserve">“</w:t>
+      </w:r>
+      <w:r>
+        <w:t xml:space="preserve">노</w:t>
+      </w:r>
+      <w:r>
+        <w:t xml:space="preserve">”</w:t>
+      </w:r>
+      <w:r>
+        <w:t xml:space="preserve">가 아니고?</w:t>
+      </w:r>
+      <w:r>
+        <w:t xml:space="preserve"> </w:t>
+      </w:r>
+      <w:r>
+        <w:t xml:space="preserve">“</w:t>
+      </w:r>
+      <w:r>
+        <w:t xml:space="preserve">절대</w:t>
+      </w:r>
+      <w:r>
+        <w:t xml:space="preserve">”</w:t>
+      </w:r>
+      <w:r>
+        <w:t xml:space="preserve">도 아니고?</w:t>
+      </w:r>
+    </w:p>
+    <w:p>
+      <w:pPr>
+        <w:pStyle w:val="BodyText"/>
+      </w:pPr>
+      <w:r>
+        <w:t xml:space="preserve">노아: 저한텐 주주들에 대한 신인의무가 있어요, 톰. 그리고 어떤 제안이든 48시간 안에 듣길 기대하는 투자자들도요. 아무에게도 묻지 않고 저녁 식탁에서 ’노’라고 하면, 그건 회사를 지키는 게 아니에요. 제 자존심을 지키는 거죠. 제대로 할 거예요.</w:t>
+      </w:r>
+    </w:p>
+    <w:p>
+      <w:pPr>
+        <w:pStyle w:val="BodyText"/>
+      </w:pPr>
+      <w:r>
+        <w:t xml:space="preserve">톰: 제대로. 이것 봐. 다 컸네. 서면 제안서, 내일 9시. 21일.</w:t>
+      </w:r>
+    </w:p>
+    <w:p>
+      <w:pPr>
+        <w:pStyle w:val="BodyText"/>
+      </w:pPr>
+      <w:r>
+        <w:t xml:space="preserve">노아: 알겠습니다. 21일.</w:t>
+      </w:r>
+    </w:p>
+    <w:p>
+      <w:pPr>
+        <w:pStyle w:val="BodyText"/>
+      </w:pPr>
+      <w:r>
+        <w:t xml:space="preserve">톰: 그리고 노아. 와인. 좋았지, 그렇지?</w:t>
+      </w:r>
+    </w:p>
+    <w:p>
+      <w:pPr>
+        <w:pStyle w:val="BodyText"/>
+      </w:pPr>
+      <w:r>
+        <w:t xml:space="preserve">노아: …아주 좋았어요.</w:t>
+      </w:r>
+    </w:p>
+    <w:p>
+      <w:pPr>
+        <w:pStyle w:val="BodyText"/>
+      </w:pPr>
+      <w:r>
+        <w:t xml:space="preserve">톰: 그럴 줄 알았어. 나한테서 온 건 좋다고 인정을 안 하지.</w:t>
+      </w:r>
+    </w:p>
+    <w:p>
+      <w:pPr>
+        <w:pStyle w:val="BodyText"/>
+      </w:pPr>
+      <w:r>
+        <w:t xml:space="preserve">노아: 안녕히 가세요, 톰.</w:t>
+      </w:r>
+    </w:p>
+    <w:p>
+      <w:pPr>
+        <w:pStyle w:val="BodyText"/>
+      </w:pPr>
+      <w:r>
+        <w:t xml:space="preserve">톰: 잘 자, 꼬마. 시계는 9시에 시작이야.</w:t>
+      </w:r>
+    </w:p>
+    <w:bookmarkEnd w:id="35"/>
+    <w:bookmarkStart w:id="36" w:name="마무리-오후-9시-40분-레스토랑-앞-claire의-차-안-1"/>
+    <w:p>
+      <w:pPr>
+        <w:pStyle w:val="Heading3"/>
+      </w:pPr>
+      <w:r>
+        <w:t xml:space="preserve">마무리 — 오후 9시 40분, 레스토랑 앞 → Claire의 차 안</w:t>
+      </w:r>
+    </w:p>
+    <w:p>
+      <w:pPr>
+        <w:pStyle w:val="FirstParagraph"/>
+      </w:pPr>
+      <w:r>
+        <w:t xml:space="preserve">노아: 엘레나. 나예요. 7시 넘은 거 알아요.</w:t>
+      </w:r>
+    </w:p>
+    <w:p>
+      <w:pPr>
+        <w:pStyle w:val="BodyText"/>
+      </w:pPr>
+      <w:r>
+        <w:t xml:space="preserve">엘레나: 환자예요, 회수예요, 규제 기관이에요?</w:t>
+      </w:r>
+    </w:p>
+    <w:p>
+      <w:pPr>
+        <w:pStyle w:val="BodyText"/>
+      </w:pPr>
+      <w:r>
+        <w:t xml:space="preserve">노아: 셋 다 아니에요. 톰이에요. 12억.</w:t>
+      </w:r>
+    </w:p>
+    <w:p>
+      <w:pPr>
+        <w:pStyle w:val="BodyText"/>
+      </w:pPr>
+      <w:r>
+        <w:t xml:space="preserve">엘레나: …그럼 응급이 아니네요. 피 흘리는 사람도 없고, 제안은 아침에도 그대로 있을 거예요. 내일 오전 8시, 공동창업자 네 명 다, 맑은 정신으로. 오늘 밤 프리야나 마커스한테 전화하지 마요. 집에 가요, 노아. 클레어가 기다리잖아요.</w:t>
+      </w:r>
+    </w:p>
+    <w:p>
+      <w:pPr>
+        <w:pStyle w:val="BodyText"/>
+      </w:pPr>
+      <w:r>
+        <w:t xml:space="preserve">노아: 폴. 문자만.</w:t>
+      </w:r>
+      <w:r>
+        <w:t xml:space="preserve"> </w:t>
+      </w:r>
+      <w:r>
+        <w:t xml:space="preserve">“</w:t>
+      </w:r>
+      <w:r>
+        <w:t xml:space="preserve">오늘 밤 제안 받음. 서면은 9시. 내일 블루워터에 통지. 48시간 내.</w:t>
+      </w:r>
+      <w:r>
+        <w:t xml:space="preserve">”</w:t>
+      </w:r>
+    </w:p>
+    <w:p>
+      <w:pPr>
+        <w:pStyle w:val="BodyText"/>
+      </w:pPr>
+      <w:r>
+        <w:t xml:space="preserve">클레어: 안녕. 일찍 나왔네. 9시 40분. 감동인데.</w:t>
+      </w:r>
+    </w:p>
+    <w:p>
+      <w:pPr>
+        <w:pStyle w:val="BodyText"/>
+      </w:pPr>
+      <w:r>
+        <w:t xml:space="preserve">노아: 통금이 있다고 했어. 통금이 협상에 도움이 된 건 처음이야.</w:t>
+      </w:r>
+    </w:p>
+    <w:p>
+      <w:pPr>
+        <w:pStyle w:val="BodyText"/>
+      </w:pPr>
+      <w:r>
+        <w:t xml:space="preserve">클레어: 그래서? 뭘 원했어?</w:t>
+      </w:r>
+    </w:p>
+    <w:p>
+      <w:pPr>
+        <w:pStyle w:val="BodyText"/>
+      </w:pPr>
+      <w:r>
+        <w:t xml:space="preserve">노아: 우리. 우리 전부. 12억 달러에.</w:t>
+      </w:r>
+    </w:p>
+    <w:p>
+      <w:pPr>
+        <w:pStyle w:val="BodyText"/>
+      </w:pPr>
+      <w:r>
+        <w:t xml:space="preserve">클레어: …다리를 엄청 많이 지을 수 있겠네.</w:t>
+      </w:r>
+    </w:p>
+    <w:p>
+      <w:pPr>
+        <w:pStyle w:val="BodyText"/>
+      </w:pPr>
+      <w:r>
+        <w:t xml:space="preserve">노아: 나한테 1,800만. 모든 직원의 스톡옵션이 가속돼서, 하은은 대출을 갚고 우리 안내 직원은 집을 사. 그런데 이상한 건, 톰이 그 이름을 알더라는 거야. 숫자만이 아니라 사람까지 조사해 왔어.</w:t>
+      </w:r>
+    </w:p>
+    <w:p>
+      <w:pPr>
+        <w:pStyle w:val="BodyText"/>
+      </w:pPr>
+      <w:r>
+        <w:t xml:space="preserve">클레어: 그럼 대가는 뭔데?</w:t>
+      </w:r>
+    </w:p>
+    <w:p>
+      <w:pPr>
+        <w:pStyle w:val="BodyText"/>
+      </w:pPr>
+      <w:r>
+        <w:t xml:space="preserve">노아: 엘레나의 거부권. 의료인 전용 원칙. 한국. 아마 일본도. 이 냅킨 위의 전부.</w:t>
+      </w:r>
+    </w:p>
+    <w:p>
+      <w:pPr>
+        <w:pStyle w:val="BodyText"/>
+      </w:pPr>
+      <w:r>
+        <w:t xml:space="preserve">클레어: 노아. 냅킨은 잊어. 당신은 뭘 원해?</w:t>
+      </w:r>
+    </w:p>
+    <w:p>
+      <w:pPr>
+        <w:pStyle w:val="BodyText"/>
+      </w:pPr>
+      <w:r>
+        <w:t xml:space="preserve">노아: 모르겠어. 그게 무서워.</w:t>
+      </w:r>
+    </w:p>
+    <w:bookmarkEnd w:id="36"/>
+    <w:bookmarkEnd w:id="37"/>
+    <w:bookmarkEnd w:id="38"/>
     <w:sectPr/>
   </w:body>
 </w:document>
@@ -4580,583 +4527,8 @@
       </w:pPr>
     </w:lvl>
   </w:abstractNum>
-  <w:abstractNum w:abstractNumId="99411">
-    <w:nsid w:val="A99411"/>
-    <w:multiLevelType w:val="multilevel"/>
-    <w:lvl w:ilvl="0">
-      <w:start w:val="1"/>
-      <w:numFmt w:val="decimal"/>
-      <w:lvlText w:val="%1."/>
-      <w:lvlJc w:val="left"/>
-      <w:pPr>
-        <w:ind w:left="720" w:hanging="480"/>
-      </w:pPr>
-    </w:lvl>
-    <w:lvl w:ilvl="1">
-      <w:start w:val="1"/>
-      <w:numFmt w:val="decimal"/>
-      <w:lvlText w:val="%2."/>
-      <w:lvlJc w:val="left"/>
-      <w:pPr>
-        <w:ind w:left="1440" w:hanging="480"/>
-      </w:pPr>
-    </w:lvl>
-    <w:lvl w:ilvl="2">
-      <w:start w:val="1"/>
-      <w:numFmt w:val="decimal"/>
-      <w:lvlText w:val="%3."/>
-      <w:lvlJc w:val="left"/>
-      <w:pPr>
-        <w:ind w:left="2160" w:hanging="480"/>
-      </w:pPr>
-    </w:lvl>
-    <w:lvl w:ilvl="3">
-      <w:start w:val="1"/>
-      <w:numFmt w:val="decimal"/>
-      <w:lvlText w:val="%4."/>
-      <w:lvlJc w:val="left"/>
-      <w:pPr>
-        <w:ind w:left="2880" w:hanging="480"/>
-      </w:pPr>
-    </w:lvl>
-    <w:lvl w:ilvl="4">
-      <w:start w:val="1"/>
-      <w:numFmt w:val="decimal"/>
-      <w:lvlText w:val="%5."/>
-      <w:lvlJc w:val="left"/>
-      <w:pPr>
-        <w:ind w:left="3600" w:hanging="480"/>
-      </w:pPr>
-    </w:lvl>
-    <w:lvl w:ilvl="5">
-      <w:start w:val="1"/>
-      <w:numFmt w:val="decimal"/>
-      <w:lvlText w:val="%6."/>
-      <w:lvlJc w:val="left"/>
-      <w:pPr>
-        <w:ind w:left="4320" w:hanging="480"/>
-      </w:pPr>
-    </w:lvl>
-    <w:lvl w:ilvl="6">
-      <w:start w:val="1"/>
-      <w:numFmt w:val="decimal"/>
-      <w:lvlText w:val="%7."/>
-      <w:lvlJc w:val="left"/>
-      <w:pPr>
-        <w:ind w:left="5040" w:hanging="480"/>
-      </w:pPr>
-    </w:lvl>
-    <w:lvl w:ilvl="7">
-      <w:start w:val="1"/>
-      <w:numFmt w:val="decimal"/>
-      <w:lvlText w:val="%8."/>
-      <w:lvlJc w:val="left"/>
-      <w:pPr>
-        <w:ind w:left="5760" w:hanging="480"/>
-      </w:pPr>
-    </w:lvl>
-    <w:lvl w:ilvl="8">
-      <w:start w:val="1"/>
-      <w:numFmt w:val="decimal"/>
-      <w:lvlText w:val="%9."/>
-      <w:lvlJc w:val="left"/>
-      <w:pPr>
-        <w:ind w:left="6480" w:hanging="480"/>
-      </w:pPr>
-    </w:lvl>
-  </w:abstractNum>
-  <w:abstractNum w:abstractNumId="994116">
-    <w:nsid w:val="A994116"/>
-    <w:multiLevelType w:val="multilevel"/>
-    <w:lvl w:ilvl="0">
-      <w:start w:val="16"/>
-      <w:numFmt w:val="decimal"/>
-      <w:lvlText w:val="%1."/>
-      <w:lvlJc w:val="left"/>
-      <w:pPr>
-        <w:ind w:left="720" w:hanging="480"/>
-      </w:pPr>
-    </w:lvl>
-    <w:lvl w:ilvl="1">
-      <w:start w:val="16"/>
-      <w:numFmt w:val="decimal"/>
-      <w:lvlText w:val="%2."/>
-      <w:lvlJc w:val="left"/>
-      <w:pPr>
-        <w:ind w:left="1440" w:hanging="480"/>
-      </w:pPr>
-    </w:lvl>
-    <w:lvl w:ilvl="2">
-      <w:start w:val="16"/>
-      <w:numFmt w:val="decimal"/>
-      <w:lvlText w:val="%3."/>
-      <w:lvlJc w:val="left"/>
-      <w:pPr>
-        <w:ind w:left="2160" w:hanging="480"/>
-      </w:pPr>
-    </w:lvl>
-    <w:lvl w:ilvl="3">
-      <w:start w:val="16"/>
-      <w:numFmt w:val="decimal"/>
-      <w:lvlText w:val="%4."/>
-      <w:lvlJc w:val="left"/>
-      <w:pPr>
-        <w:ind w:left="2880" w:hanging="480"/>
-      </w:pPr>
-    </w:lvl>
-    <w:lvl w:ilvl="4">
-      <w:start w:val="16"/>
-      <w:numFmt w:val="decimal"/>
-      <w:lvlText w:val="%5."/>
-      <w:lvlJc w:val="left"/>
-      <w:pPr>
-        <w:ind w:left="3600" w:hanging="480"/>
-      </w:pPr>
-    </w:lvl>
-    <w:lvl w:ilvl="5">
-      <w:start w:val="16"/>
-      <w:numFmt w:val="decimal"/>
-      <w:lvlText w:val="%6."/>
-      <w:lvlJc w:val="left"/>
-      <w:pPr>
-        <w:ind w:left="4320" w:hanging="480"/>
-      </w:pPr>
-    </w:lvl>
-    <w:lvl w:ilvl="6">
-      <w:start w:val="16"/>
-      <w:numFmt w:val="decimal"/>
-      <w:lvlText w:val="%7."/>
-      <w:lvlJc w:val="left"/>
-      <w:pPr>
-        <w:ind w:left="5040" w:hanging="480"/>
-      </w:pPr>
-    </w:lvl>
-    <w:lvl w:ilvl="7">
-      <w:start w:val="16"/>
-      <w:numFmt w:val="decimal"/>
-      <w:lvlText w:val="%8."/>
-      <w:lvlJc w:val="left"/>
-      <w:pPr>
-        <w:ind w:left="5760" w:hanging="480"/>
-      </w:pPr>
-    </w:lvl>
-    <w:lvl w:ilvl="8">
-      <w:start w:val="16"/>
-      <w:numFmt w:val="decimal"/>
-      <w:lvlText w:val="%9."/>
-      <w:lvlJc w:val="left"/>
-      <w:pPr>
-        <w:ind w:left="6480" w:hanging="480"/>
-      </w:pPr>
-    </w:lvl>
-  </w:abstractNum>
-  <w:abstractNum w:abstractNumId="994151">
-    <w:nsid w:val="A994151"/>
-    <w:multiLevelType w:val="multilevel"/>
-    <w:lvl w:ilvl="0">
-      <w:start w:val="51"/>
-      <w:numFmt w:val="decimal"/>
-      <w:lvlText w:val="%1."/>
-      <w:lvlJc w:val="left"/>
-      <w:pPr>
-        <w:ind w:left="720" w:hanging="480"/>
-      </w:pPr>
-    </w:lvl>
-    <w:lvl w:ilvl="1">
-      <w:start w:val="51"/>
-      <w:numFmt w:val="decimal"/>
-      <w:lvlText w:val="%2."/>
-      <w:lvlJc w:val="left"/>
-      <w:pPr>
-        <w:ind w:left="1440" w:hanging="480"/>
-      </w:pPr>
-    </w:lvl>
-    <w:lvl w:ilvl="2">
-      <w:start w:val="51"/>
-      <w:numFmt w:val="decimal"/>
-      <w:lvlText w:val="%3."/>
-      <w:lvlJc w:val="left"/>
-      <w:pPr>
-        <w:ind w:left="2160" w:hanging="480"/>
-      </w:pPr>
-    </w:lvl>
-    <w:lvl w:ilvl="3">
-      <w:start w:val="51"/>
-      <w:numFmt w:val="decimal"/>
-      <w:lvlText w:val="%4."/>
-      <w:lvlJc w:val="left"/>
-      <w:pPr>
-        <w:ind w:left="2880" w:hanging="480"/>
-      </w:pPr>
-    </w:lvl>
-    <w:lvl w:ilvl="4">
-      <w:start w:val="51"/>
-      <w:numFmt w:val="decimal"/>
-      <w:lvlText w:val="%5."/>
-      <w:lvlJc w:val="left"/>
-      <w:pPr>
-        <w:ind w:left="3600" w:hanging="480"/>
-      </w:pPr>
-    </w:lvl>
-    <w:lvl w:ilvl="5">
-      <w:start w:val="51"/>
-      <w:numFmt w:val="decimal"/>
-      <w:lvlText w:val="%6."/>
-      <w:lvlJc w:val="left"/>
-      <w:pPr>
-        <w:ind w:left="4320" w:hanging="480"/>
-      </w:pPr>
-    </w:lvl>
-    <w:lvl w:ilvl="6">
-      <w:start w:val="51"/>
-      <w:numFmt w:val="decimal"/>
-      <w:lvlText w:val="%7."/>
-      <w:lvlJc w:val="left"/>
-      <w:pPr>
-        <w:ind w:left="5040" w:hanging="480"/>
-      </w:pPr>
-    </w:lvl>
-    <w:lvl w:ilvl="7">
-      <w:start w:val="51"/>
-      <w:numFmt w:val="decimal"/>
-      <w:lvlText w:val="%8."/>
-      <w:lvlJc w:val="left"/>
-      <w:pPr>
-        <w:ind w:left="5760" w:hanging="480"/>
-      </w:pPr>
-    </w:lvl>
-    <w:lvl w:ilvl="8">
-      <w:start w:val="51"/>
-      <w:numFmt w:val="decimal"/>
-      <w:lvlText w:val="%9."/>
-      <w:lvlJc w:val="left"/>
-      <w:pPr>
-        <w:ind w:left="6480" w:hanging="480"/>
-      </w:pPr>
-    </w:lvl>
-  </w:abstractNum>
-  <w:abstractNum w:abstractNumId="994181">
-    <w:nsid w:val="A994181"/>
-    <w:multiLevelType w:val="multilevel"/>
-    <w:lvl w:ilvl="0">
-      <w:start w:val="81"/>
-      <w:numFmt w:val="decimal"/>
-      <w:lvlText w:val="%1."/>
-      <w:lvlJc w:val="left"/>
-      <w:pPr>
-        <w:ind w:left="720" w:hanging="480"/>
-      </w:pPr>
-    </w:lvl>
-    <w:lvl w:ilvl="1">
-      <w:start w:val="81"/>
-      <w:numFmt w:val="decimal"/>
-      <w:lvlText w:val="%2."/>
-      <w:lvlJc w:val="left"/>
-      <w:pPr>
-        <w:ind w:left="1440" w:hanging="480"/>
-      </w:pPr>
-    </w:lvl>
-    <w:lvl w:ilvl="2">
-      <w:start w:val="81"/>
-      <w:numFmt w:val="decimal"/>
-      <w:lvlText w:val="%3."/>
-      <w:lvlJc w:val="left"/>
-      <w:pPr>
-        <w:ind w:left="2160" w:hanging="480"/>
-      </w:pPr>
-    </w:lvl>
-    <w:lvl w:ilvl="3">
-      <w:start w:val="81"/>
-      <w:numFmt w:val="decimal"/>
-      <w:lvlText w:val="%4."/>
-      <w:lvlJc w:val="left"/>
-      <w:pPr>
-        <w:ind w:left="2880" w:hanging="480"/>
-      </w:pPr>
-    </w:lvl>
-    <w:lvl w:ilvl="4">
-      <w:start w:val="81"/>
-      <w:numFmt w:val="decimal"/>
-      <w:lvlText w:val="%5."/>
-      <w:lvlJc w:val="left"/>
-      <w:pPr>
-        <w:ind w:left="3600" w:hanging="480"/>
-      </w:pPr>
-    </w:lvl>
-    <w:lvl w:ilvl="5">
-      <w:start w:val="81"/>
-      <w:numFmt w:val="decimal"/>
-      <w:lvlText w:val="%6."/>
-      <w:lvlJc w:val="left"/>
-      <w:pPr>
-        <w:ind w:left="4320" w:hanging="480"/>
-      </w:pPr>
-    </w:lvl>
-    <w:lvl w:ilvl="6">
-      <w:start w:val="81"/>
-      <w:numFmt w:val="decimal"/>
-      <w:lvlText w:val="%7."/>
-      <w:lvlJc w:val="left"/>
-      <w:pPr>
-        <w:ind w:left="5040" w:hanging="480"/>
-      </w:pPr>
-    </w:lvl>
-    <w:lvl w:ilvl="7">
-      <w:start w:val="81"/>
-      <w:numFmt w:val="decimal"/>
-      <w:lvlText w:val="%8."/>
-      <w:lvlJc w:val="left"/>
-      <w:pPr>
-        <w:ind w:left="5760" w:hanging="480"/>
-      </w:pPr>
-    </w:lvl>
-    <w:lvl w:ilvl="8">
-      <w:start w:val="81"/>
-      <w:numFmt w:val="decimal"/>
-      <w:lvlText w:val="%9."/>
-      <w:lvlJc w:val="left"/>
-      <w:pPr>
-        <w:ind w:left="6480" w:hanging="480"/>
-      </w:pPr>
-    </w:lvl>
-  </w:abstractNum>
-  <w:abstractNum w:abstractNumId="9941106">
-    <w:nsid w:val="A9941106"/>
-    <w:multiLevelType w:val="multilevel"/>
-    <w:lvl w:ilvl="0">
-      <w:start w:val="106"/>
-      <w:numFmt w:val="decimal"/>
-      <w:lvlText w:val="%1."/>
-      <w:lvlJc w:val="left"/>
-      <w:pPr>
-        <w:ind w:left="720" w:hanging="480"/>
-      </w:pPr>
-    </w:lvl>
-    <w:lvl w:ilvl="1">
-      <w:start w:val="106"/>
-      <w:numFmt w:val="decimal"/>
-      <w:lvlText w:val="%2."/>
-      <w:lvlJc w:val="left"/>
-      <w:pPr>
-        <w:ind w:left="1440" w:hanging="480"/>
-      </w:pPr>
-    </w:lvl>
-    <w:lvl w:ilvl="2">
-      <w:start w:val="106"/>
-      <w:numFmt w:val="decimal"/>
-      <w:lvlText w:val="%3."/>
-      <w:lvlJc w:val="left"/>
-      <w:pPr>
-        <w:ind w:left="2160" w:hanging="480"/>
-      </w:pPr>
-    </w:lvl>
-    <w:lvl w:ilvl="3">
-      <w:start w:val="106"/>
-      <w:numFmt w:val="decimal"/>
-      <w:lvlText w:val="%4."/>
-      <w:lvlJc w:val="left"/>
-      <w:pPr>
-        <w:ind w:left="2880" w:hanging="480"/>
-      </w:pPr>
-    </w:lvl>
-    <w:lvl w:ilvl="4">
-      <w:start w:val="106"/>
-      <w:numFmt w:val="decimal"/>
-      <w:lvlText w:val="%5."/>
-      <w:lvlJc w:val="left"/>
-      <w:pPr>
-        <w:ind w:left="3600" w:hanging="480"/>
-      </w:pPr>
-    </w:lvl>
-    <w:lvl w:ilvl="5">
-      <w:start w:val="106"/>
-      <w:numFmt w:val="decimal"/>
-      <w:lvlText w:val="%6."/>
-      <w:lvlJc w:val="left"/>
-      <w:pPr>
-        <w:ind w:left="4320" w:hanging="480"/>
-      </w:pPr>
-    </w:lvl>
-    <w:lvl w:ilvl="6">
-      <w:start w:val="106"/>
-      <w:numFmt w:val="decimal"/>
-      <w:lvlText w:val="%7."/>
-      <w:lvlJc w:val="left"/>
-      <w:pPr>
-        <w:ind w:left="5040" w:hanging="480"/>
-      </w:pPr>
-    </w:lvl>
-    <w:lvl w:ilvl="7">
-      <w:start w:val="106"/>
-      <w:numFmt w:val="decimal"/>
-      <w:lvlText w:val="%8."/>
-      <w:lvlJc w:val="left"/>
-      <w:pPr>
-        <w:ind w:left="5760" w:hanging="480"/>
-      </w:pPr>
-    </w:lvl>
-    <w:lvl w:ilvl="8">
-      <w:start w:val="106"/>
-      <w:numFmt w:val="decimal"/>
-      <w:lvlText w:val="%9."/>
-      <w:lvlJc w:val="left"/>
-      <w:pPr>
-        <w:ind w:left="6480" w:hanging="480"/>
-      </w:pPr>
-    </w:lvl>
-  </w:abstractNum>
   <w:num w:numId="1000">
     <w:abstractNumId w:val="990"/>
-  </w:num>
-  <w:num w:numId="1001">
-    <w:abstractNumId w:val="99411"/>
-    <w:lvlOverride w:ilvl="0">
-      <w:startOverride w:val="1"/>
-    </w:lvlOverride>
-    <w:lvlOverride w:ilvl="1">
-      <w:startOverride w:val="1"/>
-    </w:lvlOverride>
-    <w:lvlOverride w:ilvl="2">
-      <w:startOverride w:val="1"/>
-    </w:lvlOverride>
-    <w:lvlOverride w:ilvl="3">
-      <w:startOverride w:val="1"/>
-    </w:lvlOverride>
-    <w:lvlOverride w:ilvl="4">
-      <w:startOverride w:val="1"/>
-    </w:lvlOverride>
-    <w:lvlOverride w:ilvl="5">
-      <w:startOverride w:val="1"/>
-    </w:lvlOverride>
-    <w:lvlOverride w:ilvl="6">
-      <w:startOverride w:val="1"/>
-    </w:lvlOverride>
-    <w:lvlOverride w:ilvl="7">
-      <w:startOverride w:val="1"/>
-    </w:lvlOverride>
-    <w:lvlOverride w:ilvl="8">
-      <w:startOverride w:val="1"/>
-    </w:lvlOverride>
-  </w:num>
-  <w:num w:numId="1002">
-    <w:abstractNumId w:val="994116"/>
-    <w:lvlOverride w:ilvl="0">
-      <w:startOverride w:val="16"/>
-    </w:lvlOverride>
-    <w:lvlOverride w:ilvl="1">
-      <w:startOverride w:val="16"/>
-    </w:lvlOverride>
-    <w:lvlOverride w:ilvl="2">
-      <w:startOverride w:val="16"/>
-    </w:lvlOverride>
-    <w:lvlOverride w:ilvl="3">
-      <w:startOverride w:val="16"/>
-    </w:lvlOverride>
-    <w:lvlOverride w:ilvl="4">
-      <w:startOverride w:val="16"/>
-    </w:lvlOverride>
-    <w:lvlOverride w:ilvl="5">
-      <w:startOverride w:val="16"/>
-    </w:lvlOverride>
-    <w:lvlOverride w:ilvl="6">
-      <w:startOverride w:val="16"/>
-    </w:lvlOverride>
-    <w:lvlOverride w:ilvl="7">
-      <w:startOverride w:val="16"/>
-    </w:lvlOverride>
-    <w:lvlOverride w:ilvl="8">
-      <w:startOverride w:val="16"/>
-    </w:lvlOverride>
-  </w:num>
-  <w:num w:numId="1003">
-    <w:abstractNumId w:val="994151"/>
-    <w:lvlOverride w:ilvl="0">
-      <w:startOverride w:val="51"/>
-    </w:lvlOverride>
-    <w:lvlOverride w:ilvl="1">
-      <w:startOverride w:val="51"/>
-    </w:lvlOverride>
-    <w:lvlOverride w:ilvl="2">
-      <w:startOverride w:val="51"/>
-    </w:lvlOverride>
-    <w:lvlOverride w:ilvl="3">
-      <w:startOverride w:val="51"/>
-    </w:lvlOverride>
-    <w:lvlOverride w:ilvl="4">
-      <w:startOverride w:val="51"/>
-    </w:lvlOverride>
-    <w:lvlOverride w:ilvl="5">
-      <w:startOverride w:val="51"/>
-    </w:lvlOverride>
-    <w:lvlOverride w:ilvl="6">
-      <w:startOverride w:val="51"/>
-    </w:lvlOverride>
-    <w:lvlOverride w:ilvl="7">
-      <w:startOverride w:val="51"/>
-    </w:lvlOverride>
-    <w:lvlOverride w:ilvl="8">
-      <w:startOverride w:val="51"/>
-    </w:lvlOverride>
-  </w:num>
-  <w:num w:numId="1004">
-    <w:abstractNumId w:val="994181"/>
-    <w:lvlOverride w:ilvl="0">
-      <w:startOverride w:val="81"/>
-    </w:lvlOverride>
-    <w:lvlOverride w:ilvl="1">
-      <w:startOverride w:val="81"/>
-    </w:lvlOverride>
-    <w:lvlOverride w:ilvl="2">
-      <w:startOverride w:val="81"/>
-    </w:lvlOverride>
-    <w:lvlOverride w:ilvl="3">
-      <w:startOverride w:val="81"/>
-    </w:lvlOverride>
-    <w:lvlOverride w:ilvl="4">
-      <w:startOverride w:val="81"/>
-    </w:lvlOverride>
-    <w:lvlOverride w:ilvl="5">
-      <w:startOverride w:val="81"/>
-    </w:lvlOverride>
-    <w:lvlOverride w:ilvl="6">
-      <w:startOverride w:val="81"/>
-    </w:lvlOverride>
-    <w:lvlOverride w:ilvl="7">
-      <w:startOverride w:val="81"/>
-    </w:lvlOverride>
-    <w:lvlOverride w:ilvl="8">
-      <w:startOverride w:val="81"/>
-    </w:lvlOverride>
-  </w:num>
-  <w:num w:numId="1005">
-    <w:abstractNumId w:val="9941106"/>
-    <w:lvlOverride w:ilvl="0">
-      <w:startOverride w:val="106"/>
-    </w:lvlOverride>
-    <w:lvlOverride w:ilvl="1">
-      <w:startOverride w:val="106"/>
-    </w:lvlOverride>
-    <w:lvlOverride w:ilvl="2">
-      <w:startOverride w:val="106"/>
-    </w:lvlOverride>
-    <w:lvlOverride w:ilvl="3">
-      <w:startOverride w:val="106"/>
-    </w:lvlOverride>
-    <w:lvlOverride w:ilvl="4">
-      <w:startOverride w:val="106"/>
-    </w:lvlOverride>
-    <w:lvlOverride w:ilvl="5">
-      <w:startOverride w:val="106"/>
-    </w:lvlOverride>
-    <w:lvlOverride w:ilvl="6">
-      <w:startOverride w:val="106"/>
-    </w:lvlOverride>
-    <w:lvlOverride w:ilvl="7">
-      <w:startOverride w:val="106"/>
-    </w:lvlOverride>
-    <w:lvlOverride w:ilvl="8">
-      <w:startOverride w:val="106"/>
-    </w:lvlOverride>
   </w:num>
 </w:numbering>
 </file>
